--- a/republica-dominicana/propuesta-proyecto-AP/Propuesta-v2-piloto-AP-RD-2027-2030.docx
+++ b/republica-dominicana/propuesta-proyecto-AP/Propuesta-v2-piloto-AP-RD-2027-2030.docx
@@ -2010,49 +2010,7 @@
         <w:pStyle w:val="BodyText"/>
       </w:pPr>
       <w:r>
-        <w:t xml:space="preserve">En octubre de 2025 se presentó a la CAF una propuesta regional que no prosperó. Las razones fueron explícitas y siguen siendo la guía: el proyecto era</w:t>
-      </w:r>
-      <w:r>
-        <w:t xml:space="preserve"> </w:t>
-      </w:r>
-      <w:r>
-        <w:rPr>
-          <w:b/>
-          <w:bCs/>
-        </w:rPr>
-        <w:t xml:space="preserve">demasiado abarcativo</w:t>
-      </w:r>
-      <w:r>
-        <w:t xml:space="preserve">, el monto</w:t>
-      </w:r>
-      <w:r>
-        <w:t xml:space="preserve"> </w:t>
-      </w:r>
-      <w:r>
-        <w:rPr>
-          <w:b/>
-          <w:bCs/>
-        </w:rPr>
-        <w:t xml:space="preserve">considerable</w:t>
-      </w:r>
-      <w:r>
-        <w:t xml:space="preserve"> </w:t>
-      </w:r>
-      <w:r>
-        <w:t xml:space="preserve">(USD 938.420), y</w:t>
-      </w:r>
-      <w:r>
-        <w:t xml:space="preserve"> </w:t>
-      </w:r>
-      <w:r>
-        <w:rPr>
-          <w:b/>
-          <w:bCs/>
-        </w:rPr>
-        <w:t xml:space="preserve">mezclaba actividades de naturaleza dispar en varios países</w:t>
-      </w:r>
-      <w:r>
-        <w:t xml:space="preserve">. Además, la CAF financia principalmente a</w:t>
+        <w:t xml:space="preserve">La CAF financia principalmente a</w:t>
       </w:r>
       <w:r>
         <w:t xml:space="preserve"> </w:t>
@@ -2068,7 +2026,7 @@
         <w:t xml:space="preserve"> </w:t>
       </w:r>
       <w:r>
-        <w:t xml:space="preserve">de sus países miembro mediante créditos y cooperaciones técnicas; con sociedad civil hace colaboraciones puntuales, orientadas a</w:t>
+        <w:t xml:space="preserve">de sus países miembro, mediante créditos y cooperaciones técnicas; con organizaciones de la sociedad civil realiza colaboraciones puntuales, orientadas sobre todo a</w:t>
       </w:r>
       <w:r>
         <w:t xml:space="preserve"> </w:t>
@@ -2089,23 +2047,7 @@
         <w:pStyle w:val="BodyText"/>
       </w:pPr>
       <w:r>
-        <w:t xml:space="preserve">Esta versión responde a lo primero:</w:t>
-      </w:r>
-      <w:r>
-        <w:t xml:space="preserve"> </w:t>
-      </w:r>
-      <w:r>
-        <w:rPr>
-          <w:b/>
-          <w:bCs/>
-        </w:rPr>
-        <w:t xml:space="preserve">un país, un ciclo, un periodo acotado.</w:t>
-      </w:r>
-      <w:r>
-        <w:t xml:space="preserve"> </w:t>
-      </w:r>
-      <w:r>
-        <w:t xml:space="preserve">Y para lo segundo, el proyecto tiene contraparte pública (CONADIS, Ministerio de la Mujer) y produce exactamente el tipo de resultado que la CAF sí puede acompañar:</w:t>
+        <w:t xml:space="preserve">Este proyecto encaja bien con eso: tiene contraparte pública (CONADIS, Ministerio de la Mujer) y produce exactamente ese tipo de resultado.</w:t>
       </w:r>
     </w:p>
     <w:p>
@@ -2197,7 +2139,7 @@
         <w:pStyle w:val="FirstParagraph"/>
       </w:pPr>
       <w:r>
-        <w:t xml:space="preserve">La conversación con la CAF se retoma sobre esa base, y sin prisa. Stefan Trömel e Iñaki Regueiro no son destinatarios externos — están dentro del círculo.</w:t>
+        <w:t xml:space="preserve">Sobre esa base se retoma la conversación, y sin prisa. Stefan Trömel e Iñaki Regueiro no son destinatarios externos — están dentro del círculo.</w:t>
       </w:r>
     </w:p>
     <w:p>

--- a/republica-dominicana/propuesta-proyecto-AP/Propuesta-v2-piloto-AP-RD-2027-2030.docx
+++ b/republica-dominicana/propuesta-proyecto-AP/Propuesta-v2-piloto-AP-RD-2027-2030.docx
@@ -255,7 +255,23 @@
         <w:t xml:space="preserve">establecida como sistema en la República Dominicana</w:t>
       </w:r>
       <w:r>
-        <w:t xml:space="preserve">.</w:t>
+        <w:t xml:space="preserve">, con</w:t>
+      </w:r>
+      <w:r>
+        <w:t xml:space="preserve"> </w:t>
+      </w:r>
+      <w:r>
+        <w:rPr>
+          <w:b/>
+          <w:bCs/>
+        </w:rPr>
+        <w:t xml:space="preserve">un centro con sede propia</w:t>
+      </w:r>
+      <w:r>
+        <w:t xml:space="preserve"> </w:t>
+      </w:r>
+      <w:r>
+        <w:t xml:space="preserve">en funcionamiento.</w:t>
       </w:r>
     </w:p>
     <w:p>
@@ -440,6 +456,19 @@
       </w:r>
       <w:r>
         <w:t xml:space="preserve">: espacio de encuentro, refugio cuando hace falta, y lugar de cuidado entre pares.</w:t>
+      </w:r>
+      <w:r>
+        <w:t xml:space="preserve"> </w:t>
+      </w:r>
+      <w:r>
+        <w:rPr>
+          <w:b/>
+          <w:bCs/>
+        </w:rPr>
+        <w:t xml:space="preserve">Es el horizonte a 2030</w:t>
+      </w:r>
+      <w:r>
+        <w:t xml:space="preserve">: el proyecto empieza en un espacio facilitado por el CONADIS y avanza hacia una sede propia (§9).</w:t>
       </w:r>
     </w:p>
     <w:p>
@@ -1556,13 +1585,13 @@
       </w:r>
     </w:p>
     <w:bookmarkEnd w:id="16"/>
-    <w:bookmarkStart w:id="17" w:name="Xec487b555f655a3b76edadf2e5c6e4b5af9e9ad"/>
+    <w:bookmarkStart w:id="17" w:name="Xef732971e381e0846133eb8f2d28db8d757f22c"/>
     <w:p>
       <w:pPr>
         <w:pStyle w:val="Heading2"/>
       </w:pPr>
       <w:r>
-        <w:t xml:space="preserve">9. El sistema de coordinación de Morpho</w:t>
+        <w:t xml:space="preserve">9. Dónde empieza — y el sistema de coordinación</w:t>
       </w:r>
     </w:p>
     <w:p>
@@ -1570,20 +1599,27 @@
         <w:pStyle w:val="FirstParagraph"/>
       </w:pPr>
       <w:r>
-        <w:t xml:space="preserve">Se adopta</w:t>
-      </w:r>
-      <w:r>
-        <w:t xml:space="preserve"> </w:t>
-      </w:r>
-      <w:r>
-        <w:rPr>
-          <w:b/>
-          <w:bCs/>
-        </w:rPr>
-        <w:t xml:space="preserve">el sistema de coordinación que Morpho opera por internet</w:t>
-      </w:r>
-      <w:r>
-        <w:t xml:space="preserve">.</w:t>
+        <w:rPr>
+          <w:b/>
+          <w:bCs/>
+        </w:rPr>
+        <w:t xml:space="preserve">El proyecto no arranca abriendo una sede.</w:t>
+      </w:r>
+      <w:r>
+        <w:t xml:space="preserve"> </w:t>
+      </w:r>
+      <w:r>
+        <w:t xml:space="preserve">Lo que se busca primero es</w:t>
+      </w:r>
+      <w:r>
+        <w:t xml:space="preserve"> </w:t>
+      </w:r>
+      <w:r>
+        <w:rPr>
+          <w:b/>
+          <w:bCs/>
+        </w:rPr>
+        <w:t xml:space="preserve">poner en marcha la formación de asistentes personales junto con la organización de personas con discapacidad, el CONADIS y el INFOTEP, y ver cómo funciona.</w:t>
       </w:r>
     </w:p>
     <w:p>
@@ -1599,39 +1635,13 @@
           <w:b/>
           <w:bCs/>
         </w:rPr>
-        <w:t xml:space="preserve">Ya está probado en Costa Rica</w:t>
-      </w:r>
-      <w:r>
-        <w:t xml:space="preserve">, en centros de vida independiente de provincia</w:t>
-      </w:r>
-      <w:r>
-        <w:t xml:space="preserve"> </w:t>
-      </w:r>
-      <w:r>
-        <w:rPr>
-          <w:b/>
-          <w:bCs/>
-        </w:rPr>
-        <w:t xml:space="preserve">que no tienen oficina</w:t>
-      </w:r>
-      <w:r>
-        <w:t xml:space="preserve">: permite coordinar</w:t>
-      </w:r>
-      <w:r>
-        <w:t xml:space="preserve"> </w:t>
-      </w:r>
-      <w:r>
-        <w:rPr>
-          <w:b/>
-          <w:bCs/>
-        </w:rPr>
-        <w:t xml:space="preserve">a distancia</w:t>
-      </w:r>
-      <w:r>
-        <w:t xml:space="preserve"> </w:t>
-      </w:r>
-      <w:r>
-        <w:t xml:space="preserve">entre asistentes personales y personas usuarias dispersos en el territorio.</w:t>
+        <w:t xml:space="preserve">Al inicio, el CONADIS facilita el espacio.</w:t>
+      </w:r>
+      <w:r>
+        <w:t xml:space="preserve"> </w:t>
+      </w:r>
+      <w:r>
+        <w:t xml:space="preserve">Se empieza ahí.</w:t>
       </w:r>
     </w:p>
     <w:p>
@@ -1643,411 +1653,47 @@
         </w:numPr>
       </w:pPr>
       <w:r>
-        <w:t xml:space="preserve">Por eso el piloto</w:t>
-      </w:r>
-      <w:r>
-        <w:t xml:space="preserve"> </w:t>
-      </w:r>
-      <w:r>
-        <w:rPr>
-          <w:b/>
-          <w:bCs/>
-        </w:rPr>
-        <w:t xml:space="preserve">puede llegar a las provincias sin abrir sedes</w:t>
-      </w:r>
-      <w:r>
-        <w:t xml:space="preserve">: el centro es uno, en la capital; la coordinación llega por el sistema.</w:t>
-      </w:r>
-    </w:p>
-    <w:p>
-      <w:pPr>
-        <w:pStyle w:val="Compact"/>
-        <w:numPr>
-          <w:ilvl w:val="0"/>
-          <w:numId w:val="1008"/>
-        </w:numPr>
-      </w:pPr>
-      <w:r>
-        <w:t xml:space="preserve">Los registros de despacho quedan almacenados desde el primer día →</w:t>
-      </w:r>
-      <w:r>
-        <w:t xml:space="preserve"> </w:t>
-      </w:r>
-      <w:r>
-        <w:rPr>
-          <w:b/>
-          <w:bCs/>
-        </w:rPr>
-        <w:t xml:space="preserve">es la base de datos de la evaluación de 2028.</w:t>
-      </w:r>
-    </w:p>
-    <w:p>
-      <w:pPr>
-        <w:pStyle w:val="Compact"/>
-        <w:numPr>
-          <w:ilvl w:val="0"/>
-          <w:numId w:val="1008"/>
-        </w:numPr>
-      </w:pPr>
-      <w:r>
-        <w:rPr>
-          <w:b/>
-          <w:bCs/>
-        </w:rPr>
-        <w:t xml:space="preserve">Y hay un retorno hacia Costa Rica:</w:t>
-      </w:r>
-      <w:r>
-        <w:t xml:space="preserve"> </w:t>
-      </w:r>
-      <w:r>
-        <w:t xml:space="preserve">al adoptarse en la República Dominicana,</w:t>
-      </w:r>
-      <w:r>
-        <w:t xml:space="preserve"> </w:t>
-      </w:r>
-      <w:r>
-        <w:rPr>
-          <w:b/>
-          <w:bCs/>
-        </w:rPr>
-        <w:t xml:space="preserve">Morpho recibe un ingreso</w:t>
-      </w:r>
-      <w:r>
-        <w:t xml:space="preserve">. Es, aunque modesto, actividad económica propia de Morpho y contribuye a su</w:t>
-      </w:r>
-      <w:r>
-        <w:t xml:space="preserve"> </w:t>
-      </w:r>
-      <w:r>
-        <w:rPr>
-          <w:b/>
-          <w:bCs/>
-        </w:rPr>
-        <w:t xml:space="preserve">sostenibilidad</w:t>
+        <w:rPr>
+          <w:b/>
+          <w:bCs/>
+        </w:rPr>
+        <w:t xml:space="preserve">Abrir la sede propia del centro es el objetivo a 2030</w:t>
+      </w:r>
+      <w:r>
+        <w:t xml:space="preserve">, no el punto de partida. Llega cuando el ciclo esté funcionando y haya con qué sostenerla.</w:t>
+      </w:r>
+    </w:p>
+    <w:p>
+      <w:pPr>
+        <w:pStyle w:val="FirstParagraph"/>
+      </w:pPr>
+      <w:r>
+        <w:rPr>
+          <w:b/>
+          <w:bCs/>
+        </w:rPr>
+        <w:t xml:space="preserve">El sistema de coordinación</w:t>
+      </w:r>
+    </w:p>
+    <w:p>
+      <w:pPr>
+        <w:pStyle w:val="BodyText"/>
+      </w:pPr>
+      <w:r>
+        <w:t xml:space="preserve">Para esa etapa inicial se adopta</w:t>
+      </w:r>
+      <w:r>
+        <w:t xml:space="preserve"> </w:t>
+      </w:r>
+      <w:r>
+        <w:rPr>
+          <w:b/>
+          <w:bCs/>
+        </w:rPr>
+        <w:t xml:space="preserve">el sistema que Morpho opera por internet</w:t>
       </w:r>
       <w:r>
         <w:t xml:space="preserve">.</w:t>
-      </w:r>
-    </w:p>
-    <w:p>
-      <w:pPr>
-        <w:pStyle w:val="FirstParagraph"/>
-      </w:pPr>
-      <w:r>
-        <w:rPr>
-          <w:b/>
-          <w:bCs/>
-        </w:rPr>
-        <w:t xml:space="preserve">Costo de uso: [x — por confirmar con Morpho]</w:t>
-      </w:r>
-    </w:p>
-    <w:p>
-      <w:r>
-        <w:pict>
-          <v:rect style="width:0;height:1.5pt" o:hralign="center" o:hrstd="t" o:hr="t"/>
-        </w:pict>
-      </w:r>
-    </w:p>
-    <w:bookmarkEnd w:id="17"/>
-    <w:bookmarkStart w:id="18" w:name="Xe9ed06b37cd8a4e7b1e8dfb60083bf04edc4964"/>
-    <w:p>
-      <w:pPr>
-        <w:pStyle w:val="Heading2"/>
-      </w:pPr>
-      <w:r>
-        <w:t xml:space="preserve">10. Presupuesto — el criterio</w:t>
-      </w:r>
-    </w:p>
-    <w:p>
-      <w:pPr>
-        <w:pStyle w:val="FirstParagraph"/>
-      </w:pPr>
-      <w:r>
-        <w:rPr>
-          <w:b/>
-          <w:bCs/>
-        </w:rPr>
-        <w:t xml:space="preserve">La mayor parte del presupuesto es el pago de la asistencia personal. [x — tarifa y monto por acordar]</w:t>
-      </w:r>
-    </w:p>
-    <w:p>
-      <w:pPr>
-        <w:pStyle w:val="BodyText"/>
-      </w:pPr>
-      <w:r>
-        <w:t xml:space="preserve">El criterio de diseño es uno:</w:t>
-      </w:r>
-      <w:r>
-        <w:t xml:space="preserve"> </w:t>
-      </w:r>
-      <w:r>
-        <w:rPr>
-          <w:b/>
-          <w:bCs/>
-        </w:rPr>
-        <w:t xml:space="preserve">que el dinero empiece a circular en el terreno lo antes posible.</w:t>
-      </w:r>
-      <w:r>
-        <w:t xml:space="preserve"> </w:t>
-      </w:r>
-      <w:r>
-        <w:t xml:space="preserve">No esperar a que el sistema nacional esté listo — pagar y echar a andar, y que la experiencia sirva después para que el Estado lo asuma.</w:t>
-      </w:r>
-    </w:p>
-    <w:p>
-      <w:pPr>
-        <w:pStyle w:val="BodyText"/>
-      </w:pPr>
-      <w:r>
-        <w:t xml:space="preserve">Es el camino que siguió Morpho: en 2013, antes de la Ley 9379, sostenía la vida independiente de 6 personas usuarias con unos 10 asistentes personales — 919 horas en agosto de ese año, con</w:t>
-      </w:r>
-      <w:r>
-        <w:t xml:space="preserve"> </w:t>
-      </w:r>
-      <w:r>
-        <w:rPr>
-          <w:b/>
-          <w:bCs/>
-        </w:rPr>
-        <w:t xml:space="preserve">22% aportado por el Estado y 78% por el proyecto</w:t>
-      </w:r>
-      <w:r>
-        <w:t xml:space="preserve">. Tras la entrada en vigor de la ley en 2019,</w:t>
-      </w:r>
-      <w:r>
-        <w:t xml:space="preserve"> </w:t>
-      </w:r>
-      <w:r>
-        <w:rPr>
-          <w:b/>
-          <w:bCs/>
-        </w:rPr>
-        <w:t xml:space="preserve">el Estado asumió prácticamente el 100% y la carga del proyecto bajó a cero.</w:t>
-      </w:r>
-    </w:p>
-    <w:p>
-      <w:pPr>
-        <w:pStyle w:val="BodyText"/>
-      </w:pPr>
-      <w:r>
-        <w:rPr>
-          <w:b/>
-          <w:bCs/>
-        </w:rPr>
-        <w:t xml:space="preserve">Para que el centro se sostenga</w:t>
-      </w:r>
-      <w:r>
-        <w:t xml:space="preserve">, hace falta además el planteamiento trabajado con la OIT:</w:t>
-      </w:r>
-      <w:r>
-        <w:t xml:space="preserve"> </w:t>
-      </w:r>
-      <w:r>
-        <w:rPr>
-          <w:b/>
-          <w:bCs/>
-        </w:rPr>
-        <w:t xml:space="preserve">el centro como lugar de trabajo para personas con discapacidad</w:t>
-      </w:r>
-      <w:r>
-        <w:t xml:space="preserve">. JICA no puede cubrir esa parte.</w:t>
-      </w:r>
-    </w:p>
-    <w:p>
-      <w:pPr>
-        <w:pStyle w:val="BodyText"/>
-      </w:pPr>
-      <w:r>
-        <w:t xml:space="preserve">Partidas: pago de asistencia personal (mayoritaria) · capacitación en Costa Rica · sistema de coordinación · operación del centro · evaluación y viajes</w:t>
-      </w:r>
-      <w:r>
-        <w:t xml:space="preserve"> </w:t>
-      </w:r>
-      <w:r>
-        <w:rPr>
-          <w:b/>
-          <w:bCs/>
-        </w:rPr>
-        <w:t xml:space="preserve">[x]</w:t>
-      </w:r>
-    </w:p>
-    <w:p>
-      <w:r>
-        <w:pict>
-          <v:rect style="width:0;height:1.5pt" o:hralign="center" o:hrstd="t" o:hr="t"/>
-        </w:pict>
-      </w:r>
-    </w:p>
-    <w:bookmarkEnd w:id="18"/>
-    <w:bookmarkStart w:id="19" w:name="Xe76011752e37cf528c9d59fbd93aa710a8e7fed"/>
-    <w:p>
-      <w:pPr>
-        <w:pStyle w:val="Heading2"/>
-      </w:pPr>
-      <w:r>
-        <w:t xml:space="preserve">11. Financiamiento</w:t>
-      </w:r>
-    </w:p>
-    <w:p>
-      <w:pPr>
-        <w:pStyle w:val="FirstParagraph"/>
-      </w:pPr>
-      <w:r>
-        <w:rPr>
-          <w:b/>
-          <w:bCs/>
-        </w:rPr>
-        <w:t xml:space="preserve">El orden importa: primero el país, después la banca.</w:t>
-      </w:r>
-    </w:p>
-    <w:p>
-      <w:pPr>
-        <w:pStyle w:val="BodyText"/>
-      </w:pPr>
-      <w:r>
-        <w:t xml:space="preserve">Explicar el proyecto como sistema es difícil.</w:t>
-      </w:r>
-      <w:r>
-        <w:t xml:space="preserve"> </w:t>
-      </w:r>
-      <w:r>
-        <w:rPr>
-          <w:b/>
-          <w:bCs/>
-        </w:rPr>
-        <w:t xml:space="preserve">Primero queremos tener claro el conjunto y conversarlo con las contrapartes dominicanas</w:t>
-      </w:r>
-      <w:r>
-        <w:t xml:space="preserve">; la argumentación ante la banca de desarrollo viene después.</w:t>
-      </w:r>
-    </w:p>
-    <w:p>
-      <w:pPr>
-        <w:pStyle w:val="BodyText"/>
-      </w:pPr>
-      <w:r>
-        <w:rPr>
-          <w:b/>
-          <w:bCs/>
-        </w:rPr>
-        <w:t xml:space="preserve">Punto de partida: CONADIS.</w:t>
-      </w:r>
-    </w:p>
-    <w:p>
-      <w:pPr>
-        <w:pStyle w:val="BodyText"/>
-      </w:pPr>
-      <w:r>
-        <w:t xml:space="preserve">La propuesta se plantea desde el CONADIS, y a partir de ahí se conversa</w:t>
-      </w:r>
-      <w:r>
-        <w:t xml:space="preserve"> </w:t>
-      </w:r>
-      <w:r>
-        <w:rPr>
-          <w:b/>
-          <w:bCs/>
-        </w:rPr>
-        <w:t xml:space="preserve">cuánto de esto puede cubrirse con recursos nacionales</w:t>
-      </w:r>
-      <w:r>
-        <w:t xml:space="preserve"> </w:t>
-      </w:r>
-      <w:r>
-        <w:t xml:space="preserve">— FONADIS (fondo designado a vida independiente), Supérate / Comunidades de Cuidado, Ministerio de la Mujer. El presupuesto se presenta completo, y la proporción entre aporte nacional y financiamiento externo se define en esa conversación, no antes.</w:t>
-      </w:r>
-    </w:p>
-    <w:p>
-      <w:pPr>
-        <w:pStyle w:val="BodyText"/>
-      </w:pPr>
-      <w:r>
-        <w:rPr>
-          <w:b/>
-          <w:bCs/>
-        </w:rPr>
-        <w:t xml:space="preserve">JICA (proyecto previsto desde 2027)</w:t>
-      </w:r>
-    </w:p>
-    <w:p>
-      <w:pPr>
-        <w:pStyle w:val="BodyText"/>
-      </w:pPr>
-      <w:r>
-        <w:t xml:space="preserve">No se trata de que un actor apoye al otro:</w:t>
-      </w:r>
-      <w:r>
-        <w:t xml:space="preserve"> </w:t>
-      </w:r>
-      <w:r>
-        <w:rPr>
-          <w:b/>
-          <w:bCs/>
-        </w:rPr>
-        <w:t xml:space="preserve">son de naturaleza distinta y por eso se potencian.</w:t>
-      </w:r>
-      <w:r>
-        <w:t xml:space="preserve"> </w:t>
-      </w:r>
-      <w:r>
-        <w:t xml:space="preserve">Conocemos bien lo que JICA no puede hacer, y la intención es complementarlo. Se irá conversando según avance.</w:t>
-      </w:r>
-    </w:p>
-    <w:p>
-      <w:pPr>
-        <w:pStyle w:val="BodyText"/>
-      </w:pPr>
-      <w:r>
-        <w:rPr>
-          <w:b/>
-          <w:bCs/>
-        </w:rPr>
-        <w:t xml:space="preserve">CAF</w:t>
-      </w:r>
-    </w:p>
-    <w:p>
-      <w:pPr>
-        <w:pStyle w:val="BodyText"/>
-      </w:pPr>
-      <w:r>
-        <w:t xml:space="preserve">La CAF financia principalmente a</w:t>
-      </w:r>
-      <w:r>
-        <w:t xml:space="preserve"> </w:t>
-      </w:r>
-      <w:r>
-        <w:rPr>
-          <w:b/>
-          <w:bCs/>
-        </w:rPr>
-        <w:t xml:space="preserve">gobiernos</w:t>
-      </w:r>
-      <w:r>
-        <w:t xml:space="preserve"> </w:t>
-      </w:r>
-      <w:r>
-        <w:t xml:space="preserve">de sus países miembro, mediante créditos y cooperaciones técnicas; con organizaciones de la sociedad civil realiza colaboraciones puntuales, orientadas sobre todo a</w:t>
-      </w:r>
-      <w:r>
-        <w:t xml:space="preserve"> </w:t>
-      </w:r>
-      <w:r>
-        <w:rPr>
-          <w:b/>
-          <w:bCs/>
-        </w:rPr>
-        <w:t xml:space="preserve">estudios, productos de conocimiento, jornadas y consultas</w:t>
-      </w:r>
-      <w:r>
-        <w:t xml:space="preserve">.</w:t>
-      </w:r>
-    </w:p>
-    <w:p>
-      <w:pPr>
-        <w:pStyle w:val="BodyText"/>
-      </w:pPr>
-      <w:r>
-        <w:t xml:space="preserve">Este proyecto encaja bien con eso: tiene contraparte pública (CONADIS, Ministerio de la Mujer) y produce exactamente ese tipo de resultado.</w:t>
       </w:r>
     </w:p>
     <w:p>
@@ -2059,23 +1705,36 @@
         </w:numPr>
       </w:pPr>
       <w:r>
-        <w:t xml:space="preserve">el</w:t>
-      </w:r>
-      <w:r>
-        <w:t xml:space="preserve"> </w:t>
-      </w:r>
-      <w:r>
-        <w:rPr>
-          <w:b/>
-          <w:bCs/>
-        </w:rPr>
-        <w:t xml:space="preserve">programa de formación de asistentes personales</w:t>
-      </w:r>
-      <w:r>
-        <w:t xml:space="preserve"> </w:t>
-      </w:r>
-      <w:r>
-        <w:t xml:space="preserve">sistematizado a partir de Morpho (§8) — un producto de conocimiento transferible a toda la región;</w:t>
+        <w:t xml:space="preserve">Ya está probado en Costa Rica,</w:t>
+      </w:r>
+      <w:r>
+        <w:t xml:space="preserve"> </w:t>
+      </w:r>
+      <w:r>
+        <w:rPr>
+          <w:b/>
+          <w:bCs/>
+        </w:rPr>
+        <w:t xml:space="preserve">en centros de vida independiente de provincia que aún no tienen oficina</w:t>
+      </w:r>
+      <w:r>
+        <w:t xml:space="preserve">: permite coordinar</w:t>
+      </w:r>
+      <w:r>
+        <w:t xml:space="preserve"> </w:t>
+      </w:r>
+      <w:r>
+        <w:rPr>
+          <w:b/>
+          <w:bCs/>
+        </w:rPr>
+        <w:t xml:space="preserve">a distancia</w:t>
+      </w:r>
+      <w:r>
+        <w:t xml:space="preserve"> </w:t>
+      </w:r>
+      <w:r>
+        <w:t xml:space="preserve">entre asistentes personales y personas usuarias dispersos en el territorio.</w:t>
       </w:r>
     </w:p>
     <w:p>
@@ -2087,23 +1746,20 @@
         </w:numPr>
       </w:pPr>
       <w:r>
-        <w:t xml:space="preserve">la</w:t>
-      </w:r>
-      <w:r>
-        <w:t xml:space="preserve"> </w:t>
-      </w:r>
-      <w:r>
-        <w:rPr>
-          <w:b/>
-          <w:bCs/>
-        </w:rPr>
-        <w:t xml:space="preserve">capacitación en Costa Rica</w:t>
-      </w:r>
-      <w:r>
-        <w:t xml:space="preserve"> </w:t>
-      </w:r>
-      <w:r>
-        <w:t xml:space="preserve">(§7) — jornada y consulta entre instituciones de dos países;</w:t>
+        <w:t xml:space="preserve">Eso hace posible</w:t>
+      </w:r>
+      <w:r>
+        <w:t xml:space="preserve"> </w:t>
+      </w:r>
+      <w:r>
+        <w:rPr>
+          <w:b/>
+          <w:bCs/>
+        </w:rPr>
+        <w:t xml:space="preserve">llegar a las provincias desde el comienzo</w:t>
+      </w:r>
+      <w:r>
+        <w:t xml:space="preserve">, sin esperar a tener infraestructura.</w:t>
       </w:r>
     </w:p>
     <w:p>
@@ -2112,6 +1768,446 @@
         <w:numPr>
           <w:ilvl w:val="0"/>
           <w:numId w:val="1009"/>
+        </w:numPr>
+      </w:pPr>
+      <w:r>
+        <w:t xml:space="preserve">Los registros de despacho quedan almacenados desde el primer día →</w:t>
+      </w:r>
+      <w:r>
+        <w:t xml:space="preserve"> </w:t>
+      </w:r>
+      <w:r>
+        <w:rPr>
+          <w:b/>
+          <w:bCs/>
+        </w:rPr>
+        <w:t xml:space="preserve">es la base de datos de la evaluación de 2028.</w:t>
+      </w:r>
+    </w:p>
+    <w:p>
+      <w:pPr>
+        <w:pStyle w:val="Compact"/>
+        <w:numPr>
+          <w:ilvl w:val="0"/>
+          <w:numId w:val="1009"/>
+        </w:numPr>
+      </w:pPr>
+      <w:r>
+        <w:rPr>
+          <w:b/>
+          <w:bCs/>
+        </w:rPr>
+        <w:t xml:space="preserve">Y hay un retorno hacia Costa Rica:</w:t>
+      </w:r>
+      <w:r>
+        <w:t xml:space="preserve"> </w:t>
+      </w:r>
+      <w:r>
+        <w:t xml:space="preserve">al adoptarse en la República Dominicana,</w:t>
+      </w:r>
+      <w:r>
+        <w:t xml:space="preserve"> </w:t>
+      </w:r>
+      <w:r>
+        <w:rPr>
+          <w:b/>
+          <w:bCs/>
+        </w:rPr>
+        <w:t xml:space="preserve">Morpho recibe un ingreso</w:t>
+      </w:r>
+      <w:r>
+        <w:t xml:space="preserve">. Es, aunque modesto, actividad económica propia de Morpho y contribuye a su</w:t>
+      </w:r>
+      <w:r>
+        <w:t xml:space="preserve"> </w:t>
+      </w:r>
+      <w:r>
+        <w:rPr>
+          <w:b/>
+          <w:bCs/>
+        </w:rPr>
+        <w:t xml:space="preserve">sostenibilidad</w:t>
+      </w:r>
+      <w:r>
+        <w:t xml:space="preserve">.</w:t>
+      </w:r>
+    </w:p>
+    <w:p>
+      <w:pPr>
+        <w:pStyle w:val="FirstParagraph"/>
+      </w:pPr>
+      <w:r>
+        <w:rPr>
+          <w:b/>
+          <w:bCs/>
+        </w:rPr>
+        <w:t xml:space="preserve">Costo de uso: [x — por confirmar con Morpho]</w:t>
+      </w:r>
+    </w:p>
+    <w:bookmarkEnd w:id="17"/>
+    <w:bookmarkStart w:id="18" w:name="Xe9ed06b37cd8a4e7b1e8dfb60083bf04edc4964"/>
+    <w:p>
+      <w:pPr>
+        <w:pStyle w:val="Heading2"/>
+      </w:pPr>
+      <w:r>
+        <w:t xml:space="preserve">10. Presupuesto — el criterio</w:t>
+      </w:r>
+    </w:p>
+    <w:p>
+      <w:pPr>
+        <w:pStyle w:val="FirstParagraph"/>
+      </w:pPr>
+      <w:r>
+        <w:rPr>
+          <w:b/>
+          <w:bCs/>
+        </w:rPr>
+        <w:t xml:space="preserve">La mayor parte del presupuesto es el pago de la asistencia personal. [x — tarifa y monto por acordar]</w:t>
+      </w:r>
+    </w:p>
+    <w:p>
+      <w:pPr>
+        <w:pStyle w:val="BodyText"/>
+      </w:pPr>
+      <w:r>
+        <w:t xml:space="preserve">El criterio de diseño es uno:</w:t>
+      </w:r>
+      <w:r>
+        <w:t xml:space="preserve"> </w:t>
+      </w:r>
+      <w:r>
+        <w:rPr>
+          <w:b/>
+          <w:bCs/>
+        </w:rPr>
+        <w:t xml:space="preserve">que el dinero empiece a circular en el terreno lo antes posible.</w:t>
+      </w:r>
+      <w:r>
+        <w:t xml:space="preserve"> </w:t>
+      </w:r>
+      <w:r>
+        <w:t xml:space="preserve">No esperar a que el sistema nacional esté listo — pagar y echar a andar, y que la experiencia sirva después para que el Estado lo asuma.</w:t>
+      </w:r>
+    </w:p>
+    <w:p>
+      <w:pPr>
+        <w:pStyle w:val="BodyText"/>
+      </w:pPr>
+      <w:r>
+        <w:t xml:space="preserve">Es el camino que siguió Morpho: en 2013, antes de la Ley 9379, sostenía la vida independiente de 6 personas usuarias con unos 10 asistentes personales — 919 horas en agosto de ese año, con</w:t>
+      </w:r>
+      <w:r>
+        <w:t xml:space="preserve"> </w:t>
+      </w:r>
+      <w:r>
+        <w:rPr>
+          <w:b/>
+          <w:bCs/>
+        </w:rPr>
+        <w:t xml:space="preserve">22% aportado por el Estado y 78% por el proyecto</w:t>
+      </w:r>
+      <w:r>
+        <w:t xml:space="preserve">. Tras la entrada en vigor de la ley en 2019,</w:t>
+      </w:r>
+      <w:r>
+        <w:t xml:space="preserve"> </w:t>
+      </w:r>
+      <w:r>
+        <w:rPr>
+          <w:b/>
+          <w:bCs/>
+        </w:rPr>
+        <w:t xml:space="preserve">el Estado asumió prácticamente el 100% y la carga del proyecto bajó a cero.</w:t>
+      </w:r>
+    </w:p>
+    <w:p>
+      <w:pPr>
+        <w:pStyle w:val="BodyText"/>
+      </w:pPr>
+      <w:r>
+        <w:rPr>
+          <w:b/>
+          <w:bCs/>
+        </w:rPr>
+        <w:t xml:space="preserve">Para que el centro se sostenga</w:t>
+      </w:r>
+      <w:r>
+        <w:t xml:space="preserve">, hace falta además el planteamiento trabajado con la OIT:</w:t>
+      </w:r>
+      <w:r>
+        <w:t xml:space="preserve"> </w:t>
+      </w:r>
+      <w:r>
+        <w:rPr>
+          <w:b/>
+          <w:bCs/>
+        </w:rPr>
+        <w:t xml:space="preserve">el centro como lugar de trabajo para personas con discapacidad</w:t>
+      </w:r>
+      <w:r>
+        <w:t xml:space="preserve">. JICA no puede cubrir esa parte.</w:t>
+      </w:r>
+    </w:p>
+    <w:p>
+      <w:pPr>
+        <w:pStyle w:val="BodyText"/>
+      </w:pPr>
+      <w:r>
+        <w:t xml:space="preserve">Partidas: pago de asistencia personal (mayoritaria) · capacitación en Costa Rica · sistema de coordinación · operación del centro · evaluación y viajes</w:t>
+      </w:r>
+      <w:r>
+        <w:t xml:space="preserve"> </w:t>
+      </w:r>
+      <w:r>
+        <w:rPr>
+          <w:b/>
+          <w:bCs/>
+        </w:rPr>
+        <w:t xml:space="preserve">[x]</w:t>
+      </w:r>
+    </w:p>
+    <w:p>
+      <w:r>
+        <w:pict>
+          <v:rect style="width:0;height:1.5pt" o:hralign="center" o:hrstd="t" o:hr="t"/>
+        </w:pict>
+      </w:r>
+    </w:p>
+    <w:bookmarkEnd w:id="18"/>
+    <w:bookmarkStart w:id="19" w:name="Xe76011752e37cf528c9d59fbd93aa710a8e7fed"/>
+    <w:p>
+      <w:pPr>
+        <w:pStyle w:val="Heading2"/>
+      </w:pPr>
+      <w:r>
+        <w:t xml:space="preserve">11. Financiamiento</w:t>
+      </w:r>
+    </w:p>
+    <w:p>
+      <w:pPr>
+        <w:pStyle w:val="FirstParagraph"/>
+      </w:pPr>
+      <w:r>
+        <w:rPr>
+          <w:b/>
+          <w:bCs/>
+        </w:rPr>
+        <w:t xml:space="preserve">El orden importa: primero el país, después la banca.</w:t>
+      </w:r>
+    </w:p>
+    <w:p>
+      <w:pPr>
+        <w:pStyle w:val="BodyText"/>
+      </w:pPr>
+      <w:r>
+        <w:t xml:space="preserve">Explicar el proyecto como sistema es difícil.</w:t>
+      </w:r>
+      <w:r>
+        <w:t xml:space="preserve"> </w:t>
+      </w:r>
+      <w:r>
+        <w:rPr>
+          <w:b/>
+          <w:bCs/>
+        </w:rPr>
+        <w:t xml:space="preserve">Primero queremos tener claro el conjunto y conversarlo con las contrapartes dominicanas</w:t>
+      </w:r>
+      <w:r>
+        <w:t xml:space="preserve">; la argumentación ante la banca de desarrollo viene después.</w:t>
+      </w:r>
+    </w:p>
+    <w:p>
+      <w:pPr>
+        <w:pStyle w:val="BodyText"/>
+      </w:pPr>
+      <w:r>
+        <w:rPr>
+          <w:b/>
+          <w:bCs/>
+        </w:rPr>
+        <w:t xml:space="preserve">Punto de partida: CONADIS.</w:t>
+      </w:r>
+    </w:p>
+    <w:p>
+      <w:pPr>
+        <w:pStyle w:val="BodyText"/>
+      </w:pPr>
+      <w:r>
+        <w:t xml:space="preserve">La propuesta se plantea desde el CONADIS, y a partir de ahí se conversa</w:t>
+      </w:r>
+      <w:r>
+        <w:t xml:space="preserve"> </w:t>
+      </w:r>
+      <w:r>
+        <w:rPr>
+          <w:b/>
+          <w:bCs/>
+        </w:rPr>
+        <w:t xml:space="preserve">cuánto de esto puede cubrirse con recursos nacionales</w:t>
+      </w:r>
+      <w:r>
+        <w:t xml:space="preserve"> </w:t>
+      </w:r>
+      <w:r>
+        <w:t xml:space="preserve">— FONADIS (fondo designado a vida independiente), Supérate / Comunidades de Cuidado, Ministerio de la Mujer. El presupuesto se presenta completo, y la proporción entre aporte nacional y financiamiento externo se define en esa conversación, no antes.</w:t>
+      </w:r>
+    </w:p>
+    <w:p>
+      <w:pPr>
+        <w:pStyle w:val="BodyText"/>
+      </w:pPr>
+      <w:r>
+        <w:rPr>
+          <w:b/>
+          <w:bCs/>
+        </w:rPr>
+        <w:t xml:space="preserve">JICA (proyecto previsto desde 2027)</w:t>
+      </w:r>
+    </w:p>
+    <w:p>
+      <w:pPr>
+        <w:pStyle w:val="BodyText"/>
+      </w:pPr>
+      <w:r>
+        <w:t xml:space="preserve">No se trata de que un actor apoye al otro:</w:t>
+      </w:r>
+      <w:r>
+        <w:t xml:space="preserve"> </w:t>
+      </w:r>
+      <w:r>
+        <w:rPr>
+          <w:b/>
+          <w:bCs/>
+        </w:rPr>
+        <w:t xml:space="preserve">son de naturaleza distinta y por eso se potencian.</w:t>
+      </w:r>
+      <w:r>
+        <w:t xml:space="preserve"> </w:t>
+      </w:r>
+      <w:r>
+        <w:t xml:space="preserve">Conocemos bien lo que JICA no puede hacer, y la intención es complementarlo. Se irá conversando según avance.</w:t>
+      </w:r>
+    </w:p>
+    <w:p>
+      <w:pPr>
+        <w:pStyle w:val="BodyText"/>
+      </w:pPr>
+      <w:r>
+        <w:rPr>
+          <w:b/>
+          <w:bCs/>
+        </w:rPr>
+        <w:t xml:space="preserve">CAF</w:t>
+      </w:r>
+    </w:p>
+    <w:p>
+      <w:pPr>
+        <w:pStyle w:val="BodyText"/>
+      </w:pPr>
+      <w:r>
+        <w:t xml:space="preserve">La CAF financia principalmente a</w:t>
+      </w:r>
+      <w:r>
+        <w:t xml:space="preserve"> </w:t>
+      </w:r>
+      <w:r>
+        <w:rPr>
+          <w:b/>
+          <w:bCs/>
+        </w:rPr>
+        <w:t xml:space="preserve">gobiernos</w:t>
+      </w:r>
+      <w:r>
+        <w:t xml:space="preserve"> </w:t>
+      </w:r>
+      <w:r>
+        <w:t xml:space="preserve">de sus países miembro, mediante créditos y cooperaciones técnicas; con organizaciones de la sociedad civil realiza colaboraciones puntuales, orientadas sobre todo a</w:t>
+      </w:r>
+      <w:r>
+        <w:t xml:space="preserve"> </w:t>
+      </w:r>
+      <w:r>
+        <w:rPr>
+          <w:b/>
+          <w:bCs/>
+        </w:rPr>
+        <w:t xml:space="preserve">estudios, productos de conocimiento, jornadas y consultas</w:t>
+      </w:r>
+      <w:r>
+        <w:t xml:space="preserve">.</w:t>
+      </w:r>
+    </w:p>
+    <w:p>
+      <w:pPr>
+        <w:pStyle w:val="BodyText"/>
+      </w:pPr>
+      <w:r>
+        <w:t xml:space="preserve">Este proyecto encaja bien con eso: tiene contraparte pública (CONADIS, Ministerio de la Mujer) y produce exactamente ese tipo de resultado.</w:t>
+      </w:r>
+    </w:p>
+    <w:p>
+      <w:pPr>
+        <w:pStyle w:val="Compact"/>
+        <w:numPr>
+          <w:ilvl w:val="0"/>
+          <w:numId w:val="1010"/>
+        </w:numPr>
+      </w:pPr>
+      <w:r>
+        <w:t xml:space="preserve">el</w:t>
+      </w:r>
+      <w:r>
+        <w:t xml:space="preserve"> </w:t>
+      </w:r>
+      <w:r>
+        <w:rPr>
+          <w:b/>
+          <w:bCs/>
+        </w:rPr>
+        <w:t xml:space="preserve">programa de formación de asistentes personales</w:t>
+      </w:r>
+      <w:r>
+        <w:t xml:space="preserve"> </w:t>
+      </w:r>
+      <w:r>
+        <w:t xml:space="preserve">sistematizado a partir de Morpho (§8) — un producto de conocimiento transferible a toda la región;</w:t>
+      </w:r>
+    </w:p>
+    <w:p>
+      <w:pPr>
+        <w:pStyle w:val="Compact"/>
+        <w:numPr>
+          <w:ilvl w:val="0"/>
+          <w:numId w:val="1010"/>
+        </w:numPr>
+      </w:pPr>
+      <w:r>
+        <w:t xml:space="preserve">la</w:t>
+      </w:r>
+      <w:r>
+        <w:t xml:space="preserve"> </w:t>
+      </w:r>
+      <w:r>
+        <w:rPr>
+          <w:b/>
+          <w:bCs/>
+        </w:rPr>
+        <w:t xml:space="preserve">capacitación en Costa Rica</w:t>
+      </w:r>
+      <w:r>
+        <w:t xml:space="preserve"> </w:t>
+      </w:r>
+      <w:r>
+        <w:t xml:space="preserve">(§7) — jornada y consulta entre instituciones de dos países;</w:t>
+      </w:r>
+    </w:p>
+    <w:p>
+      <w:pPr>
+        <w:pStyle w:val="Compact"/>
+        <w:numPr>
+          <w:ilvl w:val="0"/>
+          <w:numId w:val="1010"/>
         </w:numPr>
       </w:pPr>
       <w:r>
@@ -2419,7 +2515,7 @@
         <w:pStyle w:val="Compact"/>
         <w:numPr>
           <w:ilvl w:val="0"/>
-          <w:numId w:val="1010"/>
+          <w:numId w:val="1011"/>
         </w:numPr>
       </w:pPr>
       <w:r>
@@ -2444,7 +2540,7 @@
         <w:pStyle w:val="Compact"/>
         <w:numPr>
           <w:ilvl w:val="0"/>
-          <w:numId w:val="1010"/>
+          <w:numId w:val="1011"/>
         </w:numPr>
       </w:pPr>
       <w:r>
@@ -2472,7 +2568,7 @@
         <w:pStyle w:val="Compact"/>
         <w:numPr>
           <w:ilvl w:val="0"/>
-          <w:numId w:val="1010"/>
+          <w:numId w:val="1011"/>
         </w:numPr>
       </w:pPr>
       <w:r>
@@ -2484,7 +2580,7 @@
         <w:pStyle w:val="Compact"/>
         <w:numPr>
           <w:ilvl w:val="0"/>
-          <w:numId w:val="1010"/>
+          <w:numId w:val="1011"/>
         </w:numPr>
       </w:pPr>
       <w:r>
@@ -2868,6 +2964,9 @@
     <w:abstractNumId w:val="991"/>
   </w:num>
   <w:num w:numId="1010">
+    <w:abstractNumId w:val="991"/>
+  </w:num>
+  <w:num w:numId="1011">
     <w:abstractNumId w:val="99411"/>
     <w:lvlOverride w:ilvl="0">
       <w:startOverride w:val="1"/>

--- a/republica-dominicana/propuesta-proyecto-AP/Propuesta-v2-piloto-AP-RD-2027-2030.docx
+++ b/republica-dominicana/propuesta-proyecto-AP/Propuesta-v2-piloto-AP-RD-2027-2030.docx
@@ -305,23 +305,79 @@
         <w:t xml:space="preserve"> </w:t>
       </w:r>
       <w:r>
-        <w:t xml:space="preserve">ante la XVII Conferencia Regional sobre la Mujer, como una de las propuestas concretas dentro de la</w:t>
-      </w:r>
-      <w:r>
-        <w:t xml:space="preserve"> </w:t>
-      </w:r>
-      <w:r>
-        <w:rPr>
-          <w:b/>
-          <w:bCs/>
-        </w:rPr>
-        <w:t xml:space="preserve">década de instalación de los sistemas de cuidados</w:t>
-      </w:r>
-      <w:r>
-        <w:t xml:space="preserve"> </w:t>
-      </w:r>
-      <w:r>
-        <w:t xml:space="preserve">acordada en la Conferencia de México (2025).</w:t>
+        <w:t xml:space="preserve">ante la XVII Conferencia Regional sobre la Mujer, como una propuesta concreta dentro de la</w:t>
+      </w:r>
+      <w:r>
+        <w:t xml:space="preserve"> </w:t>
+      </w:r>
+      <w:r>
+        <w:rPr>
+          <w:b/>
+          <w:bCs/>
+        </w:rPr>
+        <w:t xml:space="preserve">década de acción 2025-2035</w:t>
+      </w:r>
+      <w:r>
+        <w:t xml:space="preserve">, establecida en el Compromiso de Tlatelolco (Conferencia de México, 2025):</w:t>
+      </w:r>
+    </w:p>
+    <w:p>
+      <w:pPr>
+        <w:pStyle w:val="BlockText"/>
+      </w:pPr>
+      <w:r>
+        <w:rPr>
+          <w:b/>
+          <w:bCs/>
+        </w:rPr>
+        <w:t xml:space="preserve">7.</w:t>
+      </w:r>
+      <w:r>
+        <w:t xml:space="preserve"> </w:t>
+      </w:r>
+      <w:r>
+        <w:rPr>
+          <w:i/>
+          <w:iCs/>
+        </w:rPr>
+        <w:t xml:space="preserve">Establecer una década de acción 2025-2035 en América Latina y el Caribe para acelerar el logro de la igualdad sustantiva de género y la sociedad del cuidado mediante transformaciones en los ámbitos político, económico, social, cultural y ambiental.</w:t>
+      </w:r>
+    </w:p>
+    <w:p>
+      <w:pPr>
+        <w:pStyle w:val="FirstParagraph"/>
+      </w:pPr>
+      <w:r>
+        <w:t xml:space="preserve">El mismo Compromiso prevé, en su párrafo 71,</w:t>
+      </w:r>
+      <w:r>
+        <w:t xml:space="preserve"> </w:t>
+      </w:r>
+      <w:r>
+        <w:rPr>
+          <w:b/>
+          <w:bCs/>
+        </w:rPr>
+        <w:t xml:space="preserve">un programa de cooperación internacional multiactor</w:t>
+      </w:r>
+      <w:r>
+        <w:t xml:space="preserve"> </w:t>
+      </w:r>
+      <w:r>
+        <w:t xml:space="preserve">para apoyar esa década — que es exactamente el marco en el que este proyecto se inscribe — y, en su párrafo 72, que los Estados</w:t>
+      </w:r>
+      <w:r>
+        <w:t xml:space="preserve"> </w:t>
+      </w:r>
+      <w:r>
+        <w:rPr>
+          <w:b/>
+          <w:bCs/>
+        </w:rPr>
+        <w:t xml:space="preserve">informen voluntariamente sobre los avances en las reuniones de la Mesa Directiva de aquí a 2035</w:t>
+      </w:r>
+      <w:r>
+        <w:t xml:space="preserve">.</w:t>
       </w:r>
     </w:p>
     <w:p>

--- a/republica-dominicana/propuesta-proyecto-AP/Propuesta-v2-piloto-AP-RD-2027-2030.docx
+++ b/republica-dominicana/propuesta-proyecto-AP/Propuesta-v2-piloto-AP-RD-2027-2030.docx
@@ -565,7 +565,10 @@
         <w:t xml:space="preserve">el centro sea también un lugar de trabajo para personas con discapacidad</w:t>
       </w:r>
       <w:r>
-        <w:t xml:space="preserve">. Paz Arancibia comentó que esa idea hay que desarrollarla más — la respuesta es hacerlo conjuntamente.</w:t>
+        <w:t xml:space="preserve"> </w:t>
+      </w:r>
+      <w:r>
+        <w:t xml:space="preserve">— una línea que se viene trabajando conjuntamente y que conviene desarrollar más.</w:t>
       </w:r>
     </w:p>
     <w:p>

--- a/republica-dominicana/propuesta-proyecto-AP/Propuesta-v2-piloto-AP-RD-2027-2030.docx
+++ b/republica-dominicana/propuesta-proyecto-AP/Propuesta-v2-piloto-AP-RD-2027-2030.docx
@@ -142,7 +142,7 @@
           <w:b/>
           <w:bCs/>
         </w:rPr>
-        <w:t xml:space="preserve">Cristina (CIMUDIS) fue la primera persona de la República Dominicana en cursar la capacitación japonesa de vida independiente</w:t>
+        <w:t xml:space="preserve">La presidenta de CIMUDIS fue la primera persona de la República Dominicana en cursar la capacitación japonesa de vida independiente</w:t>
       </w:r>
       <w:r>
         <w:t xml:space="preserve">, y regresó al país.</w:t>
@@ -189,7 +189,7 @@
           <w:b/>
           <w:bCs/>
         </w:rPr>
-        <w:t xml:space="preserve">Por iniciativa de Cristina, el círculo se amplió a la red de personas egresadas de las capacitaciones de JICA dentro de las instituciones públicas.</w:t>
+        <w:t xml:space="preserve">Por iniciativa de CIMUDIS, el trabajo se amplió a la red de personas egresadas de las capacitaciones de JICA dentro de las instituciones públicas.</w:t>
       </w:r>
       <w:r>
         <w:t xml:space="preserve"> </w:t>
@@ -434,7 +434,7 @@
         <w:t xml:space="preserve"> </w:t>
       </w:r>
       <w:r>
-        <w:t xml:space="preserve">(reunión con la ministra Gloria Reyes y CIMUDIS, 1-ago-2026).</w:t>
+        <w:t xml:space="preserve">(encuentro con CIMUDIS, 1 de agosto de 2026).</w:t>
       </w:r>
     </w:p>
     <w:p>
@@ -462,7 +462,7 @@
         <w:t xml:space="preserve"> </w:t>
       </w:r>
       <w:r>
-        <w:t xml:space="preserve">— Círculo de Mujeres con Discapacidad, presidido por Cristina.</w:t>
+        <w:t xml:space="preserve">— Círculo de Mujeres con Discapacidad.</w:t>
       </w:r>
     </w:p>
     <w:p>
@@ -953,13 +953,13 @@
                 <w:b/>
                 <w:bCs/>
               </w:rPr>
-              <w:t xml:space="preserve">Visita de evaluación de Wendy Barrantes</w:t>
+              <w:t xml:space="preserve">Visita de evaluación desde Costa Rica</w:t>
             </w:r>
             <w:r>
               <w:t xml:space="preserve"> </w:t>
             </w:r>
             <w:r>
-              <w:t xml:space="preserve">— un año después de la capacitación en Costa Rica</w:t>
+              <w:t xml:space="preserve">— un año después de la capacitación</w:t>
             </w:r>
           </w:p>
         </w:tc>
@@ -1113,13 +1113,13 @@
           <w:b/>
           <w:bCs/>
         </w:rPr>
-        <w:t xml:space="preserve">A un año de la capacitación en Costa Rica: Wendy viaja a la República Dominicana.</w:t>
-      </w:r>
-      <w:r>
-        <w:t xml:space="preserve"> </w:t>
-      </w:r>
-      <w:r>
-        <w:t xml:space="preserve">No es una evaluación de escritorio — viene a ver si el ciclo está funcionando y, si hay problemas, se resuelven allí mismo, en persona.</w:t>
+        <w:t xml:space="preserve">A un año de la capacitación: el equipo costarricense viaja a la República Dominicana.</w:t>
+      </w:r>
+      <w:r>
+        <w:t xml:space="preserve"> </w:t>
+      </w:r>
+      <w:r>
+        <w:t xml:space="preserve">No es una evaluación de escritorio — se viene a ver si el ciclo está funcionando y, si hay problemas, se resuelven allí mismo, en persona.</w:t>
       </w:r>
       <w:r>
         <w:t xml:space="preserve"> </w:t>
@@ -1336,13 +1336,10 @@
           <w:b/>
           <w:bCs/>
         </w:rPr>
-        <w:t xml:space="preserve">Takeshi Inoue — coordinación general.</w:t>
-      </w:r>
-      <w:r>
-        <w:t xml:space="preserve"> </w:t>
-      </w:r>
-      <w:r>
-        <w:t xml:space="preserve">Es el punto donde confluyen las cuatro líneas que este proyecto necesita a la vez: la República Dominicana, Costa Rica (Morpho), la OIT y JICA.</w:t>
+        <w:t xml:space="preserve">RELAVIN — coordinación general del proyecto</w:t>
+      </w:r>
+      <w:r>
+        <w:t xml:space="preserve">, articulando las cuatro líneas que se necesitan a la vez: la República Dominicana, Costa Rica (Morpho), la OIT y JICA.</w:t>
       </w:r>
     </w:p>
     <w:p>
@@ -2005,7 +2002,7 @@
         <w:t xml:space="preserve">el centro como lugar de trabajo para personas con discapacidad</w:t>
       </w:r>
       <w:r>
-        <w:t xml:space="preserve">. JICA no puede cubrir esa parte.</w:t>
+        <w:t xml:space="preserve">.</w:t>
       </w:r>
     </w:p>
     <w:p>
@@ -2085,7 +2082,7 @@
           <w:b/>
           <w:bCs/>
         </w:rPr>
-        <w:t xml:space="preserve">Punto de partida: CONADIS.</w:t>
+        <w:t xml:space="preserve">Punto de partida y titularidad de la propuesta</w:t>
       </w:r>
     </w:p>
     <w:p>
@@ -2093,7 +2090,44 @@
         <w:pStyle w:val="BodyText"/>
       </w:pPr>
       <w:r>
-        <w:t xml:space="preserve">La propuesta se plantea desde el CONADIS, y a partir de ahí se conversa</w:t>
+        <w:t xml:space="preserve">El recorrido es:</w:t>
+      </w:r>
+      <w:r>
+        <w:t xml:space="preserve"> </w:t>
+      </w:r>
+      <w:r>
+        <w:rPr>
+          <w:b/>
+          <w:bCs/>
+        </w:rPr>
+        <w:t xml:space="preserve">CIMUDIS → CONADIS</w:t>
+      </w:r>
+      <w:r>
+        <w:t xml:space="preserve">, y</w:t>
+      </w:r>
+      <w:r>
+        <w:t xml:space="preserve"> </w:t>
+      </w:r>
+      <w:r>
+        <w:rPr>
+          <w:b/>
+          <w:bCs/>
+        </w:rPr>
+        <w:t xml:space="preserve">la propuesta ante la banca de desarrollo la presenta oficialmente el CONADIS.</w:t>
+      </w:r>
+      <w:r>
+        <w:t xml:space="preserve"> </w:t>
+      </w:r>
+      <w:r>
+        <w:t xml:space="preserve">El proyecto nace del movimiento y se presenta desde la institución rectora del Estado.</w:t>
+      </w:r>
+    </w:p>
+    <w:p>
+      <w:pPr>
+        <w:pStyle w:val="BodyText"/>
+      </w:pPr>
+      <w:r>
+        <w:t xml:space="preserve">A partir de ahí se conversa</w:t>
       </w:r>
       <w:r>
         <w:t xml:space="preserve"> </w:t>
@@ -2109,7 +2143,20 @@
         <w:t xml:space="preserve"> </w:t>
       </w:r>
       <w:r>
-        <w:t xml:space="preserve">— FONADIS (fondo designado a vida independiente), Supérate / Comunidades de Cuidado, Ministerio de la Mujer. El presupuesto se presenta completo, y la proporción entre aporte nacional y financiamiento externo se define en esa conversación, no antes.</w:t>
+        <w:t xml:space="preserve">— FONADIS (fondo designado a vida independiente), Supérate / Comunidades de Cuidado, Ministerio de la Mujer.</w:t>
+      </w:r>
+      <w:r>
+        <w:t xml:space="preserve"> </w:t>
+      </w:r>
+      <w:r>
+        <w:rPr>
+          <w:b/>
+          <w:bCs/>
+        </w:rPr>
+        <w:t xml:space="preserve">El presupuesto se presenta completo</w:t>
+      </w:r>
+      <w:r>
+        <w:t xml:space="preserve">, y la proporción entre aporte nacional y financiamiento externo se define en esa conversación, no antes.</w:t>
       </w:r>
     </w:p>
     <w:p>
@@ -2139,13 +2186,13 @@
           <w:b/>
           <w:bCs/>
         </w:rPr>
-        <w:t xml:space="preserve">son de naturaleza distinta y por eso se potencian.</w:t>
-      </w:r>
-      <w:r>
-        <w:t xml:space="preserve"> </w:t>
-      </w:r>
-      <w:r>
-        <w:t xml:space="preserve">Conocemos bien lo que JICA no puede hacer, y la intención es complementarlo. Se irá conversando según avance.</w:t>
+        <w:t xml:space="preserve">son iniciativas de naturaleza distinta y por eso se potencian mutuamente.</w:t>
+      </w:r>
+      <w:r>
+        <w:t xml:space="preserve"> </w:t>
+      </w:r>
+      <w:r>
+        <w:t xml:space="preserve">La intención es que se complementen, y se irá conversando según avance.</w:t>
       </w:r>
     </w:p>
     <w:p>
@@ -2202,7 +2249,20 @@
         <w:pStyle w:val="BodyText"/>
       </w:pPr>
       <w:r>
-        <w:t xml:space="preserve">Este proyecto encaja bien con eso: tiene contraparte pública (CONADIS, Ministerio de la Mujer) y produce exactamente ese tipo de resultado.</w:t>
+        <w:t xml:space="preserve">Este proyecto encaja con ese marco:</w:t>
+      </w:r>
+      <w:r>
+        <w:t xml:space="preserve"> </w:t>
+      </w:r>
+      <w:r>
+        <w:rPr>
+          <w:b/>
+          <w:bCs/>
+        </w:rPr>
+        <w:t xml:space="preserve">la propuesta la presenta el CONADIS</w:t>
+      </w:r>
+      <w:r>
+        <w:t xml:space="preserve">, y lo que produce es exactamente ese tipo de resultado.</w:t>
       </w:r>
     </w:p>
     <w:p>
@@ -2294,7 +2354,7 @@
         <w:pStyle w:val="FirstParagraph"/>
       </w:pPr>
       <w:r>
-        <w:t xml:space="preserve">Sobre esa base se retoma la conversación, y sin prisa. Stefan Trömel e Iñaki Regueiro no son destinatarios externos — están dentro del círculo.</w:t>
+        <w:t xml:space="preserve">Sobre esa base se retomará la conversación con la CAF.</w:t>
       </w:r>
     </w:p>
     <w:p>
@@ -2588,7 +2648,7 @@
           <w:b/>
           <w:bCs/>
         </w:rPr>
-        <w:t xml:space="preserve">con Cristina (CIMUDIS)</w:t>
+        <w:t xml:space="preserve">con CIMUDIS</w:t>
       </w:r>
       <w:r>
         <w:t xml:space="preserve">.</w:t>
@@ -2631,7 +2691,14 @@
         </w:numPr>
       </w:pPr>
       <w:r>
-        <w:t xml:space="preserve">Con eso, conversación con las contrapartes dominicanas.</w:t>
+        <w:rPr>
+          <w:b/>
+          <w:bCs/>
+        </w:rPr>
+        <w:t xml:space="preserve">Presentación al CONADIS por medio de CIMUDIS</w:t>
+      </w:r>
+      <w:r>
+        <w:t xml:space="preserve">, y conversación sobre el alcance del aporte nacional.</w:t>
       </w:r>
     </w:p>
     <w:p>
@@ -2643,7 +2710,11 @@
         </w:numPr>
       </w:pPr>
       <w:r>
-        <w:t xml:space="preserve">Después, la argumentación ante la banca de desarrollo.</w:t>
+        <w:rPr>
+          <w:b/>
+          <w:bCs/>
+        </w:rPr>
+        <w:t xml:space="preserve">Presentación ante la banca de desarrollo, formalmente por el CONADIS.</w:t>
       </w:r>
     </w:p>
     <w:p>

--- a/republica-dominicana/propuesta-proyecto-AP/Propuesta-v2-piloto-AP-RD-2027-2030.docx
+++ b/republica-dominicana/propuesta-proyecto-AP/Propuesta-v2-piloto-AP-RD-2027-2030.docx
@@ -2,7 +2,7 @@
 <file path=word/document.xml><?xml version="1.0" encoding="utf-8"?>
 <w:document xmlns:w="http://schemas.openxmlformats.org/wordprocessingml/2006/main" xmlns:m="http://schemas.openxmlformats.org/officeDocument/2006/math" xmlns:r="http://schemas.openxmlformats.org/officeDocument/2006/relationships" xmlns:o="urn:schemas-microsoft-com:office:office" xmlns:v="urn:schemas-microsoft-com:vml" xmlns:w10="urn:schemas-microsoft-com:office:word" xmlns:a="http://schemas.openxmlformats.org/drawingml/2006/main" xmlns:pic="http://schemas.openxmlformats.org/drawingml/2006/picture" xmlns:wp="http://schemas.openxmlformats.org/drawingml/2006/wordprocessingDrawing">
   <w:body>
-    <w:bookmarkStart w:id="22" w:name="X49d69b69a2f4792f422d0ff754340b711f90e52"/>
+    <w:bookmarkStart w:id="26" w:name="X49d69b69a2f4792f422d0ff754340b711f90e52"/>
     <w:p>
       <w:pPr>
         <w:pStyle w:val="Heading1"/>
@@ -88,7 +88,7 @@
         </w:pict>
       </w:r>
     </w:p>
-    <w:bookmarkStart w:id="9" w:name="Xf34131f22388d6093dd5914cd6a0098b9e28a72"/>
+    <w:bookmarkStart w:id="13" w:name="Xf34131f22388d6093dd5914cd6a0098b9e28a72"/>
     <w:p>
       <w:pPr>
         <w:pStyle w:val="Heading2"/>
@@ -99,7 +99,6 @@
     </w:p>
     <w:p>
       <w:pPr>
-        <w:pStyle w:val="Compact"/>
         <w:numPr>
           <w:ilvl w:val="0"/>
           <w:numId w:val="1001"/>
@@ -110,28 +109,216 @@
           <w:b/>
           <w:bCs/>
         </w:rPr>
-        <w:t xml:space="preserve">2023 — La formación de asistentes personales ya se introdujo en la República Dominicana</w:t>
-      </w:r>
-      <w:r>
-        <w:t xml:space="preserve"> </w:t>
-      </w:r>
-      <w:r>
-        <w:t xml:space="preserve">con apoyo de la OIT (currículo en INFOTEP).</w:t>
-      </w:r>
-      <w:r>
-        <w:t xml:space="preserve"> </w:t>
-      </w:r>
-      <w:r>
-        <w:rPr>
-          <w:b/>
-          <w:bCs/>
-        </w:rPr>
-        <w:t xml:space="preserve">Pero se hizo sin las personas con discapacidad, y quedó detenida.</w:t>
+        <w:t xml:space="preserve">2023-2024 — La formación de asistentes personales ya se introdujo en la República Dominicana, con apoyo de la OIT.</w:t>
       </w:r>
     </w:p>
     <w:p>
       <w:pPr>
         <w:pStyle w:val="Compact"/>
+        <w:numPr>
+          <w:ilvl w:val="1"/>
+          <w:numId w:val="1002"/>
+        </w:numPr>
+      </w:pPr>
+      <w:r>
+        <w:rPr>
+          <w:b/>
+          <w:bCs/>
+        </w:rPr>
+        <w:t xml:space="preserve">Octubre de 2023:</w:t>
+      </w:r>
+      <w:r>
+        <w:t xml:space="preserve"> </w:t>
+      </w:r>
+      <w:r>
+        <w:t xml:space="preserve">INFOTEP, la OIT y el MEPyD presentan el programa</w:t>
+      </w:r>
+      <w:r>
+        <w:t xml:space="preserve"> </w:t>
+      </w:r>
+      <w:r>
+        <w:rPr>
+          <w:b/>
+          <w:bCs/>
+        </w:rPr>
+        <w:t xml:space="preserve">«Asistencia Personal a Personas con Discapacidad con Demanda de Apoyo»</w:t>
+      </w:r>
+      <w:r>
+        <w:t xml:space="preserve">, con</w:t>
+      </w:r>
+      <w:r>
+        <w:t xml:space="preserve"> </w:t>
+      </w:r>
+      <w:r>
+        <w:rPr>
+          <w:b/>
+          <w:bCs/>
+        </w:rPr>
+        <w:t xml:space="preserve">cuatro Manuales Guía</w:t>
+      </w:r>
+      <w:r>
+        <w:t xml:space="preserve">, dentro del proyecto</w:t>
+      </w:r>
+      <w:r>
+        <w:t xml:space="preserve"> </w:t>
+      </w:r>
+      <w:r>
+        <w:rPr>
+          <w:i/>
+          <w:iCs/>
+        </w:rPr>
+        <w:t xml:space="preserve">Comunidades de Cuidado</w:t>
+      </w:r>
+      <w:r>
+        <w:t xml:space="preserve"> </w:t>
+      </w:r>
+      <w:r>
+        <w:t xml:space="preserve">(Fondo ODS). (</w:t>
+      </w:r>
+      <w:hyperlink r:id="rId9">
+        <w:r>
+          <w:rPr>
+            <w:rStyle w:val="Hyperlink"/>
+          </w:rPr>
+          <w:t xml:space="preserve">OIT</w:t>
+        </w:r>
+      </w:hyperlink>
+      <w:r>
+        <w:t xml:space="preserve"> </w:t>
+      </w:r>
+      <w:r>
+        <w:t xml:space="preserve">·</w:t>
+      </w:r>
+      <w:r>
+        <w:t xml:space="preserve"> </w:t>
+      </w:r>
+      <w:hyperlink r:id="rId10">
+        <w:r>
+          <w:rPr>
+            <w:rStyle w:val="Hyperlink"/>
+          </w:rPr>
+          <w:t xml:space="preserve">INFOTEP</w:t>
+        </w:r>
+      </w:hyperlink>
+      <w:r>
+        <w:t xml:space="preserve"> </w:t>
+      </w:r>
+      <w:r>
+        <w:t xml:space="preserve">·</w:t>
+      </w:r>
+      <w:r>
+        <w:t xml:space="preserve"> </w:t>
+      </w:r>
+      <w:hyperlink r:id="rId11">
+        <w:r>
+          <w:rPr>
+            <w:rStyle w:val="Hyperlink"/>
+          </w:rPr>
+          <w:t xml:space="preserve">Presidencia</w:t>
+        </w:r>
+      </w:hyperlink>
+      <w:r>
+        <w:t xml:space="preserve">)</w:t>
+      </w:r>
+    </w:p>
+    <w:p>
+      <w:pPr>
+        <w:pStyle w:val="Compact"/>
+        <w:numPr>
+          <w:ilvl w:val="1"/>
+          <w:numId w:val="1002"/>
+        </w:numPr>
+      </w:pPr>
+      <w:r>
+        <w:rPr>
+          <w:b/>
+          <w:bCs/>
+        </w:rPr>
+        <w:t xml:space="preserve">26 de febrero de 2024:</w:t>
+      </w:r>
+      <w:r>
+        <w:t xml:space="preserve"> </w:t>
+      </w:r>
+      <w:r>
+        <w:t xml:space="preserve">INFOTEP y la OIT</w:t>
+      </w:r>
+      <w:r>
+        <w:t xml:space="preserve"> </w:t>
+      </w:r>
+      <w:r>
+        <w:rPr>
+          <w:b/>
+          <w:bCs/>
+        </w:rPr>
+        <w:t xml:space="preserve">certifican a 29 facilitadoras y facilitadores técnicos</w:t>
+      </w:r>
+      <w:r>
+        <w:t xml:space="preserve"> </w:t>
+      </w:r>
+      <w:r>
+        <w:t xml:space="preserve">para impartir ese programa — 30 horas, con el enfoque de derechos humanos como eje transversal, a cargo de una experta internacional del movimiento de vida independiente de Costa Rica, consultora de la OIT. (</w:t>
+      </w:r>
+      <w:hyperlink r:id="rId12">
+        <w:r>
+          <w:rPr>
+            <w:rStyle w:val="Hyperlink"/>
+          </w:rPr>
+          <w:t xml:space="preserve">Supérate</w:t>
+        </w:r>
+      </w:hyperlink>
+      <w:r>
+        <w:t xml:space="preserve">)</w:t>
+      </w:r>
+    </w:p>
+    <w:p>
+      <w:pPr>
+        <w:pStyle w:val="Compact"/>
+        <w:numPr>
+          <w:ilvl w:val="1"/>
+          <w:numId w:val="1002"/>
+        </w:numPr>
+      </w:pPr>
+      <w:r>
+        <w:rPr>
+          <w:b/>
+          <w:bCs/>
+        </w:rPr>
+        <w:t xml:space="preserve">Y ahí se detuvo.</w:t>
+      </w:r>
+      <w:r>
+        <w:t xml:space="preserve"> </w:t>
+      </w:r>
+      <w:r>
+        <w:t xml:space="preserve">La formación masiva y los servicios avanzaron para el cuidado de personas mayores, pero</w:t>
+      </w:r>
+      <w:r>
+        <w:t xml:space="preserve"> </w:t>
+      </w:r>
+      <w:r>
+        <w:rPr>
+          <w:b/>
+          <w:bCs/>
+        </w:rPr>
+        <w:t xml:space="preserve">la formación de asistentes personales y la prestación del servicio de AP a personas con discapacidad no arrancaron.</w:t>
+      </w:r>
+    </w:p>
+    <w:p>
+      <w:pPr>
+        <w:numPr>
+          <w:ilvl w:val="0"/>
+          <w:numId w:val="1000"/>
+        </w:numPr>
+      </w:pPr>
+      <w:r>
+        <w:rPr>
+          <w:b/>
+          <w:bCs/>
+        </w:rPr>
+        <w:t xml:space="preserve">Las 29 personas certificadas siguen ahí, sin haber podido ejercer esa formación.</w:t>
+      </w:r>
+    </w:p>
+    <w:p>
+      <w:pPr>
         <w:numPr>
           <w:ilvl w:val="0"/>
           <w:numId w:val="1001"/>
@@ -150,7 +337,6 @@
     </w:p>
     <w:p>
       <w:pPr>
-        <w:pStyle w:val="Compact"/>
         <w:numPr>
           <w:ilvl w:val="0"/>
           <w:numId w:val="1001"/>
@@ -178,7 +364,6 @@
     </w:p>
     <w:p>
       <w:pPr>
-        <w:pStyle w:val="Compact"/>
         <w:numPr>
           <w:ilvl w:val="0"/>
           <w:numId w:val="1001"/>
@@ -207,6 +392,22 @@
           <w:b/>
           <w:bCs/>
         </w:rPr>
+        <w:t xml:space="preserve">Esta propuesta no inicia algo nuevo: retoma lo que la OIT dejó a mitad de camino.</w:t>
+      </w:r>
+      <w:r>
+        <w:t xml:space="preserve"> </w:t>
+      </w:r>
+      <w:r>
+        <w:t xml:space="preserve">El currículo, los manuales y las personas formadoras ya existen — es un activo que en la región sólo tienen la República Dominicana y Costa Rica.</w:t>
+      </w:r>
+      <w:r>
+        <w:t xml:space="preserve"> </w:t>
+      </w:r>
+      <w:r>
+        <w:rPr>
+          <w:b/>
+          <w:bCs/>
+        </w:rPr>
         <w:t xml:space="preserve">Lo que cambia respecto de 2023 no es el currículo: es quién lo conduce.</w:t>
       </w:r>
     </w:p>
@@ -217,8 +418,8 @@
         </w:pict>
       </w:r>
     </w:p>
-    <w:bookmarkEnd w:id="9"/>
-    <w:bookmarkStart w:id="10" w:name="X0e652f04fa4ff486c4b70e217741b0037f5beed"/>
+    <w:bookmarkEnd w:id="13"/>
+    <w:bookmarkStart w:id="14" w:name="X0e652f04fa4ff486c4b70e217741b0037f5beed"/>
     <w:p>
       <w:pPr>
         <w:pStyle w:val="Heading2"/>
@@ -387,8 +588,8 @@
         </w:pict>
       </w:r>
     </w:p>
-    <w:bookmarkEnd w:id="10"/>
-    <w:bookmarkStart w:id="11" w:name="X38b24701393d04290d1a6e1293836c96040893c"/>
+    <w:bookmarkEnd w:id="14"/>
+    <w:bookmarkStart w:id="15" w:name="X38b24701393d04290d1a6e1293836c96040893c"/>
     <w:p>
       <w:pPr>
         <w:pStyle w:val="Heading2"/>
@@ -414,7 +615,7 @@
         <w:pStyle w:val="Compact"/>
         <w:numPr>
           <w:ilvl w:val="0"/>
-          <w:numId w:val="1002"/>
+          <w:numId w:val="1003"/>
         </w:numPr>
       </w:pPr>
       <w:r>
@@ -442,7 +643,7 @@
         <w:pStyle w:val="Compact"/>
         <w:numPr>
           <w:ilvl w:val="0"/>
-          <w:numId w:val="1002"/>
+          <w:numId w:val="1003"/>
         </w:numPr>
       </w:pPr>
       <w:r>
@@ -470,7 +671,7 @@
         <w:pStyle w:val="Compact"/>
         <w:numPr>
           <w:ilvl w:val="0"/>
-          <w:numId w:val="1002"/>
+          <w:numId w:val="1003"/>
         </w:numPr>
       </w:pPr>
       <w:r>
@@ -532,7 +733,7 @@
         <w:pStyle w:val="Compact"/>
         <w:numPr>
           <w:ilvl w:val="0"/>
-          <w:numId w:val="1002"/>
+          <w:numId w:val="1003"/>
         </w:numPr>
       </w:pPr>
       <w:r>
@@ -609,8 +810,8 @@
         </w:pict>
       </w:r>
     </w:p>
-    <w:bookmarkEnd w:id="11"/>
-    <w:bookmarkStart w:id="12" w:name="X7cb408607628cb2420dd10343dd5eaf527b38ff"/>
+    <w:bookmarkEnd w:id="15"/>
+    <w:bookmarkStart w:id="16" w:name="X7cb408607628cb2420dd10343dd5eaf527b38ff"/>
     <w:p>
       <w:pPr>
         <w:pStyle w:val="Heading2"/>
@@ -730,8 +931,8 @@
         </w:pict>
       </w:r>
     </w:p>
-    <w:bookmarkEnd w:id="12"/>
-    <w:bookmarkStart w:id="13" w:name="X8e2fc4bb390eeda68e22252144d9044bcdfe4e2"/>
+    <w:bookmarkEnd w:id="16"/>
+    <w:bookmarkStart w:id="17" w:name="X8e2fc4bb390eeda68e22252144d9044bcdfe4e2"/>
     <w:p>
       <w:pPr>
         <w:pStyle w:val="Heading2"/>
@@ -873,7 +1074,7 @@
               <w:t xml:space="preserve"> </w:t>
             </w:r>
             <w:r>
-              <w:t xml:space="preserve">en el país</w:t>
+              <w:t xml:space="preserve">en el país — incluye el</w:t>
             </w:r>
             <w:r>
               <w:t xml:space="preserve"> </w:t>
@@ -883,7 +1084,23 @@
                 <w:b/>
                 <w:bCs/>
               </w:rPr>
-              <w:t xml:space="preserve">[x — definir contenido]</w:t>
+              <w:t xml:space="preserve">encuentro con las 29 personas facilitadoras certificadas en 2024</w:t>
+            </w:r>
+            <w:r>
+              <w:t xml:space="preserve"> </w:t>
+            </w:r>
+            <w:r>
+              <w:t xml:space="preserve">(§7). Resto del contenido</w:t>
+            </w:r>
+            <w:r>
+              <w:t xml:space="preserve"> </w:t>
+            </w:r>
+            <w:r>
+              <w:rPr>
+                <w:b/>
+                <w:bCs/>
+              </w:rPr>
+              <w:t xml:space="preserve">[x]</w:t>
             </w:r>
           </w:p>
         </w:tc>
@@ -1086,7 +1303,7 @@
         <w:pStyle w:val="Compact"/>
         <w:numPr>
           <w:ilvl w:val="0"/>
-          <w:numId w:val="1003"/>
+          <w:numId w:val="1004"/>
         </w:numPr>
       </w:pPr>
       <w:r>
@@ -1098,79 +1315,6 @@
       </w:r>
       <w:r>
         <w:t xml:space="preserve">, de forma automática desde el inicio: observación de punto fijo.</w:t>
-      </w:r>
-    </w:p>
-    <w:p>
-      <w:pPr>
-        <w:pStyle w:val="Compact"/>
-        <w:numPr>
-          <w:ilvl w:val="0"/>
-          <w:numId w:val="1003"/>
-        </w:numPr>
-      </w:pPr>
-      <w:r>
-        <w:rPr>
-          <w:b/>
-          <w:bCs/>
-        </w:rPr>
-        <w:t xml:space="preserve">A un año de la capacitación: el equipo costarricense viaja a la República Dominicana.</w:t>
-      </w:r>
-      <w:r>
-        <w:t xml:space="preserve"> </w:t>
-      </w:r>
-      <w:r>
-        <w:t xml:space="preserve">No es una evaluación de escritorio — se viene a ver si el ciclo está funcionando y, si hay problemas, se resuelven allí mismo, en persona.</w:t>
-      </w:r>
-      <w:r>
-        <w:t xml:space="preserve"> </w:t>
-      </w:r>
-      <w:r>
-        <w:rPr>
-          <w:b/>
-          <w:bCs/>
-        </w:rPr>
-        <w:t xml:space="preserve">Quien enseñó va a ver el resultado.</w:t>
-      </w:r>
-    </w:p>
-    <w:p>
-      <w:pPr>
-        <w:pStyle w:val="FirstParagraph"/>
-      </w:pPr>
-      <w:r>
-        <w:rPr>
-          <w:i/>
-          <w:iCs/>
-        </w:rPr>
-        <w:t xml:space="preserve">Sobre la Conferencia: la sede y la fecha aún no están definidas; la conversación con el gobierno acaba de comenzar. La de 2025 fue en agosto, y sobre ese supuesto se organiza el calendario. Como la evaluación queda cerrada en el primer trimestre, el proyecto puede responder cualquiera que sea la fecha final.</w:t>
-      </w:r>
-    </w:p>
-    <w:p>
-      <w:r>
-        <w:pict>
-          <v:rect style="width:0;height:1.5pt" o:hralign="center" o:hrstd="t" o:hr="t"/>
-        </w:pict>
-      </w:r>
-    </w:p>
-    <w:bookmarkEnd w:id="13"/>
-    <w:bookmarkStart w:id="14" w:name="Xc95e791bdaf904c07c11b681b7057bc02ebf13f"/>
-    <w:p>
-      <w:pPr>
-        <w:pStyle w:val="Heading2"/>
-      </w:pPr>
-      <w:r>
-        <w:t xml:space="preserve">6. Quiénes participan</w:t>
-      </w:r>
-    </w:p>
-    <w:p>
-      <w:pPr>
-        <w:pStyle w:val="FirstParagraph"/>
-      </w:pPr>
-      <w:r>
-        <w:rPr>
-          <w:b/>
-          <w:bCs/>
-        </w:rPr>
-        <w:t xml:space="preserve">Personas usuarias del piloto — unas 10 [x — por acordar]</w:t>
       </w:r>
     </w:p>
     <w:p>
@@ -1186,85 +1330,52 @@
           <w:b/>
           <w:bCs/>
         </w:rPr>
-        <w:t xml:space="preserve">Sin concentrarse en la capital:</w:t>
-      </w:r>
-      <w:r>
-        <w:t xml:space="preserve"> </w:t>
-      </w:r>
-      <w:r>
-        <w:t xml:space="preserve">el piloto debe alcanzar también a las provincias.</w:t>
-      </w:r>
-    </w:p>
-    <w:p>
-      <w:pPr>
-        <w:pStyle w:val="Compact"/>
-        <w:numPr>
-          <w:ilvl w:val="0"/>
-          <w:numId w:val="1004"/>
-        </w:numPr>
-      </w:pPr>
-      <w:r>
-        <w:rPr>
-          <w:b/>
-          <w:bCs/>
-        </w:rPr>
-        <w:t xml:space="preserve">Sin sesgo de sexo ni de tipo de discapacidad.</w:t>
-      </w:r>
-      <w:r>
-        <w:t xml:space="preserve"> </w:t>
-      </w:r>
-      <w:r>
-        <w:t xml:space="preserve">El marco del proyecto es de género, pero para que los datos sirvan, el conjunto de personas usuarias no puede estar sesgado.</w:t>
-      </w:r>
-    </w:p>
-    <w:p>
-      <w:pPr>
-        <w:pStyle w:val="BlockText"/>
-      </w:pPr>
-      <w:r>
-        <w:t xml:space="preserve">Es decir: la agenda de género define</w:t>
-      </w:r>
-      <w:r>
-        <w:t xml:space="preserve"> </w:t>
-      </w:r>
-      <w:r>
-        <w:rPr>
-          <w:b/>
-          <w:bCs/>
-        </w:rPr>
-        <w:t xml:space="preserve">el marco y la conducción</w:t>
-      </w:r>
-      <w:r>
-        <w:t xml:space="preserve">; no restringe</w:t>
-      </w:r>
-      <w:r>
-        <w:t xml:space="preserve"> </w:t>
-      </w:r>
-      <w:r>
-        <w:rPr>
-          <w:b/>
-          <w:bCs/>
-        </w:rPr>
-        <w:t xml:space="preserve">a quién llega el servicio</w:t>
-      </w:r>
-      <w:r>
-        <w:t xml:space="preserve">. Eso permite sostener después que</w:t>
-      </w:r>
-      <w:r>
-        <w:t xml:space="preserve"> </w:t>
-      </w:r>
+        <w:t xml:space="preserve">A un año de la capacitación: el equipo costarricense viaja a la República Dominicana.</w:t>
+      </w:r>
+      <w:r>
+        <w:t xml:space="preserve"> </w:t>
+      </w:r>
+      <w:r>
+        <w:t xml:space="preserve">No es una evaluación de escritorio — se viene a ver si el ciclo está funcionando y, si hay problemas, se resuelven allí mismo, en persona.</w:t>
+      </w:r>
+      <w:r>
+        <w:t xml:space="preserve"> </w:t>
+      </w:r>
+      <w:r>
+        <w:rPr>
+          <w:b/>
+          <w:bCs/>
+        </w:rPr>
+        <w:t xml:space="preserve">Quien enseñó va a ver el resultado.</w:t>
+      </w:r>
+    </w:p>
+    <w:p>
+      <w:pPr>
+        <w:pStyle w:val="FirstParagraph"/>
+      </w:pPr>
       <w:r>
         <w:rPr>
           <w:i/>
           <w:iCs/>
         </w:rPr>
-        <w:t xml:space="preserve">la asistencia personal funciona, y su diseño se hizo desde una mirada de género</w:t>
-      </w:r>
-      <w:r>
-        <w:t xml:space="preserve"> </w:t>
-      </w:r>
-      <w:r>
-        <w:t xml:space="preserve">— un argumento más amplio que el de un servicio para un grupo.</w:t>
+        <w:t xml:space="preserve">Sobre la Conferencia: la sede y la fecha aún no están definidas; la conversación con el gobierno acaba de comenzar. La de 2025 fue en agosto, y sobre ese supuesto se organiza el calendario. Como la evaluación queda cerrada en el primer trimestre, el proyecto puede responder cualquiera que sea la fecha final.</w:t>
+      </w:r>
+    </w:p>
+    <w:p>
+      <w:r>
+        <w:pict>
+          <v:rect style="width:0;height:1.5pt" o:hralign="center" o:hrstd="t" o:hr="t"/>
+        </w:pict>
+      </w:r>
+    </w:p>
+    <w:bookmarkEnd w:id="17"/>
+    <w:bookmarkStart w:id="18" w:name="Xc95e791bdaf904c07c11b681b7057bc02ebf13f"/>
+    <w:p>
+      <w:pPr>
+        <w:pStyle w:val="Heading2"/>
+      </w:pPr>
+      <w:r>
+        <w:t xml:space="preserve">6. Quiénes participan</w:t>
       </w:r>
     </w:p>
     <w:p>
@@ -1276,7 +1387,7 @@
           <w:b/>
           <w:bCs/>
         </w:rPr>
-        <w:t xml:space="preserve">Conducción y ejecución</w:t>
+        <w:t xml:space="preserve">Personas usuarias del piloto — unas 10 [x — por acordar]</w:t>
       </w:r>
     </w:p>
     <w:p>
@@ -1292,13 +1403,13 @@
           <w:b/>
           <w:bCs/>
         </w:rPr>
-        <w:t xml:space="preserve">CIMUDIS</w:t>
-      </w:r>
-      <w:r>
-        <w:t xml:space="preserve"> </w:t>
-      </w:r>
-      <w:r>
-        <w:t xml:space="preserve">— sujeto del proyecto e interlocutor político ante el Ministerio de la Mujer.</w:t>
+        <w:t xml:space="preserve">Sin concentrarse en la capital:</w:t>
+      </w:r>
+      <w:r>
+        <w:t xml:space="preserve"> </w:t>
+      </w:r>
+      <w:r>
+        <w:t xml:space="preserve">el piloto debe alcanzar también a las provincias.</w:t>
       </w:r>
     </w:p>
     <w:p>
@@ -1314,32 +1425,63 @@
           <w:b/>
           <w:bCs/>
         </w:rPr>
-        <w:t xml:space="preserve">RELAVIN</w:t>
-      </w:r>
-      <w:r>
-        <w:t xml:space="preserve"> </w:t>
-      </w:r>
-      <w:r>
-        <w:t xml:space="preserve">— acompañamiento técnico regional.</w:t>
-      </w:r>
-    </w:p>
-    <w:p>
-      <w:pPr>
-        <w:pStyle w:val="Compact"/>
-        <w:numPr>
-          <w:ilvl w:val="0"/>
-          <w:numId w:val="1005"/>
-        </w:numPr>
-      </w:pPr>
-      <w:r>
-        <w:rPr>
-          <w:b/>
-          <w:bCs/>
-        </w:rPr>
-        <w:t xml:space="preserve">RELAVIN — coordinación general del proyecto</w:t>
-      </w:r>
-      <w:r>
-        <w:t xml:space="preserve">, articulando las cuatro líneas que se necesitan a la vez: la República Dominicana, Costa Rica (Morpho), la OIT y JICA.</w:t>
+        <w:t xml:space="preserve">Sin sesgo de sexo ni de tipo de discapacidad.</w:t>
+      </w:r>
+      <w:r>
+        <w:t xml:space="preserve"> </w:t>
+      </w:r>
+      <w:r>
+        <w:t xml:space="preserve">El marco del proyecto es de género, pero para que los datos sirvan, el conjunto de personas usuarias no puede estar sesgado.</w:t>
+      </w:r>
+    </w:p>
+    <w:p>
+      <w:pPr>
+        <w:pStyle w:val="BlockText"/>
+      </w:pPr>
+      <w:r>
+        <w:t xml:space="preserve">Es decir: la agenda de género define</w:t>
+      </w:r>
+      <w:r>
+        <w:t xml:space="preserve"> </w:t>
+      </w:r>
+      <w:r>
+        <w:rPr>
+          <w:b/>
+          <w:bCs/>
+        </w:rPr>
+        <w:t xml:space="preserve">el marco y la conducción</w:t>
+      </w:r>
+      <w:r>
+        <w:t xml:space="preserve">; no restringe</w:t>
+      </w:r>
+      <w:r>
+        <w:t xml:space="preserve"> </w:t>
+      </w:r>
+      <w:r>
+        <w:rPr>
+          <w:b/>
+          <w:bCs/>
+        </w:rPr>
+        <w:t xml:space="preserve">a quién llega el servicio</w:t>
+      </w:r>
+      <w:r>
+        <w:t xml:space="preserve">. Eso permite sostener después que</w:t>
+      </w:r>
+      <w:r>
+        <w:t xml:space="preserve"> </w:t>
+      </w:r>
+      <w:r>
+        <w:rPr>
+          <w:i/>
+          <w:iCs/>
+        </w:rPr>
+        <w:t xml:space="preserve">la asistencia personal funciona, y su diseño se hizo desde una mirada de género</w:t>
+      </w:r>
+      <w:r>
+        <w:t xml:space="preserve"> </w:t>
+      </w:r>
+      <w:r>
+        <w:t xml:space="preserve">— un argumento más amplio que el de un servicio para un grupo.</w:t>
       </w:r>
     </w:p>
     <w:p>
@@ -1351,56 +1493,7 @@
           <w:b/>
           <w:bCs/>
         </w:rPr>
-        <w:t xml:space="preserve">Contrapartes institucionales</w:t>
-      </w:r>
-    </w:p>
-    <w:p>
-      <w:pPr>
-        <w:pStyle w:val="BodyText"/>
-      </w:pPr>
-      <w:r>
-        <w:t xml:space="preserve">Ministerio de la Mujer · CONADIS · FONADIS · Supérate · INFOTEP · asociación de rehabilitación</w:t>
-      </w:r>
-    </w:p>
-    <w:p>
-      <w:r>
-        <w:pict>
-          <v:rect style="width:0;height:1.5pt" o:hralign="center" o:hrstd="t" o:hr="t"/>
-        </w:pict>
-      </w:r>
-    </w:p>
-    <w:bookmarkEnd w:id="14"/>
-    <w:bookmarkStart w:id="15" w:name="X36cc086c8b2aab8c110e89926ddf57fb857eff4"/>
-    <w:p>
-      <w:pPr>
-        <w:pStyle w:val="Heading2"/>
-      </w:pPr>
-      <w:r>
-        <w:t xml:space="preserve">7. La capacitación en Costa Rica (2027, 1.er trimestre)</w:t>
-      </w:r>
-    </w:p>
-    <w:p>
-      <w:pPr>
-        <w:pStyle w:val="FirstParagraph"/>
-      </w:pPr>
-      <w:r>
-        <w:rPr>
-          <w:b/>
-          <w:bCs/>
-        </w:rPr>
-        <w:t xml:space="preserve">Unas 10 personas · dos semanas aproximadamente</w:t>
-      </w:r>
-    </w:p>
-    <w:p>
-      <w:pPr>
-        <w:pStyle w:val="BodyText"/>
-      </w:pPr>
-      <w:r>
-        <w:rPr>
-          <w:b/>
-          <w:bCs/>
-        </w:rPr>
-        <w:t xml:space="preserve">Composición</w:t>
+        <w:t xml:space="preserve">Conducción y ejecución</w:t>
       </w:r>
     </w:p>
     <w:p>
@@ -1412,17 +1505,17 @@
         </w:numPr>
       </w:pPr>
       <w:r>
-        <w:t xml:space="preserve">Núcleo:</w:t>
-      </w:r>
-      <w:r>
-        <w:t xml:space="preserve"> </w:t>
-      </w:r>
-      <w:r>
-        <w:rPr>
-          <w:b/>
-          <w:bCs/>
-        </w:rPr>
-        <w:t xml:space="preserve">personas con discapacidad de CIMUDIS</w:t>
+        <w:rPr>
+          <w:b/>
+          <w:bCs/>
+        </w:rPr>
+        <w:t xml:space="preserve">CIMUDIS</w:t>
+      </w:r>
+      <w:r>
+        <w:t xml:space="preserve"> </w:t>
+      </w:r>
+      <w:r>
+        <w:t xml:space="preserve">— sujeto del proyecto e interlocutor político ante el Ministerio de la Mujer.</w:t>
       </w:r>
     </w:p>
     <w:p>
@@ -1434,23 +1527,36 @@
         </w:numPr>
       </w:pPr>
       <w:r>
-        <w:t xml:space="preserve">Además:</w:t>
-      </w:r>
-      <w:r>
-        <w:t xml:space="preserve"> </w:t>
-      </w:r>
-      <w:r>
-        <w:rPr>
-          <w:b/>
-          <w:bCs/>
-        </w:rPr>
-        <w:t xml:space="preserve">CONADIS, la asociación de rehabilitación, Supérate, INFOTEP</w:t>
-      </w:r>
-      <w:r>
-        <w:t xml:space="preserve"> </w:t>
-      </w:r>
-      <w:r>
-        <w:t xml:space="preserve">y demás instituciones concernidas</w:t>
+        <w:rPr>
+          <w:b/>
+          <w:bCs/>
+        </w:rPr>
+        <w:t xml:space="preserve">RELAVIN</w:t>
+      </w:r>
+      <w:r>
+        <w:t xml:space="preserve"> </w:t>
+      </w:r>
+      <w:r>
+        <w:t xml:space="preserve">— acompañamiento técnico regional.</w:t>
+      </w:r>
+    </w:p>
+    <w:p>
+      <w:pPr>
+        <w:pStyle w:val="Compact"/>
+        <w:numPr>
+          <w:ilvl w:val="0"/>
+          <w:numId w:val="1006"/>
+        </w:numPr>
+      </w:pPr>
+      <w:r>
+        <w:rPr>
+          <w:b/>
+          <w:bCs/>
+        </w:rPr>
+        <w:t xml:space="preserve">RELAVIN — coordinación general del proyecto</w:t>
+      </w:r>
+      <w:r>
+        <w:t xml:space="preserve">, articulando las cuatro líneas que se necesitan a la vez: la República Dominicana, Costa Rica (Morpho), la OIT y JICA.</w:t>
       </w:r>
     </w:p>
     <w:p>
@@ -1462,7 +1568,56 @@
           <w:b/>
           <w:bCs/>
         </w:rPr>
-        <w:t xml:space="preserve">Contenido</w:t>
+        <w:t xml:space="preserve">Contrapartes institucionales</w:t>
+      </w:r>
+    </w:p>
+    <w:p>
+      <w:pPr>
+        <w:pStyle w:val="BodyText"/>
+      </w:pPr>
+      <w:r>
+        <w:t xml:space="preserve">Ministerio de la Mujer · CONADIS · FONADIS · Supérate · INFOTEP · asociación de rehabilitación</w:t>
+      </w:r>
+    </w:p>
+    <w:p>
+      <w:r>
+        <w:pict>
+          <v:rect style="width:0;height:1.5pt" o:hralign="center" o:hrstd="t" o:hr="t"/>
+        </w:pict>
+      </w:r>
+    </w:p>
+    <w:bookmarkEnd w:id="18"/>
+    <w:bookmarkStart w:id="19" w:name="X36cc086c8b2aab8c110e89926ddf57fb857eff4"/>
+    <w:p>
+      <w:pPr>
+        <w:pStyle w:val="Heading2"/>
+      </w:pPr>
+      <w:r>
+        <w:t xml:space="preserve">7. La capacitación en Costa Rica (2027, 1.er trimestre)</w:t>
+      </w:r>
+    </w:p>
+    <w:p>
+      <w:pPr>
+        <w:pStyle w:val="FirstParagraph"/>
+      </w:pPr>
+      <w:r>
+        <w:rPr>
+          <w:b/>
+          <w:bCs/>
+        </w:rPr>
+        <w:t xml:space="preserve">Unas 10 personas · dos semanas aproximadamente</w:t>
+      </w:r>
+    </w:p>
+    <w:p>
+      <w:pPr>
+        <w:pStyle w:val="BodyText"/>
+      </w:pPr>
+      <w:r>
+        <w:rPr>
+          <w:b/>
+          <w:bCs/>
+        </w:rPr>
+        <w:t xml:space="preserve">Composición</w:t>
       </w:r>
     </w:p>
     <w:p>
@@ -1474,23 +1629,17 @@
         </w:numPr>
       </w:pPr>
       <w:r>
-        <w:t xml:space="preserve">Eje central:</w:t>
-      </w:r>
-      <w:r>
-        <w:t xml:space="preserve"> </w:t>
-      </w:r>
-      <w:r>
-        <w:rPr>
-          <w:b/>
-          <w:bCs/>
-        </w:rPr>
-        <w:t xml:space="preserve">aprender cómo trabaja un centro de vida independiente</w:t>
-      </w:r>
-      <w:r>
-        <w:t xml:space="preserve"> </w:t>
-      </w:r>
-      <w:r>
-        <w:t xml:space="preserve">— la operación real, no la teoría</w:t>
+        <w:t xml:space="preserve">Núcleo:</w:t>
+      </w:r>
+      <w:r>
+        <w:t xml:space="preserve"> </w:t>
+      </w:r>
+      <w:r>
+        <w:rPr>
+          <w:b/>
+          <w:bCs/>
+        </w:rPr>
+        <w:t xml:space="preserve">personas con discapacidad de CIMUDIS</w:t>
       </w:r>
     </w:p>
     <w:p>
@@ -1502,46 +1651,23 @@
         </w:numPr>
       </w:pPr>
       <w:r>
-        <w:rPr>
-          <w:b/>
-          <w:bCs/>
-        </w:rPr>
-        <w:t xml:space="preserve">Tres días de taller de consejería de pares</w:t>
-      </w:r>
-      <w:r>
-        <w:t xml:space="preserve"> </w:t>
-      </w:r>
-      <w:r>
-        <w:t xml:space="preserve">para las personas con discapacidad</w:t>
-      </w:r>
-    </w:p>
-    <w:p>
-      <w:pPr>
-        <w:pStyle w:val="Compact"/>
-        <w:numPr>
-          <w:ilvl w:val="0"/>
-          <w:numId w:val="1007"/>
-        </w:numPr>
-      </w:pPr>
-      <w:r>
-        <w:rPr>
-          <w:b/>
-          <w:bCs/>
-        </w:rPr>
-        <w:t xml:space="preserve">Visitas al CONAPDIS</w:t>
-      </w:r>
-      <w:r>
-        <w:t xml:space="preserve">: sede central y</w:t>
-      </w:r>
-      <w:r>
-        <w:t xml:space="preserve"> </w:t>
-      </w:r>
-      <w:r>
-        <w:rPr>
-          <w:b/>
-          <w:bCs/>
-        </w:rPr>
-        <w:t xml:space="preserve">oficina regional de Brunca</w:t>
+        <w:t xml:space="preserve">Además:</w:t>
+      </w:r>
+      <w:r>
+        <w:t xml:space="preserve"> </w:t>
+      </w:r>
+      <w:r>
+        <w:rPr>
+          <w:b/>
+          <w:bCs/>
+        </w:rPr>
+        <w:t xml:space="preserve">CONADIS, la asociación de rehabilitación, Supérate, INFOTEP</w:t>
+      </w:r>
+      <w:r>
+        <w:t xml:space="preserve"> </w:t>
+      </w:r>
+      <w:r>
+        <w:t xml:space="preserve">y demás instituciones concernidas</w:t>
       </w:r>
     </w:p>
     <w:p>
@@ -1553,129 +1679,7 @@
           <w:b/>
           <w:bCs/>
         </w:rPr>
-        <w:t xml:space="preserve">Por qué llevar a las instituciones públicas junto con el movimiento:</w:t>
-      </w:r>
-      <w:r>
-        <w:t xml:space="preserve"> </w:t>
-      </w:r>
-      <w:r>
-        <w:t xml:space="preserve">explicar un sistema con palabras es difícil.</w:t>
-      </w:r>
-      <w:r>
-        <w:t xml:space="preserve"> </w:t>
-      </w:r>
-      <w:r>
-        <w:rPr>
-          <w:b/>
-          <w:bCs/>
-        </w:rPr>
-        <w:t xml:space="preserve">Se ve funcionando en Costa Rica, y a partir de ahí la conversación pasa a ser «¿y cómo hacemos esto nosotros?».</w:t>
-      </w:r>
-      <w:r>
-        <w:t xml:space="preserve"> </w:t>
-      </w:r>
-      <w:r>
-        <w:t xml:space="preserve">Es una discusión distinta a la de una mesa técnica.</w:t>
-      </w:r>
-    </w:p>
-    <w:p>
-      <w:r>
-        <w:pict>
-          <v:rect style="width:0;height:1.5pt" o:hralign="center" o:hrstd="t" o:hr="t"/>
-        </w:pict>
-      </w:r>
-    </w:p>
-    <w:bookmarkEnd w:id="15"/>
-    <w:bookmarkStart w:id="16" w:name="X98b4899c1985497138b84a377d48cbecf0a84ee"/>
-    <w:p>
-      <w:pPr>
-        <w:pStyle w:val="Heading2"/>
-      </w:pPr>
-      <w:r>
-        <w:t xml:space="preserve">8. El programa de formación de asistentes personales — condición previa</w:t>
-      </w:r>
-    </w:p>
-    <w:p>
-      <w:pPr>
-        <w:pStyle w:val="FirstParagraph"/>
-      </w:pPr>
-      <w:r>
-        <w:rPr>
-          <w:b/>
-          <w:bCs/>
-        </w:rPr>
-        <w:t xml:space="preserve">Sistematizar la experiencia de Morpho en un programa de formación de asistentes personales, y terminarlo.</w:t>
-      </w:r>
-    </w:p>
-    <w:p>
-      <w:pPr>
-        <w:pStyle w:val="BodyText"/>
-      </w:pPr>
-      <w:r>
-        <w:t xml:space="preserve">Sin eso, el movimiento de RELAVIN no puede expandirse en la región: cada país tendría que reinventar la formación desde cero.</w:t>
-      </w:r>
-      <w:r>
-        <w:t xml:space="preserve"> </w:t>
-      </w:r>
-      <w:r>
-        <w:rPr>
-          <w:b/>
-          <w:bCs/>
-        </w:rPr>
-        <w:t xml:space="preserve">Quedan dos años.</w:t>
-      </w:r>
-    </w:p>
-    <w:p>
-      <w:pPr>
-        <w:pStyle w:val="BodyText"/>
-      </w:pPr>
-      <w:r>
-        <w:t xml:space="preserve">Este proyecto es a la vez el primer caso de aplicación de ese programa y la ocasión de terminarlo.</w:t>
-      </w:r>
-    </w:p>
-    <w:p>
-      <w:r>
-        <w:pict>
-          <v:rect style="width:0;height:1.5pt" o:hralign="center" o:hrstd="t" o:hr="t"/>
-        </w:pict>
-      </w:r>
-    </w:p>
-    <w:bookmarkEnd w:id="16"/>
-    <w:bookmarkStart w:id="17" w:name="Xef732971e381e0846133eb8f2d28db8d757f22c"/>
-    <w:p>
-      <w:pPr>
-        <w:pStyle w:val="Heading2"/>
-      </w:pPr>
-      <w:r>
-        <w:t xml:space="preserve">9. Dónde empieza — y el sistema de coordinación</w:t>
-      </w:r>
-    </w:p>
-    <w:p>
-      <w:pPr>
-        <w:pStyle w:val="FirstParagraph"/>
-      </w:pPr>
-      <w:r>
-        <w:rPr>
-          <w:b/>
-          <w:bCs/>
-        </w:rPr>
-        <w:t xml:space="preserve">El proyecto no arranca abriendo una sede.</w:t>
-      </w:r>
-      <w:r>
-        <w:t xml:space="preserve"> </w:t>
-      </w:r>
-      <w:r>
-        <w:t xml:space="preserve">Lo que se busca primero es</w:t>
-      </w:r>
-      <w:r>
-        <w:t xml:space="preserve"> </w:t>
-      </w:r>
-      <w:r>
-        <w:rPr>
-          <w:b/>
-          <w:bCs/>
-        </w:rPr>
-        <w:t xml:space="preserve">poner en marcha la formación de asistentes personales junto con la organización de personas con discapacidad, el CONADIS y el INFOTEP, y ver cómo funciona.</w:t>
+        <w:t xml:space="preserve">Contenido</w:t>
       </w:r>
     </w:p>
     <w:p>
@@ -1687,17 +1691,23 @@
         </w:numPr>
       </w:pPr>
       <w:r>
-        <w:rPr>
-          <w:b/>
-          <w:bCs/>
-        </w:rPr>
-        <w:t xml:space="preserve">Al inicio, el CONADIS facilita el espacio.</w:t>
-      </w:r>
-      <w:r>
-        <w:t xml:space="preserve"> </w:t>
-      </w:r>
-      <w:r>
-        <w:t xml:space="preserve">Se empieza ahí.</w:t>
+        <w:t xml:space="preserve">Eje central:</w:t>
+      </w:r>
+      <w:r>
+        <w:t xml:space="preserve"> </w:t>
+      </w:r>
+      <w:r>
+        <w:rPr>
+          <w:b/>
+          <w:bCs/>
+        </w:rPr>
+        <w:t xml:space="preserve">aprender cómo trabaja un centro de vida independiente</w:t>
+      </w:r>
+      <w:r>
+        <w:t xml:space="preserve"> </w:t>
+      </w:r>
+      <w:r>
+        <w:t xml:space="preserve">— la operación real, no la teoría</w:t>
       </w:r>
     </w:p>
     <w:p>
@@ -1713,10 +1723,42 @@
           <w:b/>
           <w:bCs/>
         </w:rPr>
-        <w:t xml:space="preserve">Abrir la sede propia del centro es el objetivo a 2030</w:t>
-      </w:r>
-      <w:r>
-        <w:t xml:space="preserve">, no el punto de partida. Llega cuando el ciclo esté funcionando y haya con qué sostenerla.</w:t>
+        <w:t xml:space="preserve">Tres días de taller de consejería de pares</w:t>
+      </w:r>
+      <w:r>
+        <w:t xml:space="preserve"> </w:t>
+      </w:r>
+      <w:r>
+        <w:t xml:space="preserve">para las personas con discapacidad</w:t>
+      </w:r>
+    </w:p>
+    <w:p>
+      <w:pPr>
+        <w:pStyle w:val="Compact"/>
+        <w:numPr>
+          <w:ilvl w:val="0"/>
+          <w:numId w:val="1008"/>
+        </w:numPr>
+      </w:pPr>
+      <w:r>
+        <w:rPr>
+          <w:b/>
+          <w:bCs/>
+        </w:rPr>
+        <w:t xml:space="preserve">Visitas al CONAPDIS</w:t>
+      </w:r>
+      <w:r>
+        <w:t xml:space="preserve">: sede central y</w:t>
+      </w:r>
+      <w:r>
+        <w:t xml:space="preserve"> </w:t>
+      </w:r>
+      <w:r>
+        <w:rPr>
+          <w:b/>
+          <w:bCs/>
+        </w:rPr>
+        <w:t xml:space="preserve">oficina regional de Brunca</w:t>
       </w:r>
     </w:p>
     <w:p>
@@ -1728,7 +1770,7 @@
           <w:b/>
           <w:bCs/>
         </w:rPr>
-        <w:t xml:space="preserve">El sistema de coordinación</w:t>
+        <w:t xml:space="preserve">A la vuelta: encuentro con las personas facilitadoras certificadas en 2024</w:t>
       </w:r>
     </w:p>
     <w:p>
@@ -1736,20 +1778,170 @@
         <w:pStyle w:val="BodyText"/>
       </w:pPr>
       <w:r>
-        <w:t xml:space="preserve">Para esa etapa inicial se adopta</w:t>
-      </w:r>
-      <w:r>
-        <w:t xml:space="preserve"> </w:t>
-      </w:r>
-      <w:r>
-        <w:rPr>
-          <w:b/>
-          <w:bCs/>
-        </w:rPr>
-        <w:t xml:space="preserve">el sistema que Morpho opera por internet</w:t>
-      </w:r>
-      <w:r>
-        <w:t xml:space="preserve">.</w:t>
+        <w:t xml:space="preserve">Una de las primeras actividades después de la capacitación es</w:t>
+      </w:r>
+      <w:r>
+        <w:t xml:space="preserve"> </w:t>
+      </w:r>
+      <w:r>
+        <w:rPr>
+          <w:b/>
+          <w:bCs/>
+        </w:rPr>
+        <w:t xml:space="preserve">convocar a las 29 personas certificadas en febrero de 2024</w:t>
+      </w:r>
+      <w:r>
+        <w:t xml:space="preserve"> </w:t>
+      </w:r>
+      <w:r>
+        <w:t xml:space="preserve">y sentarse con ellas: qué se preparó entonces, por qué quedó detenido, y</w:t>
+      </w:r>
+      <w:r>
+        <w:t xml:space="preserve"> </w:t>
+      </w:r>
+      <w:r>
+        <w:rPr>
+          <w:b/>
+          <w:bCs/>
+        </w:rPr>
+        <w:t xml:space="preserve">en qué puede cada quien colaborar ahora</w:t>
+      </w:r>
+      <w:r>
+        <w:t xml:space="preserve">. Son quienes ya recibieron esta formación en el país; el piloto no puede armarse sin ellas.</w:t>
+      </w:r>
+    </w:p>
+    <w:p>
+      <w:pPr>
+        <w:pStyle w:val="BodyText"/>
+      </w:pPr>
+      <w:r>
+        <w:rPr>
+          <w:b/>
+          <w:bCs/>
+        </w:rPr>
+        <w:t xml:space="preserve">Por qué llevar a las instituciones públicas junto con el movimiento:</w:t>
+      </w:r>
+      <w:r>
+        <w:t xml:space="preserve"> </w:t>
+      </w:r>
+      <w:r>
+        <w:t xml:space="preserve">explicar un sistema con palabras es difícil.</w:t>
+      </w:r>
+      <w:r>
+        <w:t xml:space="preserve"> </w:t>
+      </w:r>
+      <w:r>
+        <w:rPr>
+          <w:b/>
+          <w:bCs/>
+        </w:rPr>
+        <w:t xml:space="preserve">Se ve funcionando en Costa Rica, y a partir de ahí la conversación pasa a ser «¿y cómo hacemos esto nosotros?».</w:t>
+      </w:r>
+      <w:r>
+        <w:t xml:space="preserve"> </w:t>
+      </w:r>
+      <w:r>
+        <w:t xml:space="preserve">Es una discusión distinta a la de una mesa técnica.</w:t>
+      </w:r>
+    </w:p>
+    <w:p>
+      <w:r>
+        <w:pict>
+          <v:rect style="width:0;height:1.5pt" o:hralign="center" o:hrstd="t" o:hr="t"/>
+        </w:pict>
+      </w:r>
+    </w:p>
+    <w:bookmarkEnd w:id="19"/>
+    <w:bookmarkStart w:id="20" w:name="X98b4899c1985497138b84a377d48cbecf0a84ee"/>
+    <w:p>
+      <w:pPr>
+        <w:pStyle w:val="Heading2"/>
+      </w:pPr>
+      <w:r>
+        <w:t xml:space="preserve">8. El programa de formación de asistentes personales — condición previa</w:t>
+      </w:r>
+    </w:p>
+    <w:p>
+      <w:pPr>
+        <w:pStyle w:val="FirstParagraph"/>
+      </w:pPr>
+      <w:r>
+        <w:rPr>
+          <w:b/>
+          <w:bCs/>
+        </w:rPr>
+        <w:t xml:space="preserve">Sistematizar la experiencia de Morpho en un programa de formación de asistentes personales, y terminarlo.</w:t>
+      </w:r>
+    </w:p>
+    <w:p>
+      <w:pPr>
+        <w:pStyle w:val="BodyText"/>
+      </w:pPr>
+      <w:r>
+        <w:t xml:space="preserve">Sin eso, el movimiento de RELAVIN no puede expandirse en la región: cada país tendría que reinventar la formación desde cero.</w:t>
+      </w:r>
+      <w:r>
+        <w:t xml:space="preserve"> </w:t>
+      </w:r>
+      <w:r>
+        <w:rPr>
+          <w:b/>
+          <w:bCs/>
+        </w:rPr>
+        <w:t xml:space="preserve">Quedan dos años.</w:t>
+      </w:r>
+    </w:p>
+    <w:p>
+      <w:pPr>
+        <w:pStyle w:val="BodyText"/>
+      </w:pPr>
+      <w:r>
+        <w:t xml:space="preserve">Este proyecto es a la vez el primer caso de aplicación de ese programa y la ocasión de terminarlo.</w:t>
+      </w:r>
+    </w:p>
+    <w:p>
+      <w:r>
+        <w:pict>
+          <v:rect style="width:0;height:1.5pt" o:hralign="center" o:hrstd="t" o:hr="t"/>
+        </w:pict>
+      </w:r>
+    </w:p>
+    <w:bookmarkEnd w:id="20"/>
+    <w:bookmarkStart w:id="21" w:name="Xef732971e381e0846133eb8f2d28db8d757f22c"/>
+    <w:p>
+      <w:pPr>
+        <w:pStyle w:val="Heading2"/>
+      </w:pPr>
+      <w:r>
+        <w:t xml:space="preserve">9. Dónde empieza — y el sistema de coordinación</w:t>
+      </w:r>
+    </w:p>
+    <w:p>
+      <w:pPr>
+        <w:pStyle w:val="FirstParagraph"/>
+      </w:pPr>
+      <w:r>
+        <w:rPr>
+          <w:b/>
+          <w:bCs/>
+        </w:rPr>
+        <w:t xml:space="preserve">El proyecto no arranca abriendo una sede.</w:t>
+      </w:r>
+      <w:r>
+        <w:t xml:space="preserve"> </w:t>
+      </w:r>
+      <w:r>
+        <w:t xml:space="preserve">Lo que se busca primero es</w:t>
+      </w:r>
+      <w:r>
+        <w:t xml:space="preserve"> </w:t>
+      </w:r>
+      <w:r>
+        <w:rPr>
+          <w:b/>
+          <w:bCs/>
+        </w:rPr>
+        <w:t xml:space="preserve">poner en marcha la formación de asistentes personales junto con la organización de personas con discapacidad, el CONADIS y el INFOTEP, y ver cómo funciona.</w:t>
       </w:r>
     </w:p>
     <w:p>
@@ -1761,36 +1953,17 @@
         </w:numPr>
       </w:pPr>
       <w:r>
-        <w:t xml:space="preserve">Ya está probado en Costa Rica,</w:t>
-      </w:r>
-      <w:r>
-        <w:t xml:space="preserve"> </w:t>
-      </w:r>
-      <w:r>
-        <w:rPr>
-          <w:b/>
-          <w:bCs/>
-        </w:rPr>
-        <w:t xml:space="preserve">en centros de vida independiente de provincia que aún no tienen oficina</w:t>
-      </w:r>
-      <w:r>
-        <w:t xml:space="preserve">: permite coordinar</w:t>
-      </w:r>
-      <w:r>
-        <w:t xml:space="preserve"> </w:t>
-      </w:r>
-      <w:r>
-        <w:rPr>
-          <w:b/>
-          <w:bCs/>
-        </w:rPr>
-        <w:t xml:space="preserve">a distancia</w:t>
-      </w:r>
-      <w:r>
-        <w:t xml:space="preserve"> </w:t>
-      </w:r>
-      <w:r>
-        <w:t xml:space="preserve">entre asistentes personales y personas usuarias dispersos en el territorio.</w:t>
+        <w:rPr>
+          <w:b/>
+          <w:bCs/>
+        </w:rPr>
+        <w:t xml:space="preserve">Al inicio, el CONADIS facilita el espacio.</w:t>
+      </w:r>
+      <w:r>
+        <w:t xml:space="preserve"> </w:t>
+      </w:r>
+      <w:r>
+        <w:t xml:space="preserve">Se empieza ahí.</w:t>
       </w:r>
     </w:p>
     <w:p>
@@ -1802,467 +1975,47 @@
         </w:numPr>
       </w:pPr>
       <w:r>
-        <w:t xml:space="preserve">Eso hace posible</w:t>
-      </w:r>
-      <w:r>
-        <w:t xml:space="preserve"> </w:t>
-      </w:r>
-      <w:r>
-        <w:rPr>
-          <w:b/>
-          <w:bCs/>
-        </w:rPr>
-        <w:t xml:space="preserve">llegar a las provincias desde el comienzo</w:t>
-      </w:r>
-      <w:r>
-        <w:t xml:space="preserve">, sin esperar a tener infraestructura.</w:t>
-      </w:r>
-    </w:p>
-    <w:p>
-      <w:pPr>
-        <w:pStyle w:val="Compact"/>
-        <w:numPr>
-          <w:ilvl w:val="0"/>
-          <w:numId w:val="1009"/>
-        </w:numPr>
-      </w:pPr>
-      <w:r>
-        <w:t xml:space="preserve">Los registros de despacho quedan almacenados desde el primer día →</w:t>
-      </w:r>
-      <w:r>
-        <w:t xml:space="preserve"> </w:t>
-      </w:r>
-      <w:r>
-        <w:rPr>
-          <w:b/>
-          <w:bCs/>
-        </w:rPr>
-        <w:t xml:space="preserve">es la base de datos de la evaluación de 2028.</w:t>
-      </w:r>
-    </w:p>
-    <w:p>
-      <w:pPr>
-        <w:pStyle w:val="Compact"/>
-        <w:numPr>
-          <w:ilvl w:val="0"/>
-          <w:numId w:val="1009"/>
-        </w:numPr>
-      </w:pPr>
-      <w:r>
-        <w:rPr>
-          <w:b/>
-          <w:bCs/>
-        </w:rPr>
-        <w:t xml:space="preserve">Y hay un retorno hacia Costa Rica:</w:t>
-      </w:r>
-      <w:r>
-        <w:t xml:space="preserve"> </w:t>
-      </w:r>
-      <w:r>
-        <w:t xml:space="preserve">al adoptarse en la República Dominicana,</w:t>
-      </w:r>
-      <w:r>
-        <w:t xml:space="preserve"> </w:t>
-      </w:r>
-      <w:r>
-        <w:rPr>
-          <w:b/>
-          <w:bCs/>
-        </w:rPr>
-        <w:t xml:space="preserve">Morpho recibe un ingreso</w:t>
-      </w:r>
-      <w:r>
-        <w:t xml:space="preserve">. Es, aunque modesto, actividad económica propia de Morpho y contribuye a su</w:t>
-      </w:r>
-      <w:r>
-        <w:t xml:space="preserve"> </w:t>
-      </w:r>
-      <w:r>
-        <w:rPr>
-          <w:b/>
-          <w:bCs/>
-        </w:rPr>
-        <w:t xml:space="preserve">sostenibilidad</w:t>
+        <w:rPr>
+          <w:b/>
+          <w:bCs/>
+        </w:rPr>
+        <w:t xml:space="preserve">Abrir la sede propia del centro es el objetivo a 2030</w:t>
+      </w:r>
+      <w:r>
+        <w:t xml:space="preserve">, no el punto de partida. Llega cuando el ciclo esté funcionando y haya con qué sostenerla.</w:t>
+      </w:r>
+    </w:p>
+    <w:p>
+      <w:pPr>
+        <w:pStyle w:val="FirstParagraph"/>
+      </w:pPr>
+      <w:r>
+        <w:rPr>
+          <w:b/>
+          <w:bCs/>
+        </w:rPr>
+        <w:t xml:space="preserve">El sistema de coordinación</w:t>
+      </w:r>
+    </w:p>
+    <w:p>
+      <w:pPr>
+        <w:pStyle w:val="BodyText"/>
+      </w:pPr>
+      <w:r>
+        <w:t xml:space="preserve">Para esa etapa inicial se adopta</w:t>
+      </w:r>
+      <w:r>
+        <w:t xml:space="preserve"> </w:t>
+      </w:r>
+      <w:r>
+        <w:rPr>
+          <w:b/>
+          <w:bCs/>
+        </w:rPr>
+        <w:t xml:space="preserve">el sistema que Morpho opera por internet</w:t>
       </w:r>
       <w:r>
         <w:t xml:space="preserve">.</w:t>
-      </w:r>
-    </w:p>
-    <w:p>
-      <w:pPr>
-        <w:pStyle w:val="FirstParagraph"/>
-      </w:pPr>
-      <w:r>
-        <w:rPr>
-          <w:b/>
-          <w:bCs/>
-        </w:rPr>
-        <w:t xml:space="preserve">Costo de uso: [x — por confirmar con Morpho]</w:t>
-      </w:r>
-    </w:p>
-    <w:bookmarkEnd w:id="17"/>
-    <w:bookmarkStart w:id="18" w:name="Xe9ed06b37cd8a4e7b1e8dfb60083bf04edc4964"/>
-    <w:p>
-      <w:pPr>
-        <w:pStyle w:val="Heading2"/>
-      </w:pPr>
-      <w:r>
-        <w:t xml:space="preserve">10. Presupuesto — el criterio</w:t>
-      </w:r>
-    </w:p>
-    <w:p>
-      <w:pPr>
-        <w:pStyle w:val="FirstParagraph"/>
-      </w:pPr>
-      <w:r>
-        <w:rPr>
-          <w:b/>
-          <w:bCs/>
-        </w:rPr>
-        <w:t xml:space="preserve">La mayor parte del presupuesto es el pago de la asistencia personal. [x — tarifa y monto por acordar]</w:t>
-      </w:r>
-    </w:p>
-    <w:p>
-      <w:pPr>
-        <w:pStyle w:val="BodyText"/>
-      </w:pPr>
-      <w:r>
-        <w:t xml:space="preserve">El criterio de diseño es uno:</w:t>
-      </w:r>
-      <w:r>
-        <w:t xml:space="preserve"> </w:t>
-      </w:r>
-      <w:r>
-        <w:rPr>
-          <w:b/>
-          <w:bCs/>
-        </w:rPr>
-        <w:t xml:space="preserve">que el dinero empiece a circular en el terreno lo antes posible.</w:t>
-      </w:r>
-      <w:r>
-        <w:t xml:space="preserve"> </w:t>
-      </w:r>
-      <w:r>
-        <w:t xml:space="preserve">No esperar a que el sistema nacional esté listo — pagar y echar a andar, y que la experiencia sirva después para que el Estado lo asuma.</w:t>
-      </w:r>
-    </w:p>
-    <w:p>
-      <w:pPr>
-        <w:pStyle w:val="BodyText"/>
-      </w:pPr>
-      <w:r>
-        <w:t xml:space="preserve">Es el camino que siguió Morpho: en 2013, antes de la Ley 9379, sostenía la vida independiente de 6 personas usuarias con unos 10 asistentes personales — 919 horas en agosto de ese año, con</w:t>
-      </w:r>
-      <w:r>
-        <w:t xml:space="preserve"> </w:t>
-      </w:r>
-      <w:r>
-        <w:rPr>
-          <w:b/>
-          <w:bCs/>
-        </w:rPr>
-        <w:t xml:space="preserve">22% aportado por el Estado y 78% por el proyecto</w:t>
-      </w:r>
-      <w:r>
-        <w:t xml:space="preserve">. Tras la entrada en vigor de la ley en 2019,</w:t>
-      </w:r>
-      <w:r>
-        <w:t xml:space="preserve"> </w:t>
-      </w:r>
-      <w:r>
-        <w:rPr>
-          <w:b/>
-          <w:bCs/>
-        </w:rPr>
-        <w:t xml:space="preserve">el Estado asumió prácticamente el 100% y la carga del proyecto bajó a cero.</w:t>
-      </w:r>
-    </w:p>
-    <w:p>
-      <w:pPr>
-        <w:pStyle w:val="BodyText"/>
-      </w:pPr>
-      <w:r>
-        <w:rPr>
-          <w:b/>
-          <w:bCs/>
-        </w:rPr>
-        <w:t xml:space="preserve">Para que el centro se sostenga</w:t>
-      </w:r>
-      <w:r>
-        <w:t xml:space="preserve">, hace falta además el planteamiento trabajado con la OIT:</w:t>
-      </w:r>
-      <w:r>
-        <w:t xml:space="preserve"> </w:t>
-      </w:r>
-      <w:r>
-        <w:rPr>
-          <w:b/>
-          <w:bCs/>
-        </w:rPr>
-        <w:t xml:space="preserve">el centro como lugar de trabajo para personas con discapacidad</w:t>
-      </w:r>
-      <w:r>
-        <w:t xml:space="preserve">.</w:t>
-      </w:r>
-    </w:p>
-    <w:p>
-      <w:pPr>
-        <w:pStyle w:val="BodyText"/>
-      </w:pPr>
-      <w:r>
-        <w:t xml:space="preserve">Partidas: pago de asistencia personal (mayoritaria) · capacitación en Costa Rica · sistema de coordinación · operación del centro · evaluación y viajes</w:t>
-      </w:r>
-      <w:r>
-        <w:t xml:space="preserve"> </w:t>
-      </w:r>
-      <w:r>
-        <w:rPr>
-          <w:b/>
-          <w:bCs/>
-        </w:rPr>
-        <w:t xml:space="preserve">[x]</w:t>
-      </w:r>
-    </w:p>
-    <w:p>
-      <w:r>
-        <w:pict>
-          <v:rect style="width:0;height:1.5pt" o:hralign="center" o:hrstd="t" o:hr="t"/>
-        </w:pict>
-      </w:r>
-    </w:p>
-    <w:bookmarkEnd w:id="18"/>
-    <w:bookmarkStart w:id="19" w:name="Xe76011752e37cf528c9d59fbd93aa710a8e7fed"/>
-    <w:p>
-      <w:pPr>
-        <w:pStyle w:val="Heading2"/>
-      </w:pPr>
-      <w:r>
-        <w:t xml:space="preserve">11. Financiamiento</w:t>
-      </w:r>
-    </w:p>
-    <w:p>
-      <w:pPr>
-        <w:pStyle w:val="FirstParagraph"/>
-      </w:pPr>
-      <w:r>
-        <w:rPr>
-          <w:b/>
-          <w:bCs/>
-        </w:rPr>
-        <w:t xml:space="preserve">El orden importa: primero el país, después la banca.</w:t>
-      </w:r>
-    </w:p>
-    <w:p>
-      <w:pPr>
-        <w:pStyle w:val="BodyText"/>
-      </w:pPr>
-      <w:r>
-        <w:t xml:space="preserve">Explicar el proyecto como sistema es difícil.</w:t>
-      </w:r>
-      <w:r>
-        <w:t xml:space="preserve"> </w:t>
-      </w:r>
-      <w:r>
-        <w:rPr>
-          <w:b/>
-          <w:bCs/>
-        </w:rPr>
-        <w:t xml:space="preserve">Primero queremos tener claro el conjunto y conversarlo con las contrapartes dominicanas</w:t>
-      </w:r>
-      <w:r>
-        <w:t xml:space="preserve">; la argumentación ante la banca de desarrollo viene después.</w:t>
-      </w:r>
-    </w:p>
-    <w:p>
-      <w:pPr>
-        <w:pStyle w:val="BodyText"/>
-      </w:pPr>
-      <w:r>
-        <w:rPr>
-          <w:b/>
-          <w:bCs/>
-        </w:rPr>
-        <w:t xml:space="preserve">Punto de partida y titularidad de la propuesta</w:t>
-      </w:r>
-    </w:p>
-    <w:p>
-      <w:pPr>
-        <w:pStyle w:val="BodyText"/>
-      </w:pPr>
-      <w:r>
-        <w:t xml:space="preserve">El recorrido es:</w:t>
-      </w:r>
-      <w:r>
-        <w:t xml:space="preserve"> </w:t>
-      </w:r>
-      <w:r>
-        <w:rPr>
-          <w:b/>
-          <w:bCs/>
-        </w:rPr>
-        <w:t xml:space="preserve">CIMUDIS → CONADIS</w:t>
-      </w:r>
-      <w:r>
-        <w:t xml:space="preserve">, y</w:t>
-      </w:r>
-      <w:r>
-        <w:t xml:space="preserve"> </w:t>
-      </w:r>
-      <w:r>
-        <w:rPr>
-          <w:b/>
-          <w:bCs/>
-        </w:rPr>
-        <w:t xml:space="preserve">la propuesta ante la banca de desarrollo la presenta oficialmente el CONADIS.</w:t>
-      </w:r>
-      <w:r>
-        <w:t xml:space="preserve"> </w:t>
-      </w:r>
-      <w:r>
-        <w:t xml:space="preserve">El proyecto nace del movimiento y se presenta desde la institución rectora del Estado.</w:t>
-      </w:r>
-    </w:p>
-    <w:p>
-      <w:pPr>
-        <w:pStyle w:val="BodyText"/>
-      </w:pPr>
-      <w:r>
-        <w:t xml:space="preserve">A partir de ahí se conversa</w:t>
-      </w:r>
-      <w:r>
-        <w:t xml:space="preserve"> </w:t>
-      </w:r>
-      <w:r>
-        <w:rPr>
-          <w:b/>
-          <w:bCs/>
-        </w:rPr>
-        <w:t xml:space="preserve">cuánto de esto puede cubrirse con recursos nacionales</w:t>
-      </w:r>
-      <w:r>
-        <w:t xml:space="preserve"> </w:t>
-      </w:r>
-      <w:r>
-        <w:t xml:space="preserve">— FONADIS (fondo designado a vida independiente), Supérate / Comunidades de Cuidado, Ministerio de la Mujer.</w:t>
-      </w:r>
-      <w:r>
-        <w:t xml:space="preserve"> </w:t>
-      </w:r>
-      <w:r>
-        <w:rPr>
-          <w:b/>
-          <w:bCs/>
-        </w:rPr>
-        <w:t xml:space="preserve">El presupuesto se presenta completo</w:t>
-      </w:r>
-      <w:r>
-        <w:t xml:space="preserve">, y la proporción entre aporte nacional y financiamiento externo se define en esa conversación, no antes.</w:t>
-      </w:r>
-    </w:p>
-    <w:p>
-      <w:pPr>
-        <w:pStyle w:val="BodyText"/>
-      </w:pPr>
-      <w:r>
-        <w:rPr>
-          <w:b/>
-          <w:bCs/>
-        </w:rPr>
-        <w:t xml:space="preserve">JICA (proyecto previsto desde 2027)</w:t>
-      </w:r>
-    </w:p>
-    <w:p>
-      <w:pPr>
-        <w:pStyle w:val="BodyText"/>
-      </w:pPr>
-      <w:r>
-        <w:t xml:space="preserve">No se trata de que un actor apoye al otro:</w:t>
-      </w:r>
-      <w:r>
-        <w:t xml:space="preserve"> </w:t>
-      </w:r>
-      <w:r>
-        <w:rPr>
-          <w:b/>
-          <w:bCs/>
-        </w:rPr>
-        <w:t xml:space="preserve">son iniciativas de naturaleza distinta y por eso se potencian mutuamente.</w:t>
-      </w:r>
-      <w:r>
-        <w:t xml:space="preserve"> </w:t>
-      </w:r>
-      <w:r>
-        <w:t xml:space="preserve">La intención es que se complementen, y se irá conversando según avance.</w:t>
-      </w:r>
-    </w:p>
-    <w:p>
-      <w:pPr>
-        <w:pStyle w:val="BodyText"/>
-      </w:pPr>
-      <w:r>
-        <w:rPr>
-          <w:b/>
-          <w:bCs/>
-        </w:rPr>
-        <w:t xml:space="preserve">CAF</w:t>
-      </w:r>
-    </w:p>
-    <w:p>
-      <w:pPr>
-        <w:pStyle w:val="BodyText"/>
-      </w:pPr>
-      <w:r>
-        <w:t xml:space="preserve">La CAF financia principalmente a</w:t>
-      </w:r>
-      <w:r>
-        <w:t xml:space="preserve"> </w:t>
-      </w:r>
-      <w:r>
-        <w:rPr>
-          <w:b/>
-          <w:bCs/>
-        </w:rPr>
-        <w:t xml:space="preserve">gobiernos</w:t>
-      </w:r>
-      <w:r>
-        <w:t xml:space="preserve"> </w:t>
-      </w:r>
-      <w:r>
-        <w:t xml:space="preserve">de sus países miembro, mediante créditos y cooperaciones técnicas; con organizaciones de la sociedad civil realiza colaboraciones puntuales, orientadas sobre todo a</w:t>
-      </w:r>
-      <w:r>
-        <w:t xml:space="preserve"> </w:t>
-      </w:r>
-      <w:r>
-        <w:rPr>
-          <w:b/>
-          <w:bCs/>
-        </w:rPr>
-        <w:t xml:space="preserve">estudios, productos de conocimiento, jornadas y consultas</w:t>
-      </w:r>
-      <w:r>
-        <w:t xml:space="preserve">.</w:t>
-      </w:r>
-    </w:p>
-    <w:p>
-      <w:pPr>
-        <w:pStyle w:val="BodyText"/>
-      </w:pPr>
-      <w:r>
-        <w:t xml:space="preserve">Este proyecto encaja con ese marco:</w:t>
-      </w:r>
-      <w:r>
-        <w:t xml:space="preserve"> </w:t>
-      </w:r>
-      <w:r>
-        <w:rPr>
-          <w:b/>
-          <w:bCs/>
-        </w:rPr>
-        <w:t xml:space="preserve">la propuesta la presenta el CONADIS</w:t>
-      </w:r>
-      <w:r>
-        <w:t xml:space="preserve">, y lo que produce es exactamente ese tipo de resultado.</w:t>
       </w:r>
     </w:p>
     <w:p>
@@ -2274,23 +2027,36 @@
         </w:numPr>
       </w:pPr>
       <w:r>
-        <w:t xml:space="preserve">el</w:t>
-      </w:r>
-      <w:r>
-        <w:t xml:space="preserve"> </w:t>
-      </w:r>
-      <w:r>
-        <w:rPr>
-          <w:b/>
-          <w:bCs/>
-        </w:rPr>
-        <w:t xml:space="preserve">programa de formación de asistentes personales</w:t>
-      </w:r>
-      <w:r>
-        <w:t xml:space="preserve"> </w:t>
-      </w:r>
-      <w:r>
-        <w:t xml:space="preserve">sistematizado a partir de Morpho (§8) — un producto de conocimiento transferible a toda la región;</w:t>
+        <w:t xml:space="preserve">Ya está probado en Costa Rica,</w:t>
+      </w:r>
+      <w:r>
+        <w:t xml:space="preserve"> </w:t>
+      </w:r>
+      <w:r>
+        <w:rPr>
+          <w:b/>
+          <w:bCs/>
+        </w:rPr>
+        <w:t xml:space="preserve">en centros de vida independiente de provincia que aún no tienen oficina</w:t>
+      </w:r>
+      <w:r>
+        <w:t xml:space="preserve">: permite coordinar</w:t>
+      </w:r>
+      <w:r>
+        <w:t xml:space="preserve"> </w:t>
+      </w:r>
+      <w:r>
+        <w:rPr>
+          <w:b/>
+          <w:bCs/>
+        </w:rPr>
+        <w:t xml:space="preserve">a distancia</w:t>
+      </w:r>
+      <w:r>
+        <w:t xml:space="preserve"> </w:t>
+      </w:r>
+      <w:r>
+        <w:t xml:space="preserve">entre asistentes personales y personas usuarias dispersos en el territorio.</w:t>
       </w:r>
     </w:p>
     <w:p>
@@ -2302,23 +2068,20 @@
         </w:numPr>
       </w:pPr>
       <w:r>
-        <w:t xml:space="preserve">la</w:t>
-      </w:r>
-      <w:r>
-        <w:t xml:space="preserve"> </w:t>
-      </w:r>
-      <w:r>
-        <w:rPr>
-          <w:b/>
-          <w:bCs/>
-        </w:rPr>
-        <w:t xml:space="preserve">capacitación en Costa Rica</w:t>
-      </w:r>
-      <w:r>
-        <w:t xml:space="preserve"> </w:t>
-      </w:r>
-      <w:r>
-        <w:t xml:space="preserve">(§7) — jornada y consulta entre instituciones de dos países;</w:t>
+        <w:t xml:space="preserve">Eso hace posible</w:t>
+      </w:r>
+      <w:r>
+        <w:t xml:space="preserve"> </w:t>
+      </w:r>
+      <w:r>
+        <w:rPr>
+          <w:b/>
+          <w:bCs/>
+        </w:rPr>
+        <w:t xml:space="preserve">llegar a las provincias desde el comienzo</w:t>
+      </w:r>
+      <w:r>
+        <w:t xml:space="preserve">, sin esperar a tener infraestructura.</w:t>
       </w:r>
     </w:p>
     <w:p>
@@ -2330,6 +2093,481 @@
         </w:numPr>
       </w:pPr>
       <w:r>
+        <w:t xml:space="preserve">Los registros de despacho quedan almacenados desde el primer día →</w:t>
+      </w:r>
+      <w:r>
+        <w:t xml:space="preserve"> </w:t>
+      </w:r>
+      <w:r>
+        <w:rPr>
+          <w:b/>
+          <w:bCs/>
+        </w:rPr>
+        <w:t xml:space="preserve">es la base de datos de la evaluación de 2028.</w:t>
+      </w:r>
+    </w:p>
+    <w:p>
+      <w:pPr>
+        <w:pStyle w:val="Compact"/>
+        <w:numPr>
+          <w:ilvl w:val="0"/>
+          <w:numId w:val="1010"/>
+        </w:numPr>
+      </w:pPr>
+      <w:r>
+        <w:rPr>
+          <w:b/>
+          <w:bCs/>
+        </w:rPr>
+        <w:t xml:space="preserve">Y hay un retorno hacia Costa Rica:</w:t>
+      </w:r>
+      <w:r>
+        <w:t xml:space="preserve"> </w:t>
+      </w:r>
+      <w:r>
+        <w:t xml:space="preserve">al adoptarse en la República Dominicana,</w:t>
+      </w:r>
+      <w:r>
+        <w:t xml:space="preserve"> </w:t>
+      </w:r>
+      <w:r>
+        <w:rPr>
+          <w:b/>
+          <w:bCs/>
+        </w:rPr>
+        <w:t xml:space="preserve">Morpho recibe un ingreso</w:t>
+      </w:r>
+      <w:r>
+        <w:t xml:space="preserve">. Es, aunque modesto, actividad económica propia de Morpho y contribuye a su</w:t>
+      </w:r>
+      <w:r>
+        <w:t xml:space="preserve"> </w:t>
+      </w:r>
+      <w:r>
+        <w:rPr>
+          <w:b/>
+          <w:bCs/>
+        </w:rPr>
+        <w:t xml:space="preserve">sostenibilidad</w:t>
+      </w:r>
+      <w:r>
+        <w:t xml:space="preserve">.</w:t>
+      </w:r>
+    </w:p>
+    <w:p>
+      <w:pPr>
+        <w:pStyle w:val="FirstParagraph"/>
+      </w:pPr>
+      <w:r>
+        <w:rPr>
+          <w:b/>
+          <w:bCs/>
+        </w:rPr>
+        <w:t xml:space="preserve">Costo de uso: [x — por confirmar con Morpho]</w:t>
+      </w:r>
+    </w:p>
+    <w:bookmarkEnd w:id="21"/>
+    <w:bookmarkStart w:id="22" w:name="Xe9ed06b37cd8a4e7b1e8dfb60083bf04edc4964"/>
+    <w:p>
+      <w:pPr>
+        <w:pStyle w:val="Heading2"/>
+      </w:pPr>
+      <w:r>
+        <w:t xml:space="preserve">10. Presupuesto — el criterio</w:t>
+      </w:r>
+    </w:p>
+    <w:p>
+      <w:pPr>
+        <w:pStyle w:val="FirstParagraph"/>
+      </w:pPr>
+      <w:r>
+        <w:rPr>
+          <w:b/>
+          <w:bCs/>
+        </w:rPr>
+        <w:t xml:space="preserve">La mayor parte del presupuesto es el pago de la asistencia personal. [x — tarifa y monto por acordar]</w:t>
+      </w:r>
+    </w:p>
+    <w:p>
+      <w:pPr>
+        <w:pStyle w:val="BodyText"/>
+      </w:pPr>
+      <w:r>
+        <w:t xml:space="preserve">El criterio de diseño es uno:</w:t>
+      </w:r>
+      <w:r>
+        <w:t xml:space="preserve"> </w:t>
+      </w:r>
+      <w:r>
+        <w:rPr>
+          <w:b/>
+          <w:bCs/>
+        </w:rPr>
+        <w:t xml:space="preserve">que el dinero empiece a circular en el terreno lo antes posible.</w:t>
+      </w:r>
+      <w:r>
+        <w:t xml:space="preserve"> </w:t>
+      </w:r>
+      <w:r>
+        <w:t xml:space="preserve">No esperar a que el sistema nacional esté listo — pagar y echar a andar, y que la experiencia sirva después para que el Estado lo asuma.</w:t>
+      </w:r>
+    </w:p>
+    <w:p>
+      <w:pPr>
+        <w:pStyle w:val="BodyText"/>
+      </w:pPr>
+      <w:r>
+        <w:t xml:space="preserve">Es el camino que siguió Morpho: en 2013, antes de la Ley 9379, sostenía la vida independiente de 6 personas usuarias con unos 10 asistentes personales — 919 horas en agosto de ese año, con</w:t>
+      </w:r>
+      <w:r>
+        <w:t xml:space="preserve"> </w:t>
+      </w:r>
+      <w:r>
+        <w:rPr>
+          <w:b/>
+          <w:bCs/>
+        </w:rPr>
+        <w:t xml:space="preserve">22% aportado por el Estado y 78% por el proyecto</w:t>
+      </w:r>
+      <w:r>
+        <w:t xml:space="preserve">. Tras la entrada en vigor de la ley en 2019,</w:t>
+      </w:r>
+      <w:r>
+        <w:t xml:space="preserve"> </w:t>
+      </w:r>
+      <w:r>
+        <w:rPr>
+          <w:b/>
+          <w:bCs/>
+        </w:rPr>
+        <w:t xml:space="preserve">el Estado asumió prácticamente el 100% y la carga del proyecto bajó a cero.</w:t>
+      </w:r>
+    </w:p>
+    <w:p>
+      <w:pPr>
+        <w:pStyle w:val="BodyText"/>
+      </w:pPr>
+      <w:r>
+        <w:rPr>
+          <w:b/>
+          <w:bCs/>
+        </w:rPr>
+        <w:t xml:space="preserve">Para que el centro se sostenga</w:t>
+      </w:r>
+      <w:r>
+        <w:t xml:space="preserve">, hace falta además el planteamiento trabajado con la OIT:</w:t>
+      </w:r>
+      <w:r>
+        <w:t xml:space="preserve"> </w:t>
+      </w:r>
+      <w:r>
+        <w:rPr>
+          <w:b/>
+          <w:bCs/>
+        </w:rPr>
+        <w:t xml:space="preserve">el centro como lugar de trabajo para personas con discapacidad</w:t>
+      </w:r>
+      <w:r>
+        <w:t xml:space="preserve">.</w:t>
+      </w:r>
+    </w:p>
+    <w:p>
+      <w:pPr>
+        <w:pStyle w:val="BodyText"/>
+      </w:pPr>
+      <w:r>
+        <w:t xml:space="preserve">Partidas: pago de asistencia personal (mayoritaria) · capacitación en Costa Rica · sistema de coordinación · operación del centro · evaluación y viajes</w:t>
+      </w:r>
+      <w:r>
+        <w:t xml:space="preserve"> </w:t>
+      </w:r>
+      <w:r>
+        <w:rPr>
+          <w:b/>
+          <w:bCs/>
+        </w:rPr>
+        <w:t xml:space="preserve">[x]</w:t>
+      </w:r>
+    </w:p>
+    <w:p>
+      <w:r>
+        <w:pict>
+          <v:rect style="width:0;height:1.5pt" o:hralign="center" o:hrstd="t" o:hr="t"/>
+        </w:pict>
+      </w:r>
+    </w:p>
+    <w:bookmarkEnd w:id="22"/>
+    <w:bookmarkStart w:id="23" w:name="Xe76011752e37cf528c9d59fbd93aa710a8e7fed"/>
+    <w:p>
+      <w:pPr>
+        <w:pStyle w:val="Heading2"/>
+      </w:pPr>
+      <w:r>
+        <w:t xml:space="preserve">11. Financiamiento</w:t>
+      </w:r>
+    </w:p>
+    <w:p>
+      <w:pPr>
+        <w:pStyle w:val="FirstParagraph"/>
+      </w:pPr>
+      <w:r>
+        <w:rPr>
+          <w:b/>
+          <w:bCs/>
+        </w:rPr>
+        <w:t xml:space="preserve">El orden importa: primero el país, después la banca.</w:t>
+      </w:r>
+    </w:p>
+    <w:p>
+      <w:pPr>
+        <w:pStyle w:val="BodyText"/>
+      </w:pPr>
+      <w:r>
+        <w:t xml:space="preserve">Explicar el proyecto como sistema es difícil.</w:t>
+      </w:r>
+      <w:r>
+        <w:t xml:space="preserve"> </w:t>
+      </w:r>
+      <w:r>
+        <w:rPr>
+          <w:b/>
+          <w:bCs/>
+        </w:rPr>
+        <w:t xml:space="preserve">Primero queremos tener claro el conjunto y conversarlo con las contrapartes dominicanas</w:t>
+      </w:r>
+      <w:r>
+        <w:t xml:space="preserve">; la argumentación ante la banca de desarrollo viene después.</w:t>
+      </w:r>
+    </w:p>
+    <w:p>
+      <w:pPr>
+        <w:pStyle w:val="BodyText"/>
+      </w:pPr>
+      <w:r>
+        <w:rPr>
+          <w:b/>
+          <w:bCs/>
+        </w:rPr>
+        <w:t xml:space="preserve">Punto de partida y titularidad de la propuesta</w:t>
+      </w:r>
+    </w:p>
+    <w:p>
+      <w:pPr>
+        <w:pStyle w:val="BodyText"/>
+      </w:pPr>
+      <w:r>
+        <w:t xml:space="preserve">El recorrido es:</w:t>
+      </w:r>
+      <w:r>
+        <w:t xml:space="preserve"> </w:t>
+      </w:r>
+      <w:r>
+        <w:rPr>
+          <w:b/>
+          <w:bCs/>
+        </w:rPr>
+        <w:t xml:space="preserve">CIMUDIS → CONADIS</w:t>
+      </w:r>
+      <w:r>
+        <w:t xml:space="preserve">, y</w:t>
+      </w:r>
+      <w:r>
+        <w:t xml:space="preserve"> </w:t>
+      </w:r>
+      <w:r>
+        <w:rPr>
+          <w:b/>
+          <w:bCs/>
+        </w:rPr>
+        <w:t xml:space="preserve">la propuesta ante la banca de desarrollo la presenta oficialmente el CONADIS.</w:t>
+      </w:r>
+      <w:r>
+        <w:t xml:space="preserve"> </w:t>
+      </w:r>
+      <w:r>
+        <w:t xml:space="preserve">El proyecto nace del movimiento y se presenta desde la institución rectora del Estado.</w:t>
+      </w:r>
+    </w:p>
+    <w:p>
+      <w:pPr>
+        <w:pStyle w:val="BodyText"/>
+      </w:pPr>
+      <w:r>
+        <w:t xml:space="preserve">A partir de ahí se conversa</w:t>
+      </w:r>
+      <w:r>
+        <w:t xml:space="preserve"> </w:t>
+      </w:r>
+      <w:r>
+        <w:rPr>
+          <w:b/>
+          <w:bCs/>
+        </w:rPr>
+        <w:t xml:space="preserve">cuánto de esto puede cubrirse con recursos nacionales</w:t>
+      </w:r>
+      <w:r>
+        <w:t xml:space="preserve"> </w:t>
+      </w:r>
+      <w:r>
+        <w:t xml:space="preserve">— FONADIS (fondo designado a vida independiente), Supérate / Comunidades de Cuidado, Ministerio de la Mujer.</w:t>
+      </w:r>
+      <w:r>
+        <w:t xml:space="preserve"> </w:t>
+      </w:r>
+      <w:r>
+        <w:rPr>
+          <w:b/>
+          <w:bCs/>
+        </w:rPr>
+        <w:t xml:space="preserve">El presupuesto se presenta completo</w:t>
+      </w:r>
+      <w:r>
+        <w:t xml:space="preserve">, y la proporción entre aporte nacional y financiamiento externo se define en esa conversación, no antes.</w:t>
+      </w:r>
+    </w:p>
+    <w:p>
+      <w:pPr>
+        <w:pStyle w:val="BodyText"/>
+      </w:pPr>
+      <w:r>
+        <w:rPr>
+          <w:b/>
+          <w:bCs/>
+        </w:rPr>
+        <w:t xml:space="preserve">JICA (proyecto previsto desde 2027)</w:t>
+      </w:r>
+    </w:p>
+    <w:p>
+      <w:pPr>
+        <w:pStyle w:val="BodyText"/>
+      </w:pPr>
+      <w:r>
+        <w:t xml:space="preserve">No se trata de que un actor apoye al otro:</w:t>
+      </w:r>
+      <w:r>
+        <w:t xml:space="preserve"> </w:t>
+      </w:r>
+      <w:r>
+        <w:rPr>
+          <w:b/>
+          <w:bCs/>
+        </w:rPr>
+        <w:t xml:space="preserve">son iniciativas de naturaleza distinta y por eso se potencian mutuamente.</w:t>
+      </w:r>
+      <w:r>
+        <w:t xml:space="preserve"> </w:t>
+      </w:r>
+      <w:r>
+        <w:t xml:space="preserve">La intención es que se complementen, y se irá conversando según avance.</w:t>
+      </w:r>
+    </w:p>
+    <w:p>
+      <w:pPr>
+        <w:pStyle w:val="BodyText"/>
+      </w:pPr>
+      <w:r>
+        <w:rPr>
+          <w:b/>
+          <w:bCs/>
+        </w:rPr>
+        <w:t xml:space="preserve">CAF</w:t>
+      </w:r>
+    </w:p>
+    <w:p>
+      <w:pPr>
+        <w:pStyle w:val="BodyText"/>
+      </w:pPr>
+      <w:r>
+        <w:t xml:space="preserve">La CAF financia principalmente a</w:t>
+      </w:r>
+      <w:r>
+        <w:t xml:space="preserve"> </w:t>
+      </w:r>
+      <w:r>
+        <w:rPr>
+          <w:b/>
+          <w:bCs/>
+        </w:rPr>
+        <w:t xml:space="preserve">gobiernos</w:t>
+      </w:r>
+      <w:r>
+        <w:t xml:space="preserve"> </w:t>
+      </w:r>
+      <w:r>
+        <w:t xml:space="preserve">de sus países miembro, mediante créditos y cooperaciones técnicas; con organizaciones de la sociedad civil realiza colaboraciones puntuales, orientadas sobre todo a</w:t>
+      </w:r>
+      <w:r>
+        <w:t xml:space="preserve"> </w:t>
+      </w:r>
+      <w:r>
+        <w:rPr>
+          <w:b/>
+          <w:bCs/>
+        </w:rPr>
+        <w:t xml:space="preserve">estudios, productos de conocimiento, jornadas y consultas</w:t>
+      </w:r>
+      <w:r>
+        <w:t xml:space="preserve">.</w:t>
+      </w:r>
+    </w:p>
+    <w:p>
+      <w:pPr>
+        <w:pStyle w:val="BodyText"/>
+      </w:pPr>
+      <w:r>
+        <w:t xml:space="preserve">Este proyecto encaja con ese marco:</w:t>
+      </w:r>
+      <w:r>
+        <w:t xml:space="preserve"> </w:t>
+      </w:r>
+      <w:r>
+        <w:rPr>
+          <w:b/>
+          <w:bCs/>
+        </w:rPr>
+        <w:t xml:space="preserve">la propuesta la presenta el CONADIS</w:t>
+      </w:r>
+      <w:r>
+        <w:t xml:space="preserve">, y lo que produce es exactamente ese tipo de resultado.</w:t>
+      </w:r>
+    </w:p>
+    <w:p>
+      <w:pPr>
+        <w:pStyle w:val="Compact"/>
+        <w:numPr>
+          <w:ilvl w:val="0"/>
+          <w:numId w:val="1011"/>
+        </w:numPr>
+      </w:pPr>
+      <w:r>
+        <w:t xml:space="preserve">el</w:t>
+      </w:r>
+      <w:r>
+        <w:t xml:space="preserve"> </w:t>
+      </w:r>
+      <w:r>
+        <w:rPr>
+          <w:b/>
+          <w:bCs/>
+        </w:rPr>
+        <w:t xml:space="preserve">programa de formación de asistentes personales</w:t>
+      </w:r>
+      <w:r>
+        <w:t xml:space="preserve"> </w:t>
+      </w:r>
+      <w:r>
+        <w:t xml:space="preserve">sistematizado a partir de Morpho (§8) — un producto de conocimiento transferible a toda la región;</w:t>
+      </w:r>
+    </w:p>
+    <w:p>
+      <w:pPr>
+        <w:pStyle w:val="Compact"/>
+        <w:numPr>
+          <w:ilvl w:val="0"/>
+          <w:numId w:val="1011"/>
+        </w:numPr>
+      </w:pPr>
+      <w:r>
         <w:t xml:space="preserve">la</w:t>
       </w:r>
       <w:r>
@@ -2340,6 +2578,34 @@
           <w:b/>
           <w:bCs/>
         </w:rPr>
+        <w:t xml:space="preserve">capacitación en Costa Rica</w:t>
+      </w:r>
+      <w:r>
+        <w:t xml:space="preserve"> </w:t>
+      </w:r>
+      <w:r>
+        <w:t xml:space="preserve">(§7) — jornada y consulta entre instituciones de dos países;</w:t>
+      </w:r>
+    </w:p>
+    <w:p>
+      <w:pPr>
+        <w:pStyle w:val="Compact"/>
+        <w:numPr>
+          <w:ilvl w:val="0"/>
+          <w:numId w:val="1011"/>
+        </w:numPr>
+      </w:pPr>
+      <w:r>
+        <w:t xml:space="preserve">la</w:t>
+      </w:r>
+      <w:r>
+        <w:t xml:space="preserve"> </w:t>
+      </w:r>
+      <w:r>
+        <w:rPr>
+          <w:b/>
+          <w:bCs/>
+        </w:rPr>
         <w:t xml:space="preserve">evaluación con datos</w:t>
       </w:r>
       <w:r>
@@ -2405,8 +2671,8 @@
         <w:t xml:space="preserve">CONADIS / FONADIS / Supérate / Ministerio de la Mujer (nacional) · OIT · JICA · CAF · BID · Banco Mundial</w:t>
       </w:r>
     </w:p>
-    <w:bookmarkEnd w:id="19"/>
-    <w:bookmarkStart w:id="20" w:name="X1f1df990115bae087baba3e3a7933e834838422"/>
+    <w:bookmarkEnd w:id="23"/>
+    <w:bookmarkStart w:id="24" w:name="X1f1df990115bae087baba3e3a7933e834838422"/>
     <w:p>
       <w:pPr>
         <w:pStyle w:val="Heading2"/>
@@ -2619,8 +2885,8 @@
         </w:pict>
       </w:r>
     </w:p>
-    <w:bookmarkEnd w:id="20"/>
-    <w:bookmarkStart w:id="21" w:name="X69bc83733ec6dbcf87719dcf1ab89ce6770c9cc"/>
+    <w:bookmarkEnd w:id="24"/>
+    <w:bookmarkStart w:id="25" w:name="X69bc83733ec6dbcf87719dcf1ab89ce6770c9cc"/>
     <w:p>
       <w:pPr>
         <w:pStyle w:val="Heading2"/>
@@ -2634,7 +2900,7 @@
         <w:pStyle w:val="Compact"/>
         <w:numPr>
           <w:ilvl w:val="0"/>
-          <w:numId w:val="1011"/>
+          <w:numId w:val="1012"/>
         </w:numPr>
       </w:pPr>
       <w:r>
@@ -2659,7 +2925,7 @@
         <w:pStyle w:val="Compact"/>
         <w:numPr>
           <w:ilvl w:val="0"/>
-          <w:numId w:val="1011"/>
+          <w:numId w:val="1012"/>
         </w:numPr>
       </w:pPr>
       <w:r>
@@ -2687,7 +2953,7 @@
         <w:pStyle w:val="Compact"/>
         <w:numPr>
           <w:ilvl w:val="0"/>
-          <w:numId w:val="1011"/>
+          <w:numId w:val="1012"/>
         </w:numPr>
       </w:pPr>
       <w:r>
@@ -2706,7 +2972,7 @@
         <w:pStyle w:val="Compact"/>
         <w:numPr>
           <w:ilvl w:val="0"/>
-          <w:numId w:val="1011"/>
+          <w:numId w:val="1012"/>
         </w:numPr>
       </w:pPr>
       <w:r>
@@ -2736,8 +3002,8 @@
         <w:t xml:space="preserve">Borrador de trabajo de RELAVIN — septiembre de 2026.</w:t>
       </w:r>
     </w:p>
-    <w:bookmarkEnd w:id="21"/>
-    <w:bookmarkEnd w:id="22"/>
+    <w:bookmarkEnd w:id="25"/>
+    <w:bookmarkEnd w:id="26"/>
     <w:sectPr>
       <w:footnotePr>
         <w:numRestart w:val="eachSect"/>
@@ -3097,6 +3363,9 @@
     <w:abstractNumId w:val="991"/>
   </w:num>
   <w:num w:numId="1011">
+    <w:abstractNumId w:val="991"/>
+  </w:num>
+  <w:num w:numId="1012">
     <w:abstractNumId w:val="99411"/>
     <w:lvlOverride w:ilvl="0">
       <w:startOverride w:val="1"/>

--- a/republica-dominicana/propuesta-proyecto-AP/Propuesta-v2-piloto-AP-RD-2027-2030.docx
+++ b/republica-dominicana/propuesta-proyecto-AP/Propuesta-v2-piloto-AP-RD-2027-2030.docx
@@ -1315,6 +1315,22 @@
       </w:r>
       <w:r>
         <w:t xml:space="preserve">, de forma automática desde el inicio: observación de punto fijo.</w:t>
+      </w:r>
+      <w:r>
+        <w:t xml:space="preserve"> </w:t>
+      </w:r>
+      <w:r>
+        <w:rPr>
+          <w:b/>
+          <w:bCs/>
+        </w:rPr>
+        <w:t xml:space="preserve">Cada una de esas instancias incluye una sesión de asesoría en línea con Morpho</w:t>
+      </w:r>
+      <w:r>
+        <w:t xml:space="preserve"> </w:t>
+      </w:r>
+      <w:r>
+        <w:t xml:space="preserve">— no sólo se registra cómo va el ciclo, sino que se resuelven allí mismo las dudas de la operación con quienes ya lo tienen andando.</w:t>
       </w:r>
     </w:p>
     <w:p>

--- a/republica-dominicana/propuesta-proyecto-AP/Propuesta-v2-piloto-AP-RD-2027-2030.docx
+++ b/republica-dominicana/propuesta-proyecto-AP/Propuesta-v2-piloto-AP-RD-2027-2030.docx
@@ -1331,6 +1331,16 @@
       </w:r>
       <w:r>
         <w:t xml:space="preserve">— no sólo se registra cómo va el ciclo, sino que se resuelven allí mismo las dudas de la operación con quienes ya lo tienen andando.</w:t>
+      </w:r>
+      <w:r>
+        <w:t xml:space="preserve"> </w:t>
+      </w:r>
+      <w:r>
+        <w:rPr>
+          <w:i/>
+          <w:iCs/>
+        </w:rPr>
+        <w:t xml:space="preserve">La frecuencia trimestral es la de partida. Una vez en marcha se revisará, considerando tanto la carga que supone para el lado costarricense como la necesidad real del lado dominicano.</w:t>
       </w:r>
     </w:p>
     <w:p>
@@ -2867,7 +2877,17 @@
               <w:pStyle w:val="Compact"/>
             </w:pPr>
             <w:r>
-              <w:t xml:space="preserve">Morpho o Mainstream</w:t>
+              <w:t xml:space="preserve">asesoría en línea a cargo de Morpho;</w:t>
+            </w:r>
+            <w:r>
+              <w:t xml:space="preserve"> </w:t>
+            </w:r>
+            <w:r>
+              <w:rPr>
+                <w:b/>
+                <w:bCs/>
+              </w:rPr>
+              <w:t xml:space="preserve">la frecuencia (trimestral de partida) se revisa una vez en marcha</w:t>
             </w:r>
           </w:p>
         </w:tc>

--- a/republica-dominicana/propuesta-proyecto-AP/Propuesta-v2-piloto-AP-RD-2027-2030.docx
+++ b/republica-dominicana/propuesta-proyecto-AP/Propuesta-v2-piloto-AP-RD-2027-2030.docx
@@ -1631,7 +1631,7 @@
           <w:b/>
           <w:bCs/>
         </w:rPr>
-        <w:t xml:space="preserve">Unas 10 personas · dos semanas aproximadamente</w:t>
+        <w:t xml:space="preserve">Unas 10 personas · dos semanas aproximadamente · capacitación a cargo de Morpho (con honorarios, §10)</w:t>
       </w:r>
     </w:p>
     <w:p>
@@ -2302,409 +2302,11 @@
         <w:pStyle w:val="BodyText"/>
       </w:pPr>
       <w:r>
-        <w:t xml:space="preserve">Partidas: pago de asistencia personal (mayoritaria) · capacitación en Costa Rica · sistema de coordinación · operación del centro · evaluación y viajes</w:t>
-      </w:r>
-      <w:r>
-        <w:t xml:space="preserve"> </w:t>
-      </w:r>
-      <w:r>
-        <w:rPr>
-          <w:b/>
-          <w:bCs/>
-        </w:rPr>
-        <w:t xml:space="preserve">[x]</w:t>
-      </w:r>
-    </w:p>
-    <w:p>
-      <w:r>
-        <w:pict>
-          <v:rect style="width:0;height:1.5pt" o:hralign="center" o:hrstd="t" o:hr="t"/>
-        </w:pict>
-      </w:r>
-    </w:p>
-    <w:bookmarkEnd w:id="22"/>
-    <w:bookmarkStart w:id="23" w:name="Xe76011752e37cf528c9d59fbd93aa710a8e7fed"/>
-    <w:p>
-      <w:pPr>
-        <w:pStyle w:val="Heading2"/>
-      </w:pPr>
-      <w:r>
-        <w:t xml:space="preserve">11. Financiamiento</w:t>
-      </w:r>
-    </w:p>
-    <w:p>
-      <w:pPr>
-        <w:pStyle w:val="FirstParagraph"/>
-      </w:pPr>
-      <w:r>
-        <w:rPr>
-          <w:b/>
-          <w:bCs/>
-        </w:rPr>
-        <w:t xml:space="preserve">El orden importa: primero el país, después la banca.</w:t>
-      </w:r>
-    </w:p>
-    <w:p>
-      <w:pPr>
-        <w:pStyle w:val="BodyText"/>
-      </w:pPr>
-      <w:r>
-        <w:t xml:space="preserve">Explicar el proyecto como sistema es difícil.</w:t>
-      </w:r>
-      <w:r>
-        <w:t xml:space="preserve"> </w:t>
-      </w:r>
-      <w:r>
-        <w:rPr>
-          <w:b/>
-          <w:bCs/>
-        </w:rPr>
-        <w:t xml:space="preserve">Primero queremos tener claro el conjunto y conversarlo con las contrapartes dominicanas</w:t>
-      </w:r>
-      <w:r>
-        <w:t xml:space="preserve">; la argumentación ante la banca de desarrollo viene después.</w:t>
-      </w:r>
-    </w:p>
-    <w:p>
-      <w:pPr>
-        <w:pStyle w:val="BodyText"/>
-      </w:pPr>
-      <w:r>
-        <w:rPr>
-          <w:b/>
-          <w:bCs/>
-        </w:rPr>
-        <w:t xml:space="preserve">Punto de partida y titularidad de la propuesta</w:t>
-      </w:r>
-    </w:p>
-    <w:p>
-      <w:pPr>
-        <w:pStyle w:val="BodyText"/>
-      </w:pPr>
-      <w:r>
-        <w:t xml:space="preserve">El recorrido es:</w:t>
-      </w:r>
-      <w:r>
-        <w:t xml:space="preserve"> </w:t>
-      </w:r>
-      <w:r>
-        <w:rPr>
-          <w:b/>
-          <w:bCs/>
-        </w:rPr>
-        <w:t xml:space="preserve">CIMUDIS → CONADIS</w:t>
-      </w:r>
-      <w:r>
-        <w:t xml:space="preserve">, y</w:t>
-      </w:r>
-      <w:r>
-        <w:t xml:space="preserve"> </w:t>
-      </w:r>
-      <w:r>
-        <w:rPr>
-          <w:b/>
-          <w:bCs/>
-        </w:rPr>
-        <w:t xml:space="preserve">la propuesta ante la banca de desarrollo la presenta oficialmente el CONADIS.</w:t>
-      </w:r>
-      <w:r>
-        <w:t xml:space="preserve"> </w:t>
-      </w:r>
-      <w:r>
-        <w:t xml:space="preserve">El proyecto nace del movimiento y se presenta desde la institución rectora del Estado.</w:t>
-      </w:r>
-    </w:p>
-    <w:p>
-      <w:pPr>
-        <w:pStyle w:val="BodyText"/>
-      </w:pPr>
-      <w:r>
-        <w:t xml:space="preserve">A partir de ahí se conversa</w:t>
-      </w:r>
-      <w:r>
-        <w:t xml:space="preserve"> </w:t>
-      </w:r>
-      <w:r>
-        <w:rPr>
-          <w:b/>
-          <w:bCs/>
-        </w:rPr>
-        <w:t xml:space="preserve">cuánto de esto puede cubrirse con recursos nacionales</w:t>
-      </w:r>
-      <w:r>
-        <w:t xml:space="preserve"> </w:t>
-      </w:r>
-      <w:r>
-        <w:t xml:space="preserve">— FONADIS (fondo designado a vida independiente), Supérate / Comunidades de Cuidado, Ministerio de la Mujer.</w:t>
-      </w:r>
-      <w:r>
-        <w:t xml:space="preserve"> </w:t>
-      </w:r>
-      <w:r>
-        <w:rPr>
-          <w:b/>
-          <w:bCs/>
-        </w:rPr>
-        <w:t xml:space="preserve">El presupuesto se presenta completo</w:t>
-      </w:r>
-      <w:r>
-        <w:t xml:space="preserve">, y la proporción entre aporte nacional y financiamiento externo se define en esa conversación, no antes.</w:t>
-      </w:r>
-    </w:p>
-    <w:p>
-      <w:pPr>
-        <w:pStyle w:val="BodyText"/>
-      </w:pPr>
-      <w:r>
-        <w:rPr>
-          <w:b/>
-          <w:bCs/>
-        </w:rPr>
-        <w:t xml:space="preserve">JICA (proyecto previsto desde 2027)</w:t>
-      </w:r>
-    </w:p>
-    <w:p>
-      <w:pPr>
-        <w:pStyle w:val="BodyText"/>
-      </w:pPr>
-      <w:r>
-        <w:t xml:space="preserve">No se trata de que un actor apoye al otro:</w:t>
-      </w:r>
-      <w:r>
-        <w:t xml:space="preserve"> </w:t>
-      </w:r>
-      <w:r>
-        <w:rPr>
-          <w:b/>
-          <w:bCs/>
-        </w:rPr>
-        <w:t xml:space="preserve">son iniciativas de naturaleza distinta y por eso se potencian mutuamente.</w:t>
-      </w:r>
-      <w:r>
-        <w:t xml:space="preserve"> </w:t>
-      </w:r>
-      <w:r>
-        <w:t xml:space="preserve">La intención es que se complementen, y se irá conversando según avance.</w:t>
-      </w:r>
-    </w:p>
-    <w:p>
-      <w:pPr>
-        <w:pStyle w:val="BodyText"/>
-      </w:pPr>
-      <w:r>
-        <w:rPr>
-          <w:b/>
-          <w:bCs/>
-        </w:rPr>
-        <w:t xml:space="preserve">CAF</w:t>
-      </w:r>
-    </w:p>
-    <w:p>
-      <w:pPr>
-        <w:pStyle w:val="BodyText"/>
-      </w:pPr>
-      <w:r>
-        <w:t xml:space="preserve">La CAF financia principalmente a</w:t>
-      </w:r>
-      <w:r>
-        <w:t xml:space="preserve"> </w:t>
-      </w:r>
-      <w:r>
-        <w:rPr>
-          <w:b/>
-          <w:bCs/>
-        </w:rPr>
-        <w:t xml:space="preserve">gobiernos</w:t>
-      </w:r>
-      <w:r>
-        <w:t xml:space="preserve"> </w:t>
-      </w:r>
-      <w:r>
-        <w:t xml:space="preserve">de sus países miembro, mediante créditos y cooperaciones técnicas; con organizaciones de la sociedad civil realiza colaboraciones puntuales, orientadas sobre todo a</w:t>
-      </w:r>
-      <w:r>
-        <w:t xml:space="preserve"> </w:t>
-      </w:r>
-      <w:r>
-        <w:rPr>
-          <w:b/>
-          <w:bCs/>
-        </w:rPr>
-        <w:t xml:space="preserve">estudios, productos de conocimiento, jornadas y consultas</w:t>
-      </w:r>
-      <w:r>
-        <w:t xml:space="preserve">.</w:t>
-      </w:r>
-    </w:p>
-    <w:p>
-      <w:pPr>
-        <w:pStyle w:val="BodyText"/>
-      </w:pPr>
-      <w:r>
-        <w:t xml:space="preserve">Este proyecto encaja con ese marco:</w:t>
-      </w:r>
-      <w:r>
-        <w:t xml:space="preserve"> </w:t>
-      </w:r>
-      <w:r>
-        <w:rPr>
-          <w:b/>
-          <w:bCs/>
-        </w:rPr>
-        <w:t xml:space="preserve">la propuesta la presenta el CONADIS</w:t>
-      </w:r>
-      <w:r>
-        <w:t xml:space="preserve">, y lo que produce es exactamente ese tipo de resultado.</w:t>
-      </w:r>
-    </w:p>
-    <w:p>
-      <w:pPr>
-        <w:pStyle w:val="Compact"/>
-        <w:numPr>
-          <w:ilvl w:val="0"/>
-          <w:numId w:val="1011"/>
-        </w:numPr>
-      </w:pPr>
-      <w:r>
-        <w:t xml:space="preserve">el</w:t>
-      </w:r>
-      <w:r>
-        <w:t xml:space="preserve"> </w:t>
-      </w:r>
-      <w:r>
-        <w:rPr>
-          <w:b/>
-          <w:bCs/>
-        </w:rPr>
-        <w:t xml:space="preserve">programa de formación de asistentes personales</w:t>
-      </w:r>
-      <w:r>
-        <w:t xml:space="preserve"> </w:t>
-      </w:r>
-      <w:r>
-        <w:t xml:space="preserve">sistematizado a partir de Morpho (§8) — un producto de conocimiento transferible a toda la región;</w:t>
-      </w:r>
-    </w:p>
-    <w:p>
-      <w:pPr>
-        <w:pStyle w:val="Compact"/>
-        <w:numPr>
-          <w:ilvl w:val="0"/>
-          <w:numId w:val="1011"/>
-        </w:numPr>
-      </w:pPr>
-      <w:r>
-        <w:t xml:space="preserve">la</w:t>
-      </w:r>
-      <w:r>
-        <w:t xml:space="preserve"> </w:t>
-      </w:r>
-      <w:r>
-        <w:rPr>
-          <w:b/>
-          <w:bCs/>
-        </w:rPr>
-        <w:t xml:space="preserve">capacitación en Costa Rica</w:t>
-      </w:r>
-      <w:r>
-        <w:t xml:space="preserve"> </w:t>
-      </w:r>
-      <w:r>
-        <w:t xml:space="preserve">(§7) — jornada y consulta entre instituciones de dos países;</w:t>
-      </w:r>
-    </w:p>
-    <w:p>
-      <w:pPr>
-        <w:pStyle w:val="Compact"/>
-        <w:numPr>
-          <w:ilvl w:val="0"/>
-          <w:numId w:val="1011"/>
-        </w:numPr>
-      </w:pPr>
-      <w:r>
-        <w:t xml:space="preserve">la</w:t>
-      </w:r>
-      <w:r>
-        <w:t xml:space="preserve"> </w:t>
-      </w:r>
-      <w:r>
-        <w:rPr>
-          <w:b/>
-          <w:bCs/>
-        </w:rPr>
-        <w:t xml:space="preserve">evaluación con datos</w:t>
-      </w:r>
-      <w:r>
-        <w:t xml:space="preserve"> </w:t>
-      </w:r>
-      <w:r>
-        <w:t xml:space="preserve">de 2028 (§5) — estudio.</w:t>
-      </w:r>
-    </w:p>
-    <w:p>
-      <w:pPr>
-        <w:pStyle w:val="FirstParagraph"/>
-      </w:pPr>
-      <w:r>
-        <w:t xml:space="preserve">Sobre esa base se retomará la conversación con la CAF.</w:t>
-      </w:r>
-    </w:p>
-    <w:p>
-      <w:pPr>
-        <w:pStyle w:val="BodyText"/>
-      </w:pPr>
-      <w:r>
-        <w:rPr>
-          <w:b/>
-          <w:bCs/>
-        </w:rPr>
-        <w:t xml:space="preserve">Camino hacia 2028</w:t>
-      </w:r>
-    </w:p>
-    <w:p>
-      <w:pPr>
-        <w:pStyle w:val="BodyText"/>
-      </w:pPr>
-      <w:r>
-        <w:t xml:space="preserve">Para la presentación conjunta en la Conferencia:</w:t>
-      </w:r>
-      <w:r>
-        <w:t xml:space="preserve"> </w:t>
-      </w:r>
-      <w:r>
-        <w:rPr>
-          <w:b/>
-          <w:bCs/>
-        </w:rPr>
-        <w:t xml:space="preserve">primero se trabaja con la OIT, y en paralelo se escribe a la CAF.</w:t>
-      </w:r>
-    </w:p>
-    <w:p>
-      <w:pPr>
-        <w:pStyle w:val="BodyText"/>
-      </w:pPr>
-      <w:r>
-        <w:rPr>
-          <w:b/>
-          <w:bCs/>
-        </w:rPr>
-        <w:t xml:space="preserve">Fuentes por explorar:</w:t>
-      </w:r>
-      <w:r>
-        <w:t xml:space="preserve"> </w:t>
-      </w:r>
-      <w:r>
-        <w:t xml:space="preserve">CONADIS / FONADIS / Supérate / Ministerio de la Mujer (nacional) · OIT · JICA · CAF · BID · Banco Mundial</w:t>
-      </w:r>
-    </w:p>
-    <w:bookmarkEnd w:id="23"/>
-    <w:bookmarkStart w:id="24" w:name="X1f1df990115bae087baba3e3a7933e834838422"/>
-    <w:p>
-      <w:pPr>
-        <w:pStyle w:val="Heading2"/>
-      </w:pPr>
-      <w:r>
-        <w:t xml:space="preserve">12. Puntos por definir</w:t>
+        <w:rPr>
+          <w:b/>
+          <w:bCs/>
+        </w:rPr>
+        <w:t xml:space="preserve">Partidas</w:t>
       </w:r>
     </w:p>
     <w:tbl>
@@ -2746,7 +2348,11 @@
               <w:pStyle w:val="Compact"/>
             </w:pPr>
             <w:r>
-              <w:t xml:space="preserve">Personas usuarias</w:t>
+              <w:rPr>
+                <w:b/>
+                <w:bCs/>
+              </w:rPr>
+              <w:t xml:space="preserve">Pago de asistencia personal</w:t>
             </w:r>
           </w:p>
         </w:tc>
@@ -2757,7 +2363,17 @@
               <w:pStyle w:val="Compact"/>
             </w:pPr>
             <w:r>
-              <w:t xml:space="preserve">número final y criterio de selección territorial</w:t>
+              <w:t xml:space="preserve">la partida mayoritaria</w:t>
+            </w:r>
+            <w:r>
+              <w:t xml:space="preserve"> </w:t>
+            </w:r>
+            <w:r>
+              <w:rPr>
+                <w:b/>
+                <w:bCs/>
+              </w:rPr>
+              <w:t xml:space="preserve">[x]</w:t>
             </w:r>
           </w:p>
         </w:tc>
@@ -2770,7 +2386,11 @@
               <w:pStyle w:val="Compact"/>
             </w:pPr>
             <w:r>
-              <w:t xml:space="preserve">Contenido del 2.º trimestre de 2027</w:t>
+              <w:rPr>
+                <w:b/>
+                <w:bCs/>
+              </w:rPr>
+              <w:t xml:space="preserve">Capacitación en Costa Rica</w:t>
             </w:r>
           </w:p>
         </w:tc>
@@ -2781,7 +2401,17 @@
               <w:pStyle w:val="Compact"/>
             </w:pPr>
             <w:r>
-              <w:t xml:space="preserve">qué se prepara entre la vuelta de Costa Rica y el arranque</w:t>
+              <w:rPr>
+                <w:b/>
+                <w:bCs/>
+              </w:rPr>
+              <w:t xml:space="preserve">honorarios de Morpho por la capacitación [x]</w:t>
+            </w:r>
+            <w:r>
+              <w:t xml:space="preserve"> </w:t>
+            </w:r>
+            <w:r>
+              <w:t xml:space="preserve">· viajes y estadía de unas 10 personas · consejería de pares · visitas al CONAPDIS</w:t>
             </w:r>
           </w:p>
         </w:tc>
@@ -2794,7 +2424,11 @@
               <w:pStyle w:val="Compact"/>
             </w:pPr>
             <w:r>
-              <w:t xml:space="preserve">Tarifa de asistencia personal</w:t>
+              <w:rPr>
+                <w:b/>
+                <w:bCs/>
+              </w:rPr>
+              <w:t xml:space="preserve">Sistema de coordinación</w:t>
             </w:r>
           </w:p>
         </w:tc>
@@ -2805,7 +2439,685 @@
               <w:pStyle w:val="Compact"/>
             </w:pPr>
             <w:r>
+              <w:t xml:space="preserve">costo de uso</w:t>
+            </w:r>
+            <w:r>
+              <w:t xml:space="preserve"> </w:t>
+            </w:r>
+            <w:r>
+              <w:rPr>
+                <w:b/>
+                <w:bCs/>
+              </w:rPr>
+              <w:t xml:space="preserve">[x]</w:t>
+            </w:r>
+          </w:p>
+        </w:tc>
+      </w:tr>
+      <w:tr>
+        <w:tc>
+          <w:tcPr/>
+          <w:p>
+            <w:pPr>
+              <w:pStyle w:val="Compact"/>
+            </w:pPr>
+            <w:r>
+              <w:rPr>
+                <w:b/>
+                <w:bCs/>
+              </w:rPr>
+              <w:t xml:space="preserve">Asesoría en línea de Morpho</w:t>
+            </w:r>
+          </w:p>
+        </w:tc>
+        <w:tc>
+          <w:tcPr/>
+          <w:p>
+            <w:pPr>
+              <w:pStyle w:val="Compact"/>
+            </w:pPr>
+            <w:r>
+              <w:t xml:space="preserve">seguimiento periódico</w:t>
+            </w:r>
+            <w:r>
+              <w:t xml:space="preserve"> </w:t>
+            </w:r>
+            <w:r>
+              <w:rPr>
+                <w:b/>
+                <w:bCs/>
+              </w:rPr>
+              <w:t xml:space="preserve">[x]</w:t>
+            </w:r>
+          </w:p>
+        </w:tc>
+      </w:tr>
+      <w:tr>
+        <w:tc>
+          <w:tcPr/>
+          <w:p>
+            <w:pPr>
+              <w:pStyle w:val="Compact"/>
+            </w:pPr>
+            <w:r>
+              <w:rPr>
+                <w:b/>
+                <w:bCs/>
+              </w:rPr>
+              <w:t xml:space="preserve">Visita de evaluación desde Costa Rica (2028)</w:t>
+            </w:r>
+          </w:p>
+        </w:tc>
+        <w:tc>
+          <w:tcPr/>
+          <w:p>
+            <w:pPr>
+              <w:pStyle w:val="Compact"/>
+            </w:pPr>
+            <w:r>
+              <w:t xml:space="preserve">viajes y estadía</w:t>
+            </w:r>
+            <w:r>
+              <w:t xml:space="preserve"> </w:t>
+            </w:r>
+            <w:r>
+              <w:rPr>
+                <w:b/>
+                <w:bCs/>
+              </w:rPr>
+              <w:t xml:space="preserve">[x]</w:t>
+            </w:r>
+          </w:p>
+        </w:tc>
+      </w:tr>
+      <w:tr>
+        <w:tc>
+          <w:tcPr/>
+          <w:p>
+            <w:pPr>
+              <w:pStyle w:val="Compact"/>
+            </w:pPr>
+            <w:r>
+              <w:rPr>
+                <w:b/>
+                <w:bCs/>
+              </w:rPr>
+              <w:t xml:space="preserve">Operación</w:t>
+            </w:r>
+          </w:p>
+        </w:tc>
+        <w:tc>
+          <w:tcPr/>
+          <w:p>
+            <w:pPr>
+              <w:pStyle w:val="Compact"/>
+            </w:pPr>
+            <w:r>
+              <w:t xml:space="preserve">espacio (facilitado inicialmente por el CONADIS), coordinación, materiales</w:t>
+            </w:r>
+            <w:r>
+              <w:t xml:space="preserve"> </w:t>
+            </w:r>
+            <w:r>
+              <w:rPr>
+                <w:b/>
+                <w:bCs/>
+              </w:rPr>
+              <w:t xml:space="preserve">[x]</w:t>
+            </w:r>
+          </w:p>
+        </w:tc>
+      </w:tr>
+    </w:tbl>
+    <w:p>
+      <w:pPr>
+        <w:pStyle w:val="BodyText"/>
+      </w:pPr>
+      <w:r>
+        <w:rPr>
+          <w:b/>
+          <w:bCs/>
+        </w:rPr>
+        <w:t xml:space="preserve">Nota:</w:t>
+      </w:r>
+      <w:r>
+        <w:t xml:space="preserve"> </w:t>
+      </w:r>
+      <w:r>
+        <w:t xml:space="preserve">las partidas que corresponden a Morpho —capacitación, sistema, asesoría— no son un gasto administrativo:</w:t>
+      </w:r>
+      <w:r>
+        <w:t xml:space="preserve"> </w:t>
+      </w:r>
+      <w:r>
+        <w:rPr>
+          <w:b/>
+          <w:bCs/>
+        </w:rPr>
+        <w:t xml:space="preserve">son la contraprestación por el conocimiento acumulado</w:t>
+      </w:r>
+      <w:r>
+        <w:t xml:space="preserve"> </w:t>
+      </w:r>
+      <w:r>
+        <w:t xml:space="preserve">y, a la vez, ingreso que sostiene a quien enseña (§9). Un esquema de cooperación sur-sur en el que la parte que transfiere la experiencia trabaja sin remuneración no se sostiene en el tiempo.</w:t>
+      </w:r>
+    </w:p>
+    <w:p>
+      <w:r>
+        <w:pict>
+          <v:rect style="width:0;height:1.5pt" o:hralign="center" o:hrstd="t" o:hr="t"/>
+        </w:pict>
+      </w:r>
+    </w:p>
+    <w:bookmarkEnd w:id="22"/>
+    <w:bookmarkStart w:id="23" w:name="Xe76011752e37cf528c9d59fbd93aa710a8e7fed"/>
+    <w:p>
+      <w:pPr>
+        <w:pStyle w:val="Heading2"/>
+      </w:pPr>
+      <w:r>
+        <w:t xml:space="preserve">11. Financiamiento</w:t>
+      </w:r>
+    </w:p>
+    <w:p>
+      <w:pPr>
+        <w:pStyle w:val="FirstParagraph"/>
+      </w:pPr>
+      <w:r>
+        <w:rPr>
+          <w:b/>
+          <w:bCs/>
+        </w:rPr>
+        <w:t xml:space="preserve">El orden importa: primero el país, después la banca.</w:t>
+      </w:r>
+    </w:p>
+    <w:p>
+      <w:pPr>
+        <w:pStyle w:val="BodyText"/>
+      </w:pPr>
+      <w:r>
+        <w:t xml:space="preserve">Explicar el proyecto como sistema es difícil.</w:t>
+      </w:r>
+      <w:r>
+        <w:t xml:space="preserve"> </w:t>
+      </w:r>
+      <w:r>
+        <w:rPr>
+          <w:b/>
+          <w:bCs/>
+        </w:rPr>
+        <w:t xml:space="preserve">Primero queremos tener claro el conjunto y conversarlo con las contrapartes dominicanas</w:t>
+      </w:r>
+      <w:r>
+        <w:t xml:space="preserve">; la argumentación ante la banca de desarrollo viene después.</w:t>
+      </w:r>
+    </w:p>
+    <w:p>
+      <w:pPr>
+        <w:pStyle w:val="BodyText"/>
+      </w:pPr>
+      <w:r>
+        <w:rPr>
+          <w:b/>
+          <w:bCs/>
+        </w:rPr>
+        <w:t xml:space="preserve">Punto de partida y titularidad de la propuesta</w:t>
+      </w:r>
+    </w:p>
+    <w:p>
+      <w:pPr>
+        <w:pStyle w:val="BodyText"/>
+      </w:pPr>
+      <w:r>
+        <w:t xml:space="preserve">El recorrido es:</w:t>
+      </w:r>
+      <w:r>
+        <w:t xml:space="preserve"> </w:t>
+      </w:r>
+      <w:r>
+        <w:rPr>
+          <w:b/>
+          <w:bCs/>
+        </w:rPr>
+        <w:t xml:space="preserve">CIMUDIS → CONADIS</w:t>
+      </w:r>
+      <w:r>
+        <w:t xml:space="preserve">, y</w:t>
+      </w:r>
+      <w:r>
+        <w:t xml:space="preserve"> </w:t>
+      </w:r>
+      <w:r>
+        <w:rPr>
+          <w:b/>
+          <w:bCs/>
+        </w:rPr>
+        <w:t xml:space="preserve">la propuesta ante la banca de desarrollo la presenta oficialmente el CONADIS.</w:t>
+      </w:r>
+      <w:r>
+        <w:t xml:space="preserve"> </w:t>
+      </w:r>
+      <w:r>
+        <w:t xml:space="preserve">El proyecto nace del movimiento y se presenta desde la institución rectora del Estado.</w:t>
+      </w:r>
+    </w:p>
+    <w:p>
+      <w:pPr>
+        <w:pStyle w:val="BodyText"/>
+      </w:pPr>
+      <w:r>
+        <w:t xml:space="preserve">A partir de ahí se conversa</w:t>
+      </w:r>
+      <w:r>
+        <w:t xml:space="preserve"> </w:t>
+      </w:r>
+      <w:r>
+        <w:rPr>
+          <w:b/>
+          <w:bCs/>
+        </w:rPr>
+        <w:t xml:space="preserve">cuánto de esto puede cubrirse con recursos nacionales</w:t>
+      </w:r>
+      <w:r>
+        <w:t xml:space="preserve"> </w:t>
+      </w:r>
+      <w:r>
+        <w:t xml:space="preserve">— FONADIS (fondo designado a vida independiente), Supérate / Comunidades de Cuidado, Ministerio de la Mujer.</w:t>
+      </w:r>
+      <w:r>
+        <w:t xml:space="preserve"> </w:t>
+      </w:r>
+      <w:r>
+        <w:rPr>
+          <w:b/>
+          <w:bCs/>
+        </w:rPr>
+        <w:t xml:space="preserve">El presupuesto se presenta completo</w:t>
+      </w:r>
+      <w:r>
+        <w:t xml:space="preserve">, y la proporción entre aporte nacional y financiamiento externo se define en esa conversación, no antes.</w:t>
+      </w:r>
+    </w:p>
+    <w:p>
+      <w:pPr>
+        <w:pStyle w:val="BodyText"/>
+      </w:pPr>
+      <w:r>
+        <w:rPr>
+          <w:b/>
+          <w:bCs/>
+        </w:rPr>
+        <w:t xml:space="preserve">JICA (proyecto previsto desde 2027)</w:t>
+      </w:r>
+    </w:p>
+    <w:p>
+      <w:pPr>
+        <w:pStyle w:val="BodyText"/>
+      </w:pPr>
+      <w:r>
+        <w:t xml:space="preserve">No se trata de que un actor apoye al otro:</w:t>
+      </w:r>
+      <w:r>
+        <w:t xml:space="preserve"> </w:t>
+      </w:r>
+      <w:r>
+        <w:rPr>
+          <w:b/>
+          <w:bCs/>
+        </w:rPr>
+        <w:t xml:space="preserve">son iniciativas de naturaleza distinta y por eso se potencian mutuamente.</w:t>
+      </w:r>
+      <w:r>
+        <w:t xml:space="preserve"> </w:t>
+      </w:r>
+      <w:r>
+        <w:t xml:space="preserve">La intención es que se complementen, y se irá conversando según avance.</w:t>
+      </w:r>
+    </w:p>
+    <w:p>
+      <w:pPr>
+        <w:pStyle w:val="BodyText"/>
+      </w:pPr>
+      <w:r>
+        <w:rPr>
+          <w:b/>
+          <w:bCs/>
+        </w:rPr>
+        <w:t xml:space="preserve">CAF</w:t>
+      </w:r>
+    </w:p>
+    <w:p>
+      <w:pPr>
+        <w:pStyle w:val="BodyText"/>
+      </w:pPr>
+      <w:r>
+        <w:t xml:space="preserve">La CAF financia principalmente a</w:t>
+      </w:r>
+      <w:r>
+        <w:t xml:space="preserve"> </w:t>
+      </w:r>
+      <w:r>
+        <w:rPr>
+          <w:b/>
+          <w:bCs/>
+        </w:rPr>
+        <w:t xml:space="preserve">gobiernos</w:t>
+      </w:r>
+      <w:r>
+        <w:t xml:space="preserve"> </w:t>
+      </w:r>
+      <w:r>
+        <w:t xml:space="preserve">de sus países miembro, mediante créditos y cooperaciones técnicas; con organizaciones de la sociedad civil realiza colaboraciones puntuales, orientadas sobre todo a</w:t>
+      </w:r>
+      <w:r>
+        <w:t xml:space="preserve"> </w:t>
+      </w:r>
+      <w:r>
+        <w:rPr>
+          <w:b/>
+          <w:bCs/>
+        </w:rPr>
+        <w:t xml:space="preserve">estudios, productos de conocimiento, jornadas y consultas</w:t>
+      </w:r>
+      <w:r>
+        <w:t xml:space="preserve">.</w:t>
+      </w:r>
+    </w:p>
+    <w:p>
+      <w:pPr>
+        <w:pStyle w:val="BodyText"/>
+      </w:pPr>
+      <w:r>
+        <w:t xml:space="preserve">Este proyecto encaja con ese marco:</w:t>
+      </w:r>
+      <w:r>
+        <w:t xml:space="preserve"> </w:t>
+      </w:r>
+      <w:r>
+        <w:rPr>
+          <w:b/>
+          <w:bCs/>
+        </w:rPr>
+        <w:t xml:space="preserve">la propuesta la presenta el CONADIS</w:t>
+      </w:r>
+      <w:r>
+        <w:t xml:space="preserve">, y lo que produce es exactamente ese tipo de resultado.</w:t>
+      </w:r>
+    </w:p>
+    <w:p>
+      <w:pPr>
+        <w:pStyle w:val="Compact"/>
+        <w:numPr>
+          <w:ilvl w:val="0"/>
+          <w:numId w:val="1011"/>
+        </w:numPr>
+      </w:pPr>
+      <w:r>
+        <w:t xml:space="preserve">el</w:t>
+      </w:r>
+      <w:r>
+        <w:t xml:space="preserve"> </w:t>
+      </w:r>
+      <w:r>
+        <w:rPr>
+          <w:b/>
+          <w:bCs/>
+        </w:rPr>
+        <w:t xml:space="preserve">programa de formación de asistentes personales</w:t>
+      </w:r>
+      <w:r>
+        <w:t xml:space="preserve"> </w:t>
+      </w:r>
+      <w:r>
+        <w:t xml:space="preserve">sistematizado a partir de Morpho (§8) — un producto de conocimiento transferible a toda la región;</w:t>
+      </w:r>
+    </w:p>
+    <w:p>
+      <w:pPr>
+        <w:pStyle w:val="Compact"/>
+        <w:numPr>
+          <w:ilvl w:val="0"/>
+          <w:numId w:val="1011"/>
+        </w:numPr>
+      </w:pPr>
+      <w:r>
+        <w:t xml:space="preserve">la</w:t>
+      </w:r>
+      <w:r>
+        <w:t xml:space="preserve"> </w:t>
+      </w:r>
+      <w:r>
+        <w:rPr>
+          <w:b/>
+          <w:bCs/>
+        </w:rPr>
+        <w:t xml:space="preserve">capacitación en Costa Rica</w:t>
+      </w:r>
+      <w:r>
+        <w:t xml:space="preserve"> </w:t>
+      </w:r>
+      <w:r>
+        <w:t xml:space="preserve">(§7) — jornada y consulta entre instituciones de dos países;</w:t>
+      </w:r>
+    </w:p>
+    <w:p>
+      <w:pPr>
+        <w:pStyle w:val="Compact"/>
+        <w:numPr>
+          <w:ilvl w:val="0"/>
+          <w:numId w:val="1011"/>
+        </w:numPr>
+      </w:pPr>
+      <w:r>
+        <w:t xml:space="preserve">la</w:t>
+      </w:r>
+      <w:r>
+        <w:t xml:space="preserve"> </w:t>
+      </w:r>
+      <w:r>
+        <w:rPr>
+          <w:b/>
+          <w:bCs/>
+        </w:rPr>
+        <w:t xml:space="preserve">evaluación con datos</w:t>
+      </w:r>
+      <w:r>
+        <w:t xml:space="preserve"> </w:t>
+      </w:r>
+      <w:r>
+        <w:t xml:space="preserve">de 2028 (§5) — estudio.</w:t>
+      </w:r>
+    </w:p>
+    <w:p>
+      <w:pPr>
+        <w:pStyle w:val="FirstParagraph"/>
+      </w:pPr>
+      <w:r>
+        <w:t xml:space="preserve">Sobre esa base se retomará la conversación con la CAF.</w:t>
+      </w:r>
+    </w:p>
+    <w:p>
+      <w:pPr>
+        <w:pStyle w:val="BodyText"/>
+      </w:pPr>
+      <w:r>
+        <w:rPr>
+          <w:b/>
+          <w:bCs/>
+        </w:rPr>
+        <w:t xml:space="preserve">Camino hacia 2028</w:t>
+      </w:r>
+    </w:p>
+    <w:p>
+      <w:pPr>
+        <w:pStyle w:val="BodyText"/>
+      </w:pPr>
+      <w:r>
+        <w:t xml:space="preserve">Para la presentación conjunta en la Conferencia:</w:t>
+      </w:r>
+      <w:r>
+        <w:t xml:space="preserve"> </w:t>
+      </w:r>
+      <w:r>
+        <w:rPr>
+          <w:b/>
+          <w:bCs/>
+        </w:rPr>
+        <w:t xml:space="preserve">primero se trabaja con la OIT, y en paralelo se escribe a la CAF.</w:t>
+      </w:r>
+    </w:p>
+    <w:p>
+      <w:pPr>
+        <w:pStyle w:val="BodyText"/>
+      </w:pPr>
+      <w:r>
+        <w:rPr>
+          <w:b/>
+          <w:bCs/>
+        </w:rPr>
+        <w:t xml:space="preserve">Fuentes por explorar:</w:t>
+      </w:r>
+      <w:r>
+        <w:t xml:space="preserve"> </w:t>
+      </w:r>
+      <w:r>
+        <w:t xml:space="preserve">CONADIS / FONADIS / Supérate / Ministerio de la Mujer (nacional) · OIT · JICA · CAF · BID · Banco Mundial</w:t>
+      </w:r>
+    </w:p>
+    <w:bookmarkEnd w:id="23"/>
+    <w:bookmarkStart w:id="24" w:name="X1f1df990115bae087baba3e3a7933e834838422"/>
+    <w:p>
+      <w:pPr>
+        <w:pStyle w:val="Heading2"/>
+      </w:pPr>
+      <w:r>
+        <w:t xml:space="preserve">12. Puntos por definir</w:t>
+      </w:r>
+    </w:p>
+    <w:tbl>
+      <w:tblPr>
+        <w:tblStyle w:val="Table"/>
+        <w:tblW w:type="auto" w:w="0"/>
+        <w:tblLook w:firstRow="1" w:lastRow="0" w:firstColumn="0" w:lastColumn="0" w:noHBand="0" w:noVBand="0" w:val="0020"/>
+      </w:tblPr>
+      <w:tblGrid>
+        <w:gridCol w:w="3960"/>
+        <w:gridCol w:w="3960"/>
+      </w:tblGrid>
+      <w:tr>
+        <w:trPr>
+          <w:tblHeader w:val="on"/>
+        </w:trPr>
+        <w:tc>
+          <w:tcPr/>
+          <w:p>
+            <w:pPr>
+              <w:pStyle w:val="Compact"/>
+            </w:pPr>
+          </w:p>
+        </w:tc>
+        <w:tc>
+          <w:tcPr/>
+          <w:p>
+            <w:pPr>
+              <w:pStyle w:val="Compact"/>
+            </w:pPr>
+          </w:p>
+        </w:tc>
+      </w:tr>
+      <w:tr>
+        <w:tc>
+          <w:tcPr/>
+          <w:p>
+            <w:pPr>
+              <w:pStyle w:val="Compact"/>
+            </w:pPr>
+            <w:r>
+              <w:t xml:space="preserve">Personas usuarias</w:t>
+            </w:r>
+          </w:p>
+        </w:tc>
+        <w:tc>
+          <w:tcPr/>
+          <w:p>
+            <w:pPr>
+              <w:pStyle w:val="Compact"/>
+            </w:pPr>
+            <w:r>
+              <w:t xml:space="preserve">número final y criterio de selección territorial</w:t>
+            </w:r>
+          </w:p>
+        </w:tc>
+      </w:tr>
+      <w:tr>
+        <w:tc>
+          <w:tcPr/>
+          <w:p>
+            <w:pPr>
+              <w:pStyle w:val="Compact"/>
+            </w:pPr>
+            <w:r>
+              <w:t xml:space="preserve">Contenido del 2.º trimestre de 2027</w:t>
+            </w:r>
+          </w:p>
+        </w:tc>
+        <w:tc>
+          <w:tcPr/>
+          <w:p>
+            <w:pPr>
+              <w:pStyle w:val="Compact"/>
+            </w:pPr>
+            <w:r>
+              <w:t xml:space="preserve">qué se prepara entre la vuelta de Costa Rica y el arranque</w:t>
+            </w:r>
+          </w:p>
+        </w:tc>
+      </w:tr>
+      <w:tr>
+        <w:tc>
+          <w:tcPr/>
+          <w:p>
+            <w:pPr>
+              <w:pStyle w:val="Compact"/>
+            </w:pPr>
+            <w:r>
+              <w:t xml:space="preserve">Tarifa de asistencia personal</w:t>
+            </w:r>
+          </w:p>
+        </w:tc>
+        <w:tc>
+          <w:tcPr/>
+          <w:p>
+            <w:pPr>
+              <w:pStyle w:val="Compact"/>
+            </w:pPr>
+            <w:r>
               <w:t xml:space="preserve">monto y quién paga qué proporción al inicio</w:t>
+            </w:r>
+          </w:p>
+        </w:tc>
+      </w:tr>
+      <w:tr>
+        <w:tc>
+          <w:tcPr/>
+          <w:p>
+            <w:pPr>
+              <w:pStyle w:val="Compact"/>
+            </w:pPr>
+            <w:r>
+              <w:t xml:space="preserve">Honorarios de Morpho</w:t>
+            </w:r>
+          </w:p>
+        </w:tc>
+        <w:tc>
+          <w:tcPr/>
+          <w:p>
+            <w:pPr>
+              <w:pStyle w:val="Compact"/>
+            </w:pPr>
+            <w:r>
+              <w:t xml:space="preserve">capacitación en Costa Rica y asesoría en línea</w:t>
             </w:r>
           </w:p>
         </w:tc>

--- a/republica-dominicana/propuesta-proyecto-AP/Propuesta-v2-piloto-AP-RD-2027-2030.docx
+++ b/republica-dominicana/propuesta-proyecto-AP/Propuesta-v2-piloto-AP-RD-2027-2030.docx
@@ -2717,13 +2717,10 @@
           <w:b/>
           <w:bCs/>
         </w:rPr>
-        <w:t xml:space="preserve">cuánto de esto puede cubrirse con recursos nacionales</w:t>
-      </w:r>
-      <w:r>
-        <w:t xml:space="preserve"> </w:t>
-      </w:r>
-      <w:r>
-        <w:t xml:space="preserve">— FONADIS (fondo designado a vida independiente), Supérate / Comunidades de Cuidado, Ministerio de la Mujer.</w:t>
+        <w:t xml:space="preserve">cuánto de esto puede cubrirse con recursos ya existentes</w:t>
+      </w:r>
+      <w:r>
+        <w:t xml:space="preserve">.</w:t>
       </w:r>
       <w:r>
         <w:t xml:space="preserve"> </w:t>
@@ -2736,7 +2733,7 @@
         <w:t xml:space="preserve">El presupuesto se presenta completo</w:t>
       </w:r>
       <w:r>
-        <w:t xml:space="preserve">, y la proporción entre aporte nacional y financiamiento externo se define en esa conversación, no antes.</w:t>
+        <w:t xml:space="preserve">, y la proporción se define en esa conversación, no antes.</w:t>
       </w:r>
     </w:p>
     <w:p>
@@ -2748,101 +2745,7 @@
           <w:b/>
           <w:bCs/>
         </w:rPr>
-        <w:t xml:space="preserve">JICA (proyecto previsto desde 2027)</w:t>
-      </w:r>
-    </w:p>
-    <w:p>
-      <w:pPr>
-        <w:pStyle w:val="BodyText"/>
-      </w:pPr>
-      <w:r>
-        <w:t xml:space="preserve">No se trata de que un actor apoye al otro:</w:t>
-      </w:r>
-      <w:r>
-        <w:t xml:space="preserve"> </w:t>
-      </w:r>
-      <w:r>
-        <w:rPr>
-          <w:b/>
-          <w:bCs/>
-        </w:rPr>
-        <w:t xml:space="preserve">son iniciativas de naturaleza distinta y por eso se potencian mutuamente.</w:t>
-      </w:r>
-      <w:r>
-        <w:t xml:space="preserve"> </w:t>
-      </w:r>
-      <w:r>
-        <w:t xml:space="preserve">La intención es que se complementen, y se irá conversando según avance.</w:t>
-      </w:r>
-    </w:p>
-    <w:p>
-      <w:pPr>
-        <w:pStyle w:val="BodyText"/>
-      </w:pPr>
-      <w:r>
-        <w:rPr>
-          <w:b/>
-          <w:bCs/>
-        </w:rPr>
-        <w:t xml:space="preserve">CAF</w:t>
-      </w:r>
-    </w:p>
-    <w:p>
-      <w:pPr>
-        <w:pStyle w:val="BodyText"/>
-      </w:pPr>
-      <w:r>
-        <w:t xml:space="preserve">La CAF financia principalmente a</w:t>
-      </w:r>
-      <w:r>
-        <w:t xml:space="preserve"> </w:t>
-      </w:r>
-      <w:r>
-        <w:rPr>
-          <w:b/>
-          <w:bCs/>
-        </w:rPr>
-        <w:t xml:space="preserve">gobiernos</w:t>
-      </w:r>
-      <w:r>
-        <w:t xml:space="preserve"> </w:t>
-      </w:r>
-      <w:r>
-        <w:t xml:space="preserve">de sus países miembro, mediante créditos y cooperaciones técnicas; con organizaciones de la sociedad civil realiza colaboraciones puntuales, orientadas sobre todo a</w:t>
-      </w:r>
-      <w:r>
-        <w:t xml:space="preserve"> </w:t>
-      </w:r>
-      <w:r>
-        <w:rPr>
-          <w:b/>
-          <w:bCs/>
-        </w:rPr>
-        <w:t xml:space="preserve">estudios, productos de conocimiento, jornadas y consultas</w:t>
-      </w:r>
-      <w:r>
-        <w:t xml:space="preserve">.</w:t>
-      </w:r>
-    </w:p>
-    <w:p>
-      <w:pPr>
-        <w:pStyle w:val="BodyText"/>
-      </w:pPr>
-      <w:r>
-        <w:t xml:space="preserve">Este proyecto encaja con ese marco:</w:t>
-      </w:r>
-      <w:r>
-        <w:t xml:space="preserve"> </w:t>
-      </w:r>
-      <w:r>
-        <w:rPr>
-          <w:b/>
-          <w:bCs/>
-        </w:rPr>
-        <w:t xml:space="preserve">la propuesta la presenta el CONADIS</w:t>
-      </w:r>
-      <w:r>
-        <w:t xml:space="preserve">, y lo que produce es exactamente ese tipo de resultado.</w:t>
+        <w:t xml:space="preserve">Dónde está hoy el dinero de los cuidados en la República Dominicana — y qué hay que verificar</w:t>
       </w:r>
     </w:p>
     <w:p>
@@ -2854,23 +2757,107 @@
         </w:numPr>
       </w:pPr>
       <w:r>
-        <w:t xml:space="preserve">el</w:t>
-      </w:r>
-      <w:r>
-        <w:t xml:space="preserve"> </w:t>
-      </w:r>
-      <w:r>
-        <w:rPr>
-          <w:b/>
-          <w:bCs/>
-        </w:rPr>
-        <w:t xml:space="preserve">programa de formación de asistentes personales</w:t>
-      </w:r>
-      <w:r>
-        <w:t xml:space="preserve"> </w:t>
-      </w:r>
-      <w:r>
-        <w:t xml:space="preserve">sistematizado a partir de Morpho (§8) — un producto de conocimiento transferible a toda la región;</w:t>
+        <w:rPr>
+          <w:b/>
+          <w:bCs/>
+        </w:rPr>
+        <w:t xml:space="preserve">Comunidades de Cuidado</w:t>
+      </w:r>
+      <w:r>
+        <w:t xml:space="preserve"> </w:t>
+      </w:r>
+      <w:r>
+        <w:t xml:space="preserve">—el piloto de la Política Nacional de Cuidados, en cuyo marco se presentó en 2023 el programa de asistencia personal—</w:t>
+      </w:r>
+      <w:r>
+        <w:t xml:space="preserve"> </w:t>
+      </w:r>
+      <w:r>
+        <w:rPr>
+          <w:b/>
+          <w:bCs/>
+        </w:rPr>
+        <w:t xml:space="preserve">se financia con el Fondo Conjunto para los ODS de las Naciones Unidas</w:t>
+      </w:r>
+      <w:r>
+        <w:t xml:space="preserve">, recibido por primera vez por el país en 2022. Lo lideran</w:t>
+      </w:r>
+      <w:r>
+        <w:t xml:space="preserve"> </w:t>
+      </w:r>
+      <w:r>
+        <w:rPr>
+          <w:b/>
+          <w:bCs/>
+        </w:rPr>
+        <w:t xml:space="preserve">ONU Mujeres, la OIT, el UNFPA y el PNUD</w:t>
+      </w:r>
+      <w:r>
+        <w:t xml:space="preserve">, articulando a once instituciones públicas, entre ellas el CONADIS.</w:t>
+      </w:r>
+      <w:r>
+        <w:t xml:space="preserve"> </w:t>
+      </w:r>
+      <w:r>
+        <w:rPr>
+          <w:b/>
+          <w:bCs/>
+        </w:rPr>
+        <w:t xml:space="preserve">Supérate</w:t>
+      </w:r>
+      <w:r>
+        <w:t xml:space="preserve"> </w:t>
+      </w:r>
+      <w:r>
+        <w:t xml:space="preserve">conduce la ejecución en el terreno desde 2021, pero</w:t>
+      </w:r>
+      <w:r>
+        <w:t xml:space="preserve"> </w:t>
+      </w:r>
+      <w:r>
+        <w:rPr>
+          <w:b/>
+          <w:bCs/>
+        </w:rPr>
+        <w:t xml:space="preserve">no es el origen de los fondos</w:t>
+      </w:r>
+      <w:r>
+        <w:t xml:space="preserve">.</w:t>
+      </w:r>
+      <w:r>
+        <w:t xml:space="preserve"> </w:t>
+      </w:r>
+      <w:r>
+        <w:t xml:space="preserve">→</w:t>
+      </w:r>
+      <w:r>
+        <w:t xml:space="preserve"> </w:t>
+      </w:r>
+      <w:r>
+        <w:rPr>
+          <w:b/>
+          <w:bCs/>
+        </w:rPr>
+        <w:t xml:space="preserve">La rama de discapacidad de ese piloto es precisamente la que quedó detenida.</w:t>
+      </w:r>
+      <w:r>
+        <w:t xml:space="preserve"> </w:t>
+      </w:r>
+      <w:r>
+        <w:t xml:space="preserve">La primera pregunta a resolver con las contrapartes es si</w:t>
+      </w:r>
+      <w:r>
+        <w:t xml:space="preserve"> </w:t>
+      </w:r>
+      <w:r>
+        <w:rPr>
+          <w:b/>
+          <w:bCs/>
+        </w:rPr>
+        <w:t xml:space="preserve">los recursos ya asignados a esa rama pueden activarse</w:t>
+      </w:r>
+      <w:r>
+        <w:t xml:space="preserve">, en lugar de buscar financiamiento nuevo para lo mismo.</w:t>
       </w:r>
     </w:p>
     <w:p>
@@ -2882,23 +2869,116 @@
         </w:numPr>
       </w:pPr>
       <w:r>
-        <w:t xml:space="preserve">la</w:t>
-      </w:r>
-      <w:r>
-        <w:t xml:space="preserve"> </w:t>
-      </w:r>
-      <w:r>
-        <w:rPr>
-          <w:b/>
-          <w:bCs/>
-        </w:rPr>
-        <w:t xml:space="preserve">capacitación en Costa Rica</w:t>
-      </w:r>
-      <w:r>
-        <w:t xml:space="preserve"> </w:t>
-      </w:r>
-      <w:r>
-        <w:t xml:space="preserve">(§7) — jornada y consulta entre instituciones de dos países;</w:t>
+        <w:rPr>
+          <w:b/>
+          <w:bCs/>
+        </w:rPr>
+        <w:t xml:space="preserve">FONADIS</w:t>
+      </w:r>
+      <w:r>
+        <w:t xml:space="preserve"> </w:t>
+      </w:r>
+      <w:r>
+        <w:t xml:space="preserve">— Fondo Nacional para la Discapacidad, creado por los</w:t>
+      </w:r>
+      <w:r>
+        <w:t xml:space="preserve"> </w:t>
+      </w:r>
+      <w:r>
+        <w:rPr>
+          <w:b/>
+          <w:bCs/>
+        </w:rPr>
+        <w:t xml:space="preserve">artículos 136 a 139 de la Ley 5-13</w:t>
+      </w:r>
+      <w:r>
+        <w:t xml:space="preserve"> </w:t>
+      </w:r>
+      <w:r>
+        <w:t xml:space="preserve">y reglamentado por el Directorio Nacional del CONADIS. Conviene precisar su alcance:</w:t>
+      </w:r>
+      <w:r>
+        <w:t xml:space="preserve"> </w:t>
+      </w:r>
+      <w:r>
+        <w:rPr>
+          <w:b/>
+          <w:bCs/>
+        </w:rPr>
+        <w:t xml:space="preserve">el artículo 137 enumera seis objetivos —crédito productivo, becas, dispositivos de apoyo y ayudas humanitarias, equipos tecnológicos, promoción de derechos y fortalecimiento de las organizaciones— y no menciona la prestación de servicios de apoyo humano.</w:t>
+      </w:r>
+      <w:r>
+        <w:t xml:space="preserve"> </w:t>
+      </w:r>
+      <w:r>
+        <w:t xml:space="preserve">(La Ley 5-13 tampoco emplea la expresión «asistencia personal».)</w:t>
+      </w:r>
+      <w:r>
+        <w:t xml:space="preserve"> </w:t>
+      </w:r>
+      <w:r>
+        <w:t xml:space="preserve">→ Habría que consultar con el CONADIS</w:t>
+      </w:r>
+      <w:r>
+        <w:t xml:space="preserve"> </w:t>
+      </w:r>
+      <w:r>
+        <w:rPr>
+          <w:b/>
+          <w:bCs/>
+        </w:rPr>
+        <w:t xml:space="preserve">si el FONADIS puede cubrir el pago de asistencia personal, o si haría falta una vía distinta.</w:t>
+      </w:r>
+      <w:r>
+        <w:t xml:space="preserve"> </w:t>
+      </w:r>
+      <w:r>
+        <w:t xml:space="preserve">En cambio, el</w:t>
+      </w:r>
+      <w:r>
+        <w:t xml:space="preserve"> </w:t>
+      </w:r>
+      <w:r>
+        <w:rPr>
+          <w:b/>
+          <w:bCs/>
+        </w:rPr>
+        <w:t xml:space="preserve">artículo 139.2</w:t>
+      </w:r>
+      <w:r>
+        <w:t xml:space="preserve"> </w:t>
+      </w:r>
+      <w:r>
+        <w:t xml:space="preserve">sí prevé expresamente que el fondo se nutra de</w:t>
+      </w:r>
+      <w:r>
+        <w:t xml:space="preserve"> </w:t>
+      </w:r>
+      <w:r>
+        <w:rPr>
+          <w:b/>
+          <w:bCs/>
+        </w:rPr>
+        <w:t xml:space="preserve">donaciones y aportes de la cooperación nacional e internacional</w:t>
+      </w:r>
+      <w:r>
+        <w:t xml:space="preserve">: por ahí el FONADIS puede funcionar como</w:t>
+      </w:r>
+      <w:r>
+        <w:t xml:space="preserve"> </w:t>
+      </w:r>
+      <w:r>
+        <w:rPr>
+          <w:b/>
+          <w:bCs/>
+        </w:rPr>
+        <w:t xml:space="preserve">receptor</w:t>
+      </w:r>
+      <w:r>
+        <w:t xml:space="preserve"> </w:t>
+      </w:r>
+      <w:r>
+        <w:t xml:space="preserve">de financiamiento externo.</w:t>
       </w:r>
     </w:p>
     <w:p>
@@ -2907,6 +2987,250 @@
         <w:numPr>
           <w:ilvl w:val="0"/>
           <w:numId w:val="1011"/>
+        </w:numPr>
+      </w:pPr>
+      <w:r>
+        <w:rPr>
+          <w:b/>
+          <w:bCs/>
+        </w:rPr>
+        <w:t xml:space="preserve">Ministerio de la Mujer</w:t>
+      </w:r>
+      <w:r>
+        <w:t xml:space="preserve"> </w:t>
+      </w:r>
+      <w:r>
+        <w:t xml:space="preserve">— impulsa la</w:t>
+      </w:r>
+      <w:r>
+        <w:t xml:space="preserve"> </w:t>
+      </w:r>
+      <w:r>
+        <w:rPr>
+          <w:b/>
+          <w:bCs/>
+        </w:rPr>
+        <w:t xml:space="preserve">Ley del Sistema Nacional de Cuidados</w:t>
+      </w:r>
+      <w:r>
+        <w:t xml:space="preserve">, con apoyo de ONU Mujeres. Es la contraparte política del proyecto (§3).</w:t>
+      </w:r>
+    </w:p>
+    <w:p>
+      <w:pPr>
+        <w:pStyle w:val="BlockText"/>
+      </w:pPr>
+      <w:r>
+        <w:rPr>
+          <w:b/>
+          <w:bCs/>
+        </w:rPr>
+        <w:t xml:space="preserve">Nota sobre ONU Mujeres:</w:t>
+      </w:r>
+      <w:r>
+        <w:t xml:space="preserve"> </w:t>
+      </w:r>
+      <w:r>
+        <w:t xml:space="preserve">es la entidad líder de</w:t>
+      </w:r>
+      <w:r>
+        <w:t xml:space="preserve"> </w:t>
+      </w:r>
+      <w:r>
+        <w:rPr>
+          <w:i/>
+          <w:iCs/>
+        </w:rPr>
+        <w:t xml:space="preserve">Comunidades de Cuidado</w:t>
+      </w:r>
+      <w:r>
+        <w:t xml:space="preserve"> </w:t>
+      </w:r>
+      <w:r>
+        <w:t xml:space="preserve">y acompaña al Ministerio de la Mujer en la ley del sistema de cuidados.</w:t>
+      </w:r>
+      <w:r>
+        <w:t xml:space="preserve"> </w:t>
+      </w:r>
+      <w:r>
+        <w:rPr>
+          <w:b/>
+          <w:bCs/>
+        </w:rPr>
+        <w:t xml:space="preserve">Está, por tanto, en los dos extremos de este proyecto</w:t>
+      </w:r>
+      <w:r>
+        <w:t xml:space="preserve">: el marco de género en el que se inscribe y el mecanismo que financia el piloto donde la asistencia personal quedó pendiente.</w:t>
+      </w:r>
+    </w:p>
+    <w:p>
+      <w:pPr>
+        <w:pStyle w:val="FirstParagraph"/>
+      </w:pPr>
+      <w:r>
+        <w:rPr>
+          <w:b/>
+          <w:bCs/>
+        </w:rPr>
+        <w:t xml:space="preserve">JICA (proyecto previsto desde 2027)</w:t>
+      </w:r>
+    </w:p>
+    <w:p>
+      <w:pPr>
+        <w:pStyle w:val="BodyText"/>
+      </w:pPr>
+      <w:r>
+        <w:t xml:space="preserve">No se trata de que un actor apoye al otro:</w:t>
+      </w:r>
+      <w:r>
+        <w:t xml:space="preserve"> </w:t>
+      </w:r>
+      <w:r>
+        <w:rPr>
+          <w:b/>
+          <w:bCs/>
+        </w:rPr>
+        <w:t xml:space="preserve">son iniciativas de naturaleza distinta y por eso se potencian mutuamente.</w:t>
+      </w:r>
+      <w:r>
+        <w:t xml:space="preserve"> </w:t>
+      </w:r>
+      <w:r>
+        <w:t xml:space="preserve">La intención es que se complementen, y se irá conversando según avance.</w:t>
+      </w:r>
+    </w:p>
+    <w:p>
+      <w:pPr>
+        <w:pStyle w:val="BodyText"/>
+      </w:pPr>
+      <w:r>
+        <w:rPr>
+          <w:b/>
+          <w:bCs/>
+        </w:rPr>
+        <w:t xml:space="preserve">CAF</w:t>
+      </w:r>
+    </w:p>
+    <w:p>
+      <w:pPr>
+        <w:pStyle w:val="BodyText"/>
+      </w:pPr>
+      <w:r>
+        <w:t xml:space="preserve">La CAF financia principalmente a</w:t>
+      </w:r>
+      <w:r>
+        <w:t xml:space="preserve"> </w:t>
+      </w:r>
+      <w:r>
+        <w:rPr>
+          <w:b/>
+          <w:bCs/>
+        </w:rPr>
+        <w:t xml:space="preserve">gobiernos</w:t>
+      </w:r>
+      <w:r>
+        <w:t xml:space="preserve"> </w:t>
+      </w:r>
+      <w:r>
+        <w:t xml:space="preserve">de sus países miembro, mediante créditos y cooperaciones técnicas; con organizaciones de la sociedad civil realiza colaboraciones puntuales, orientadas sobre todo a</w:t>
+      </w:r>
+      <w:r>
+        <w:t xml:space="preserve"> </w:t>
+      </w:r>
+      <w:r>
+        <w:rPr>
+          <w:b/>
+          <w:bCs/>
+        </w:rPr>
+        <w:t xml:space="preserve">estudios, productos de conocimiento, jornadas y consultas</w:t>
+      </w:r>
+      <w:r>
+        <w:t xml:space="preserve">.</w:t>
+      </w:r>
+    </w:p>
+    <w:p>
+      <w:pPr>
+        <w:pStyle w:val="BodyText"/>
+      </w:pPr>
+      <w:r>
+        <w:t xml:space="preserve">Este proyecto encaja con ese marco:</w:t>
+      </w:r>
+      <w:r>
+        <w:t xml:space="preserve"> </w:t>
+      </w:r>
+      <w:r>
+        <w:rPr>
+          <w:b/>
+          <w:bCs/>
+        </w:rPr>
+        <w:t xml:space="preserve">la propuesta la presenta el CONADIS</w:t>
+      </w:r>
+      <w:r>
+        <w:t xml:space="preserve">, y lo que produce es exactamente ese tipo de resultado.</w:t>
+      </w:r>
+    </w:p>
+    <w:p>
+      <w:pPr>
+        <w:pStyle w:val="Compact"/>
+        <w:numPr>
+          <w:ilvl w:val="0"/>
+          <w:numId w:val="1012"/>
+        </w:numPr>
+      </w:pPr>
+      <w:r>
+        <w:t xml:space="preserve">el</w:t>
+      </w:r>
+      <w:r>
+        <w:t xml:space="preserve"> </w:t>
+      </w:r>
+      <w:r>
+        <w:rPr>
+          <w:b/>
+          <w:bCs/>
+        </w:rPr>
+        <w:t xml:space="preserve">programa de formación de asistentes personales</w:t>
+      </w:r>
+      <w:r>
+        <w:t xml:space="preserve"> </w:t>
+      </w:r>
+      <w:r>
+        <w:t xml:space="preserve">sistematizado a partir de Morpho (§8) — un producto de conocimiento transferible a toda la región;</w:t>
+      </w:r>
+    </w:p>
+    <w:p>
+      <w:pPr>
+        <w:pStyle w:val="Compact"/>
+        <w:numPr>
+          <w:ilvl w:val="0"/>
+          <w:numId w:val="1012"/>
+        </w:numPr>
+      </w:pPr>
+      <w:r>
+        <w:t xml:space="preserve">la</w:t>
+      </w:r>
+      <w:r>
+        <w:t xml:space="preserve"> </w:t>
+      </w:r>
+      <w:r>
+        <w:rPr>
+          <w:b/>
+          <w:bCs/>
+        </w:rPr>
+        <w:t xml:space="preserve">capacitación en Costa Rica</w:t>
+      </w:r>
+      <w:r>
+        <w:t xml:space="preserve"> </w:t>
+      </w:r>
+      <w:r>
+        <w:t xml:space="preserve">(§7) — jornada y consulta entre instituciones de dos países;</w:t>
+      </w:r>
+    </w:p>
+    <w:p>
+      <w:pPr>
+        <w:pStyle w:val="Compact"/>
+        <w:numPr>
+          <w:ilvl w:val="0"/>
+          <w:numId w:val="1012"/>
         </w:numPr>
       </w:pPr>
       <w:r>
@@ -3225,6 +3549,50 @@
           </w:p>
         </w:tc>
       </w:tr>
+      <w:tr>
+        <w:tc>
+          <w:tcPr/>
+          <w:p>
+            <w:pPr>
+              <w:pStyle w:val="Compact"/>
+            </w:pPr>
+            <w:r>
+              <w:rPr>
+                <w:b/>
+                <w:bCs/>
+              </w:rPr>
+              <w:t xml:space="preserve">Origen del pago de AP</w:t>
+            </w:r>
+          </w:p>
+        </w:tc>
+        <w:tc>
+          <w:tcPr/>
+          <w:p>
+            <w:pPr>
+              <w:pStyle w:val="Compact"/>
+            </w:pPr>
+            <w:r>
+              <w:t xml:space="preserve">si los recursos de la rama de discapacidad de</w:t>
+            </w:r>
+            <w:r>
+              <w:t xml:space="preserve"> </w:t>
+            </w:r>
+            <w:r>
+              <w:rPr>
+                <w:i/>
+                <w:iCs/>
+              </w:rPr>
+              <w:t xml:space="preserve">Comunidades de Cuidado</w:t>
+            </w:r>
+            <w:r>
+              <w:t xml:space="preserve"> </w:t>
+            </w:r>
+            <w:r>
+              <w:t xml:space="preserve">pueden activarse; si el FONADIS puede cubrir servicios de apoyo humano (art. 137 no lo contempla)</w:t>
+            </w:r>
+          </w:p>
+        </w:tc>
+      </w:tr>
     </w:tbl>
     <w:p>
       <w:r>
@@ -3248,7 +3616,7 @@
         <w:pStyle w:val="Compact"/>
         <w:numPr>
           <w:ilvl w:val="0"/>
-          <w:numId w:val="1012"/>
+          <w:numId w:val="1013"/>
         </w:numPr>
       </w:pPr>
       <w:r>
@@ -3273,7 +3641,7 @@
         <w:pStyle w:val="Compact"/>
         <w:numPr>
           <w:ilvl w:val="0"/>
-          <w:numId w:val="1012"/>
+          <w:numId w:val="1013"/>
         </w:numPr>
       </w:pPr>
       <w:r>
@@ -3301,7 +3669,7 @@
         <w:pStyle w:val="Compact"/>
         <w:numPr>
           <w:ilvl w:val="0"/>
-          <w:numId w:val="1012"/>
+          <w:numId w:val="1013"/>
         </w:numPr>
       </w:pPr>
       <w:r>
@@ -3320,7 +3688,7 @@
         <w:pStyle w:val="Compact"/>
         <w:numPr>
           <w:ilvl w:val="0"/>
-          <w:numId w:val="1012"/>
+          <w:numId w:val="1013"/>
         </w:numPr>
       </w:pPr>
       <w:r>
@@ -3714,6 +4082,9 @@
     <w:abstractNumId w:val="991"/>
   </w:num>
   <w:num w:numId="1012">
+    <w:abstractNumId w:val="991"/>
+  </w:num>
+  <w:num w:numId="1013">
     <w:abstractNumId w:val="99411"/>
     <w:lvlOverride w:ilvl="0">
       <w:startOverride w:val="1"/>

--- a/republica-dominicana/propuesta-proyecto-AP/Propuesta-v2-piloto-AP-RD-2027-2030.docx
+++ b/republica-dominicana/propuesta-proyecto-AP/Propuesta-v2-piloto-AP-RD-2027-2030.docx
@@ -2211,7 +2211,7 @@
           <w:b/>
           <w:bCs/>
         </w:rPr>
-        <w:t xml:space="preserve">La mayor parte del presupuesto es el pago de la asistencia personal. [x — tarifa y monto por acordar]</w:t>
+        <w:t xml:space="preserve">El pago de la asistencia personal se cubre con recursos nacionales. Lo que se busca afuera es otra cosa.</w:t>
       </w:r>
     </w:p>
     <w:p>
@@ -2219,23 +2219,93 @@
         <w:pStyle w:val="BodyText"/>
       </w:pPr>
       <w:r>
-        <w:t xml:space="preserve">El criterio de diseño es uno:</w:t>
-      </w:r>
-      <w:r>
-        <w:t xml:space="preserve"> </w:t>
-      </w:r>
-      <w:r>
-        <w:rPr>
-          <w:b/>
-          <w:bCs/>
-        </w:rPr>
-        <w:t xml:space="preserve">que el dinero empiece a circular en el terreno lo antes posible.</w:t>
-      </w:r>
-      <w:r>
-        <w:t xml:space="preserve"> </w:t>
-      </w:r>
-      <w:r>
-        <w:t xml:space="preserve">No esperar a que el sistema nacional esté listo — pagar y echar a andar, y que la experiencia sirva después para que el Estado lo asuma.</w:t>
+        <w:t xml:space="preserve">Esa es la diferencia con un proyecto que hubiera que financiar entero desde fuera, y descansa en un hecho:</w:t>
+      </w:r>
+      <w:r>
+        <w:t xml:space="preserve"> </w:t>
+      </w:r>
+      <w:r>
+        <w:rPr>
+          <w:b/>
+          <w:bCs/>
+        </w:rPr>
+        <w:t xml:space="preserve">en la República Dominicana ya se está pagando por el cuidado de personas con discapacidad.</w:t>
+      </w:r>
+      <w:r>
+        <w:t xml:space="preserve"> </w:t>
+      </w:r>
+      <w:r>
+        <w:t xml:space="preserve">El Estado tiene la partida y el mecanismo para transferir; lo que está por definirse es</w:t>
+      </w:r>
+      <w:r>
+        <w:t xml:space="preserve"> </w:t>
+      </w:r>
+      <w:r>
+        <w:rPr>
+          <w:b/>
+          <w:bCs/>
+        </w:rPr>
+        <w:t xml:space="preserve">a quién se le paga y quién decide</w:t>
+      </w:r>
+      <w:r>
+        <w:t xml:space="preserve">.</w:t>
+      </w:r>
+    </w:p>
+    <w:p>
+      <w:pPr>
+        <w:pStyle w:val="BlockText"/>
+      </w:pPr>
+      <w:r>
+        <w:rPr>
+          <w:b/>
+          <w:bCs/>
+        </w:rPr>
+        <w:t xml:space="preserve">Lo que proponemos no es crear un pago nuevo, sino ensayar otra forma de aplicar el que ya existe:</w:t>
+      </w:r>
+      <w:r>
+        <w:t xml:space="preserve"> </w:t>
+      </w:r>
+      <w:r>
+        <w:t xml:space="preserve">que en un grupo acotado de personas usuarias, el apoyo lo preste alguien</w:t>
+      </w:r>
+      <w:r>
+        <w:t xml:space="preserve"> </w:t>
+      </w:r>
+      <w:r>
+        <w:rPr>
+          <w:b/>
+          <w:bCs/>
+        </w:rPr>
+        <w:t xml:space="preserve">elegido y dirigido por la propia persona con discapacidad</w:t>
+      </w:r>
+      <w:r>
+        <w:t xml:space="preserve">, con las condiciones laborales que corresponden.</w:t>
+      </w:r>
+    </w:p>
+    <w:p>
+      <w:pPr>
+        <w:pStyle w:val="BlockText"/>
+      </w:pPr>
+      <w:r>
+        <w:t xml:space="preserve">No es una petición de más presupuesto. Es una pregunta de diseño.</w:t>
+      </w:r>
+    </w:p>
+    <w:p>
+      <w:pPr>
+        <w:pStyle w:val="FirstParagraph"/>
+      </w:pPr>
+      <w:r>
+        <w:rPr>
+          <w:b/>
+          <w:bCs/>
+        </w:rPr>
+        <w:t xml:space="preserve">Con qué recursos nacionales, exactamente: [x — a definir con las contrapartes].</w:t>
+      </w:r>
+      <w:r>
+        <w:t xml:space="preserve"> </w:t>
+      </w:r>
+      <w:r>
+        <w:t xml:space="preserve">Las vías a explorar son las transferencias que ya operan en el ámbito del cuidado y la discapacidad, y el FONADIS (§11).</w:t>
       </w:r>
     </w:p>
     <w:p>
@@ -2243,70 +2313,11 @@
         <w:pStyle w:val="BodyText"/>
       </w:pPr>
       <w:r>
-        <w:t xml:space="preserve">Es el camino que siguió Morpho: en 2013, antes de la Ley 9379, sostenía la vida independiente de 6 personas usuarias con unos 10 asistentes personales — 919 horas en agosto de ese año, con</w:t>
-      </w:r>
-      <w:r>
-        <w:t xml:space="preserve"> </w:t>
-      </w:r>
-      <w:r>
-        <w:rPr>
-          <w:b/>
-          <w:bCs/>
-        </w:rPr>
-        <w:t xml:space="preserve">22% aportado por el Estado y 78% por el proyecto</w:t>
-      </w:r>
-      <w:r>
-        <w:t xml:space="preserve">. Tras la entrada en vigor de la ley en 2019,</w:t>
-      </w:r>
-      <w:r>
-        <w:t xml:space="preserve"> </w:t>
-      </w:r>
-      <w:r>
-        <w:rPr>
-          <w:b/>
-          <w:bCs/>
-        </w:rPr>
-        <w:t xml:space="preserve">el Estado asumió prácticamente el 100% y la carga del proyecto bajó a cero.</w:t>
-      </w:r>
-    </w:p>
-    <w:p>
-      <w:pPr>
-        <w:pStyle w:val="BodyText"/>
-      </w:pPr>
-      <w:r>
-        <w:rPr>
-          <w:b/>
-          <w:bCs/>
-        </w:rPr>
-        <w:t xml:space="preserve">Para que el centro se sostenga</w:t>
-      </w:r>
-      <w:r>
-        <w:t xml:space="preserve">, hace falta además el planteamiento trabajado con la OIT:</w:t>
-      </w:r>
-      <w:r>
-        <w:t xml:space="preserve"> </w:t>
-      </w:r>
-      <w:r>
-        <w:rPr>
-          <w:b/>
-          <w:bCs/>
-        </w:rPr>
-        <w:t xml:space="preserve">el centro como lugar de trabajo para personas con discapacidad</w:t>
-      </w:r>
-      <w:r>
-        <w:t xml:space="preserve">.</w:t>
-      </w:r>
-    </w:p>
-    <w:p>
-      <w:pPr>
-        <w:pStyle w:val="BodyText"/>
-      </w:pPr>
-      <w:r>
-        <w:rPr>
-          <w:b/>
-          <w:bCs/>
-        </w:rPr>
-        <w:t xml:space="preserve">Partidas</w:t>
+        <w:rPr>
+          <w:b/>
+          <w:bCs/>
+        </w:rPr>
+        <w:t xml:space="preserve">Lo que sí requiere financiamiento externo</w:t>
       </w:r>
     </w:p>
     <w:tbl>
@@ -2352,7 +2363,7 @@
                 <w:b/>
                 <w:bCs/>
               </w:rPr>
-              <w:t xml:space="preserve">Pago de asistencia personal</w:t>
+              <w:t xml:space="preserve">Capacitación en Costa Rica</w:t>
             </w:r>
           </w:p>
         </w:tc>
@@ -2363,7 +2374,7 @@
               <w:pStyle w:val="Compact"/>
             </w:pPr>
             <w:r>
-              <w:t xml:space="preserve">la partida mayoritaria</w:t>
+              <w:t xml:space="preserve">honorarios de Morpho · viajes y estadía de unas 10 personas · consejería de pares · visitas al CONAPDIS</w:t>
             </w:r>
             <w:r>
               <w:t xml:space="preserve"> </w:t>
@@ -2390,7 +2401,7 @@
                 <w:b/>
                 <w:bCs/>
               </w:rPr>
-              <w:t xml:space="preserve">Capacitación en Costa Rica</w:t>
+              <w:t xml:space="preserve">Sistema de coordinación</w:t>
             </w:r>
           </w:p>
         </w:tc>
@@ -2401,17 +2412,17 @@
               <w:pStyle w:val="Compact"/>
             </w:pPr>
             <w:r>
+              <w:t xml:space="preserve">costo de uso</w:t>
+            </w:r>
+            <w:r>
+              <w:t xml:space="preserve"> </w:t>
+            </w:r>
+            <w:r>
               <w:rPr>
                 <w:b/>
                 <w:bCs/>
               </w:rPr>
-              <w:t xml:space="preserve">honorarios de Morpho por la capacitación [x]</w:t>
-            </w:r>
-            <w:r>
-              <w:t xml:space="preserve"> </w:t>
-            </w:r>
-            <w:r>
-              <w:t xml:space="preserve">· viajes y estadía de unas 10 personas · consejería de pares · visitas al CONAPDIS</w:t>
+              <w:t xml:space="preserve">[x]</w:t>
             </w:r>
           </w:p>
         </w:tc>
@@ -2428,7 +2439,7 @@
                 <w:b/>
                 <w:bCs/>
               </w:rPr>
-              <w:t xml:space="preserve">Sistema de coordinación</w:t>
+              <w:t xml:space="preserve">Asesoría en línea de Morpho</w:t>
             </w:r>
           </w:p>
         </w:tc>
@@ -2439,7 +2450,7 @@
               <w:pStyle w:val="Compact"/>
             </w:pPr>
             <w:r>
-              <w:t xml:space="preserve">costo de uso</w:t>
+              <w:t xml:space="preserve">seguimiento periódico</w:t>
             </w:r>
             <w:r>
               <w:t xml:space="preserve"> </w:t>
@@ -2466,7 +2477,7 @@
                 <w:b/>
                 <w:bCs/>
               </w:rPr>
-              <w:t xml:space="preserve">Asesoría en línea de Morpho</w:t>
+              <w:t xml:space="preserve">Visita de evaluación desde Costa Rica (2028)</w:t>
             </w:r>
           </w:p>
         </w:tc>
@@ -2477,7 +2488,7 @@
               <w:pStyle w:val="Compact"/>
             </w:pPr>
             <w:r>
-              <w:t xml:space="preserve">seguimiento periódico</w:t>
+              <w:t xml:space="preserve">viajes y estadía</w:t>
             </w:r>
             <w:r>
               <w:t xml:space="preserve"> </w:t>
@@ -2504,7 +2515,7 @@
                 <w:b/>
                 <w:bCs/>
               </w:rPr>
-              <w:t xml:space="preserve">Visita de evaluación desde Costa Rica (2028)</w:t>
+              <w:t xml:space="preserve">Evaluación, datos y presentación en 2028</w:t>
             </w:r>
           </w:p>
         </w:tc>
@@ -2514,12 +2525,6 @@
             <w:pPr>
               <w:pStyle w:val="Compact"/>
             </w:pPr>
-            <w:r>
-              <w:t xml:space="preserve">viajes y estadía</w:t>
-            </w:r>
-            <w:r>
-              <w:t xml:space="preserve"> </w:t>
-            </w:r>
             <w:r>
               <w:rPr>
                 <w:b/>
@@ -2604,10 +2609,61 @@
       </w:r>
     </w:p>
     <w:p>
-      <w:r>
-        <w:pict>
-          <v:rect style="width:0;height:1.5pt" o:hralign="center" o:hrstd="t" o:hr="t"/>
-        </w:pict>
+      <w:pPr>
+        <w:pStyle w:val="BodyText"/>
+      </w:pPr>
+      <w:r>
+        <w:rPr>
+          <w:b/>
+          <w:bCs/>
+        </w:rPr>
+        <w:t xml:space="preserve">El antecedente costarricense</w:t>
+      </w:r>
+    </w:p>
+    <w:p>
+      <w:pPr>
+        <w:pStyle w:val="BodyText"/>
+      </w:pPr>
+      <w:r>
+        <w:t xml:space="preserve">Morpho empezó al revés, y aun así funcionó: en 2013, antes de la Ley 9379, sostenía la vida independiente de 6 personas usuarias con unos 10 asistentes personales —919 horas en agosto de ese año— con</w:t>
+      </w:r>
+      <w:r>
+        <w:t xml:space="preserve"> </w:t>
+      </w:r>
+      <w:r>
+        <w:rPr>
+          <w:b/>
+          <w:bCs/>
+        </w:rPr>
+        <w:t xml:space="preserve">22% aportado por el Estado y 78% por el proyecto</w:t>
+      </w:r>
+      <w:r>
+        <w:t xml:space="preserve">. Tras la entrada en vigor de la ley en 2019,</w:t>
+      </w:r>
+      <w:r>
+        <w:t xml:space="preserve"> </w:t>
+      </w:r>
+      <w:r>
+        <w:rPr>
+          <w:b/>
+          <w:bCs/>
+        </w:rPr>
+        <w:t xml:space="preserve">el Estado asumió prácticamente el 100%.</w:t>
+      </w:r>
+    </w:p>
+    <w:p>
+      <w:pPr>
+        <w:pStyle w:val="BodyText"/>
+      </w:pPr>
+      <w:r>
+        <w:rPr>
+          <w:b/>
+          <w:bCs/>
+        </w:rPr>
+        <w:t xml:space="preserve">La República Dominicana parte de una posición mejor que aquella</w:t>
+      </w:r>
+      <w:r>
+        <w:t xml:space="preserve">: el pago estatal no hay que construirlo desde cero.</w:t>
       </w:r>
     </w:p>
     <w:bookmarkEnd w:id="22"/>
@@ -2717,10 +2773,13 @@
           <w:b/>
           <w:bCs/>
         </w:rPr>
-        <w:t xml:space="preserve">cuánto de esto puede cubrirse con recursos ya existentes</w:t>
-      </w:r>
-      <w:r>
-        <w:t xml:space="preserve">.</w:t>
+        <w:t xml:space="preserve">qué vía nacional cubre el pago de la asistencia personal</w:t>
+      </w:r>
+      <w:r>
+        <w:t xml:space="preserve"> </w:t>
+      </w:r>
+      <w:r>
+        <w:t xml:space="preserve">(§10) y cómo se financia el resto.</w:t>
       </w:r>
       <w:r>
         <w:t xml:space="preserve"> </w:t>
@@ -2733,7 +2792,7 @@
         <w:t xml:space="preserve">El presupuesto se presenta completo</w:t>
       </w:r>
       <w:r>
-        <w:t xml:space="preserve">, y la proporción se define en esa conversación, no antes.</w:t>
+        <w:t xml:space="preserve">, y la distribución se define en esa conversación, no antes.</w:t>
       </w:r>
     </w:p>
     <w:p>

--- a/republica-dominicana/propuesta-proyecto-AP/Propuesta-v2-piloto-AP-RD-2027-2030.docx
+++ b/republica-dominicana/propuesta-proyecto-AP/Propuesta-v2-piloto-AP-RD-2027-2030.docx
@@ -2,7 +2,7 @@
 <file path=word/document.xml><?xml version="1.0" encoding="utf-8"?>
 <w:document xmlns:w="http://schemas.openxmlformats.org/wordprocessingml/2006/main" xmlns:m="http://schemas.openxmlformats.org/officeDocument/2006/math" xmlns:r="http://schemas.openxmlformats.org/officeDocument/2006/relationships" xmlns:o="urn:schemas-microsoft-com:office:office" xmlns:v="urn:schemas-microsoft-com:vml" xmlns:w10="urn:schemas-microsoft-com:office:word" xmlns:a="http://schemas.openxmlformats.org/drawingml/2006/main" xmlns:pic="http://schemas.openxmlformats.org/drawingml/2006/picture" xmlns:wp="http://schemas.openxmlformats.org/drawingml/2006/wordprocessingDrawing">
   <w:body>
-    <w:bookmarkStart w:id="26" w:name="X49d69b69a2f4792f422d0ff754340b711f90e52"/>
+    <w:bookmarkStart w:id="28" w:name="X49d69b69a2f4792f422d0ff754340b711f90e52"/>
     <w:p>
       <w:pPr>
         <w:pStyle w:val="Heading1"/>
@@ -88,7 +88,7 @@
         </w:pict>
       </w:r>
     </w:p>
-    <w:bookmarkStart w:id="13" w:name="Xf34131f22388d6093dd5914cd6a0098b9e28a72"/>
+    <w:bookmarkStart w:id="15" w:name="Xf34131f22388d6093dd5914cd6a0098b9e28a72"/>
     <w:p>
       <w:pPr>
         <w:pStyle w:val="Heading2"/>
@@ -337,6 +337,136 @@
     </w:p>
     <w:p>
       <w:pPr>
+        <w:pStyle w:val="BlockText"/>
+        <w:numPr>
+          <w:ilvl w:val="0"/>
+          <w:numId w:val="1000"/>
+        </w:numPr>
+      </w:pPr>
+      <w:r>
+        <w:t xml:space="preserve">Esa capacitación —la que impulsan la</w:t>
+      </w:r>
+      <w:r>
+        <w:t xml:space="preserve"> </w:t>
+      </w:r>
+      <w:r>
+        <w:rPr>
+          <w:b/>
+          <w:bCs/>
+        </w:rPr>
+        <w:t xml:space="preserve">Asociación Mainstream</w:t>
+      </w:r>
+      <w:r>
+        <w:t xml:space="preserve"> </w:t>
+      </w:r>
+      <w:r>
+        <w:t xml:space="preserve">(centro de vida independiente del Japón) y la</w:t>
+      </w:r>
+      <w:r>
+        <w:t xml:space="preserve"> </w:t>
+      </w:r>
+      <w:r>
+        <w:rPr>
+          <w:b/>
+          <w:bCs/>
+        </w:rPr>
+        <w:t xml:space="preserve">JICA</w:t>
+      </w:r>
+      <w:r>
+        <w:t xml:space="preserve">— está reconocida como</w:t>
+      </w:r>
+      <w:r>
+        <w:t xml:space="preserve"> </w:t>
+      </w:r>
+      <w:r>
+        <w:rPr>
+          <w:b/>
+          <w:bCs/>
+        </w:rPr>
+        <w:t xml:space="preserve">buena práctica por la Oficina del Alto Comisionado de las Naciones Unidas para los Derechos Humanos</w:t>
+      </w:r>
+      <w:r>
+        <w:t xml:space="preserve">, en su informe</w:t>
+      </w:r>
+      <w:r>
+        <w:t xml:space="preserve"> </w:t>
+      </w:r>
+      <w:r>
+        <w:rPr>
+          <w:i/>
+          <w:iCs/>
+        </w:rPr>
+        <w:t xml:space="preserve">Buenas prácticas de los sistemas de apoyo para la inclusión de las personas con discapacidad en la comunidad</w:t>
+      </w:r>
+      <w:r>
+        <w:t xml:space="preserve"> </w:t>
+      </w:r>
+      <w:r>
+        <w:t xml:space="preserve">(</w:t>
+      </w:r>
+      <w:r>
+        <w:rPr>
+          <w:b/>
+          <w:bCs/>
+        </w:rPr>
+        <w:t xml:space="preserve">A/HRC/55/34</w:t>
+      </w:r>
+      <w:r>
+        <w:t xml:space="preserve">, párr. 55): los centros de vida independiente dirigidos por las personas formadas «crean activamente conciencia […] al tiempo que ofrecen capacitación en asistencia personal». (</w:t>
+      </w:r>
+      <w:hyperlink r:id="rId13">
+        <w:r>
+          <w:rPr>
+            <w:rStyle w:val="Hyperlink"/>
+          </w:rPr>
+          <w:t xml:space="preserve">texto en español</w:t>
+        </w:r>
+      </w:hyperlink>
+      <w:r>
+        <w:t xml:space="preserve"> </w:t>
+      </w:r>
+      <w:r>
+        <w:t xml:space="preserve">·</w:t>
+      </w:r>
+      <w:r>
+        <w:t xml:space="preserve"> </w:t>
+      </w:r>
+      <w:hyperlink r:id="rId14">
+        <w:r>
+          <w:rPr>
+            <w:rStyle w:val="Hyperlink"/>
+          </w:rPr>
+          <w:t xml:space="preserve">ficha del ACNUDH</w:t>
+        </w:r>
+      </w:hyperlink>
+      <w:r>
+        <w:t xml:space="preserve">)</w:t>
+      </w:r>
+    </w:p>
+    <w:p>
+      <w:pPr>
+        <w:pStyle w:val="BlockText"/>
+        <w:numPr>
+          <w:ilvl w:val="0"/>
+          <w:numId w:val="1000"/>
+        </w:numPr>
+      </w:pPr>
+      <w:r>
+        <w:t xml:space="preserve">La ruta que propone este proyecto —formarse en un centro de vida independiente y volver a poner en marcha el servicio en el propio país— es exactamente la que el ACNUDH señala.</w:t>
+      </w:r>
+      <w:r>
+        <w:t xml:space="preserve"> </w:t>
+      </w:r>
+      <w:r>
+        <w:rPr>
+          <w:b/>
+          <w:bCs/>
+        </w:rPr>
+        <w:t xml:space="preserve">Costa Rica es el eslabón latinoamericano de esa misma cadena.</w:t>
+      </w:r>
+    </w:p>
+    <w:p>
+      <w:pPr>
         <w:numPr>
           <w:ilvl w:val="0"/>
           <w:numId w:val="1001"/>
@@ -418,8 +548,8 @@
         </w:pict>
       </w:r>
     </w:p>
-    <w:bookmarkEnd w:id="13"/>
-    <w:bookmarkStart w:id="14" w:name="X0e652f04fa4ff486c4b70e217741b0037f5beed"/>
+    <w:bookmarkEnd w:id="15"/>
+    <w:bookmarkStart w:id="16" w:name="X0e652f04fa4ff486c4b70e217741b0037f5beed"/>
     <w:p>
       <w:pPr>
         <w:pStyle w:val="Heading2"/>
@@ -588,8 +718,8 @@
         </w:pict>
       </w:r>
     </w:p>
-    <w:bookmarkEnd w:id="14"/>
-    <w:bookmarkStart w:id="15" w:name="X38b24701393d04290d1a6e1293836c96040893c"/>
+    <w:bookmarkEnd w:id="16"/>
+    <w:bookmarkStart w:id="17" w:name="X38b24701393d04290d1a6e1293836c96040893c"/>
     <w:p>
       <w:pPr>
         <w:pStyle w:val="Heading2"/>
@@ -810,8 +940,8 @@
         </w:pict>
       </w:r>
     </w:p>
-    <w:bookmarkEnd w:id="15"/>
-    <w:bookmarkStart w:id="16" w:name="X7cb408607628cb2420dd10343dd5eaf527b38ff"/>
+    <w:bookmarkEnd w:id="17"/>
+    <w:bookmarkStart w:id="18" w:name="X7cb408607628cb2420dd10343dd5eaf527b38ff"/>
     <w:p>
       <w:pPr>
         <w:pStyle w:val="Heading2"/>
@@ -931,8 +1061,8 @@
         </w:pict>
       </w:r>
     </w:p>
-    <w:bookmarkEnd w:id="16"/>
-    <w:bookmarkStart w:id="17" w:name="X8e2fc4bb390eeda68e22252144d9044bcdfe4e2"/>
+    <w:bookmarkEnd w:id="18"/>
+    <w:bookmarkStart w:id="19" w:name="X8e2fc4bb390eeda68e22252144d9044bcdfe4e2"/>
     <w:p>
       <w:pPr>
         <w:pStyle w:val="Heading2"/>
@@ -1394,8 +1524,8 @@
         </w:pict>
       </w:r>
     </w:p>
-    <w:bookmarkEnd w:id="17"/>
-    <w:bookmarkStart w:id="18" w:name="Xc95e791bdaf904c07c11b681b7057bc02ebf13f"/>
+    <w:bookmarkEnd w:id="19"/>
+    <w:bookmarkStart w:id="20" w:name="Xc95e791bdaf904c07c11b681b7057bc02ebf13f"/>
     <w:p>
       <w:pPr>
         <w:pStyle w:val="Heading2"/>
@@ -1612,8 +1742,8 @@
         </w:pict>
       </w:r>
     </w:p>
-    <w:bookmarkEnd w:id="18"/>
-    <w:bookmarkStart w:id="19" w:name="X36cc086c8b2aab8c110e89926ddf57fb857eff4"/>
+    <w:bookmarkEnd w:id="20"/>
+    <w:bookmarkStart w:id="21" w:name="X36cc086c8b2aab8c110e89926ddf57fb857eff4"/>
     <w:p>
       <w:pPr>
         <w:pStyle w:val="Heading2"/>
@@ -1877,8 +2007,8 @@
         </w:pict>
       </w:r>
     </w:p>
-    <w:bookmarkEnd w:id="19"/>
-    <w:bookmarkStart w:id="20" w:name="X98b4899c1985497138b84a377d48cbecf0a84ee"/>
+    <w:bookmarkEnd w:id="21"/>
+    <w:bookmarkStart w:id="22" w:name="X98b4899c1985497138b84a377d48cbecf0a84ee"/>
     <w:p>
       <w:pPr>
         <w:pStyle w:val="Heading2"/>
@@ -1932,8 +2062,8 @@
         </w:pict>
       </w:r>
     </w:p>
-    <w:bookmarkEnd w:id="20"/>
-    <w:bookmarkStart w:id="21" w:name="Xef732971e381e0846133eb8f2d28db8d757f22c"/>
+    <w:bookmarkEnd w:id="22"/>
+    <w:bookmarkStart w:id="23" w:name="Xef732971e381e0846133eb8f2d28db8d757f22c"/>
     <w:p>
       <w:pPr>
         <w:pStyle w:val="Heading2"/>
@@ -2192,8 +2322,8 @@
         <w:t xml:space="preserve">Costo de uso: [x — por confirmar con Morpho]</w:t>
       </w:r>
     </w:p>
-    <w:bookmarkEnd w:id="21"/>
-    <w:bookmarkStart w:id="22" w:name="Xe9ed06b37cd8a4e7b1e8dfb60083bf04edc4964"/>
+    <w:bookmarkEnd w:id="23"/>
+    <w:bookmarkStart w:id="24" w:name="Xe9ed06b37cd8a4e7b1e8dfb60083bf04edc4964"/>
     <w:p>
       <w:pPr>
         <w:pStyle w:val="Heading2"/>
@@ -2666,8 +2796,8 @@
         <w:t xml:space="preserve">: el pago estatal no hay que construirlo desde cero.</w:t>
       </w:r>
     </w:p>
-    <w:bookmarkEnd w:id="22"/>
-    <w:bookmarkStart w:id="23" w:name="Xe76011752e37cf528c9d59fbd93aa710a8e7fed"/>
+    <w:bookmarkEnd w:id="24"/>
+    <w:bookmarkStart w:id="25" w:name="Xe76011752e37cf528c9d59fbd93aa710a8e7fed"/>
     <w:p>
       <w:pPr>
         <w:pStyle w:val="Heading2"/>
@@ -3368,8 +3498,8 @@
         <w:t xml:space="preserve">CONADIS / FONADIS / Supérate / Ministerio de la Mujer (nacional) · OIT · JICA · CAF · BID · Banco Mundial</w:t>
       </w:r>
     </w:p>
-    <w:bookmarkEnd w:id="23"/>
-    <w:bookmarkStart w:id="24" w:name="X1f1df990115bae087baba3e3a7933e834838422"/>
+    <w:bookmarkEnd w:id="25"/>
+    <w:bookmarkStart w:id="26" w:name="X1f1df990115bae087baba3e3a7933e834838422"/>
     <w:p>
       <w:pPr>
         <w:pStyle w:val="Heading2"/>
@@ -3660,8 +3790,8 @@
         </w:pict>
       </w:r>
     </w:p>
-    <w:bookmarkEnd w:id="24"/>
-    <w:bookmarkStart w:id="25" w:name="X69bc83733ec6dbcf87719dcf1ab89ce6770c9cc"/>
+    <w:bookmarkEnd w:id="26"/>
+    <w:bookmarkStart w:id="27" w:name="X69bc83733ec6dbcf87719dcf1ab89ce6770c9cc"/>
     <w:p>
       <w:pPr>
         <w:pStyle w:val="Heading2"/>
@@ -3777,8 +3907,8 @@
         <w:t xml:space="preserve">Borrador de trabajo de RELAVIN — septiembre de 2026.</w:t>
       </w:r>
     </w:p>
-    <w:bookmarkEnd w:id="25"/>
-    <w:bookmarkEnd w:id="26"/>
+    <w:bookmarkEnd w:id="27"/>
+    <w:bookmarkEnd w:id="28"/>
     <w:sectPr>
       <w:footnotePr>
         <w:numRestart w:val="eachSect"/>
